--- a/Documentazione (word e pdf)/CoreDel RGD.docx
+++ b/Documentazione (word e pdf)/CoreDel RGD.docx
@@ -18,13 +18,8 @@
       <w:pPr>
         <w:pStyle w:val="TitoloPagina1"/>
       </w:pPr>
-      <w:proofErr w:type="spellStart"/>
-      <w:r>
-        <w:t>CoreDel</w:t>
-      </w:r>
-      <w:proofErr w:type="spellEnd"/>
-      <w:r>
-        <w:t xml:space="preserve"> RGD</w:t>
+      <w:r>
+        <w:t>CoreDel RGD</w:t>
       </w:r>
     </w:p>
     <w:p>
@@ -147,7 +142,7 @@
         <w:rPr>
           <w:noProof/>
         </w:rPr>
-        <w:instrText xml:space="preserve"> PAGEREF _Toc240631379 \h </w:instrText>
+        <w:instrText xml:space="preserve"> PAGEREF _Toc241236730 \h </w:instrText>
       </w:r>
       <w:r>
         <w:rPr>
@@ -230,7 +225,7 @@
         <w:rPr>
           <w:noProof/>
         </w:rPr>
-        <w:instrText xml:space="preserve"> PAGEREF _Toc240631380 \h </w:instrText>
+        <w:instrText xml:space="preserve"> PAGEREF _Toc241236731 \h </w:instrText>
       </w:r>
       <w:r>
         <w:rPr>
@@ -313,7 +308,7 @@
         <w:rPr>
           <w:noProof/>
         </w:rPr>
-        <w:instrText xml:space="preserve"> PAGEREF _Toc240631381 \h </w:instrText>
+        <w:instrText xml:space="preserve"> PAGEREF _Toc241236732 \h </w:instrText>
       </w:r>
       <w:r>
         <w:rPr>
@@ -396,7 +391,7 @@
         <w:rPr>
           <w:noProof/>
         </w:rPr>
-        <w:instrText xml:space="preserve"> PAGEREF _Toc240631382 \h </w:instrText>
+        <w:instrText xml:space="preserve"> PAGEREF _Toc241236733 \h </w:instrText>
       </w:r>
       <w:r>
         <w:rPr>
@@ -481,7 +476,7 @@
         <w:rPr>
           <w:noProof/>
         </w:rPr>
-        <w:instrText xml:space="preserve"> PAGEREF _Toc240631383 \h </w:instrText>
+        <w:instrText xml:space="preserve"> PAGEREF _Toc241236734 \h </w:instrText>
       </w:r>
       <w:r>
         <w:rPr>
@@ -564,7 +559,7 @@
         <w:rPr>
           <w:noProof/>
         </w:rPr>
-        <w:instrText xml:space="preserve"> PAGEREF _Toc240631384 \h </w:instrText>
+        <w:instrText xml:space="preserve"> PAGEREF _Toc241236735 \h </w:instrText>
       </w:r>
       <w:r>
         <w:rPr>
@@ -647,7 +642,7 @@
         <w:rPr>
           <w:noProof/>
         </w:rPr>
-        <w:instrText xml:space="preserve"> PAGEREF _Toc240631385 \h </w:instrText>
+        <w:instrText xml:space="preserve"> PAGEREF _Toc241236736 \h </w:instrText>
       </w:r>
       <w:r>
         <w:rPr>
@@ -730,7 +725,7 @@
         <w:rPr>
           <w:noProof/>
         </w:rPr>
-        <w:instrText xml:space="preserve"> PAGEREF _Toc240631386 \h </w:instrText>
+        <w:instrText xml:space="preserve"> PAGEREF _Toc241236737 \h </w:instrText>
       </w:r>
       <w:r>
         <w:rPr>
@@ -747,7 +742,7 @@
         <w:rPr>
           <w:noProof/>
         </w:rPr>
-        <w:t>5</w:t>
+        <w:t>6</w:t>
       </w:r>
       <w:r>
         <w:rPr>
@@ -813,7 +808,7 @@
         <w:rPr>
           <w:noProof/>
         </w:rPr>
-        <w:instrText xml:space="preserve"> PAGEREF _Toc240631387 \h </w:instrText>
+        <w:instrText xml:space="preserve"> PAGEREF _Toc241236738 \h </w:instrText>
       </w:r>
       <w:r>
         <w:rPr>
@@ -830,7 +825,7 @@
         <w:rPr>
           <w:noProof/>
         </w:rPr>
-        <w:t>6</w:t>
+        <w:t>8</w:t>
       </w:r>
       <w:r>
         <w:rPr>
@@ -896,7 +891,7 @@
         <w:rPr>
           <w:noProof/>
         </w:rPr>
-        <w:instrText xml:space="preserve"> PAGEREF _Toc240631388 \h </w:instrText>
+        <w:instrText xml:space="preserve"> PAGEREF _Toc241236739 \h </w:instrText>
       </w:r>
       <w:r>
         <w:rPr>
@@ -913,7 +908,7 @@
         <w:rPr>
           <w:noProof/>
         </w:rPr>
-        <w:t>7</w:t>
+        <w:t>8</w:t>
       </w:r>
       <w:r>
         <w:rPr>
@@ -979,7 +974,7 @@
         <w:rPr>
           <w:noProof/>
         </w:rPr>
-        <w:instrText xml:space="preserve"> PAGEREF _Toc240631389 \h </w:instrText>
+        <w:instrText xml:space="preserve"> PAGEREF _Toc241236740 \h </w:instrText>
       </w:r>
       <w:r>
         <w:rPr>
@@ -996,7 +991,7 @@
         <w:rPr>
           <w:noProof/>
         </w:rPr>
-        <w:t>7</w:t>
+        <w:t>9</w:t>
       </w:r>
       <w:r>
         <w:rPr>
@@ -1062,7 +1057,7 @@
         <w:rPr>
           <w:noProof/>
         </w:rPr>
-        <w:instrText xml:space="preserve"> PAGEREF _Toc240631390 \h </w:instrText>
+        <w:instrText xml:space="preserve"> PAGEREF _Toc241236741 \h </w:instrText>
       </w:r>
       <w:r>
         <w:rPr>
@@ -1079,7 +1074,7 @@
         <w:rPr>
           <w:noProof/>
         </w:rPr>
-        <w:t>7</w:t>
+        <w:t>9</w:t>
       </w:r>
       <w:r>
         <w:rPr>
@@ -1145,7 +1140,7 @@
         <w:rPr>
           <w:noProof/>
         </w:rPr>
-        <w:instrText xml:space="preserve"> PAGEREF _Toc240631391 \h </w:instrText>
+        <w:instrText xml:space="preserve"> PAGEREF _Toc241236742 \h </w:instrText>
       </w:r>
       <w:r>
         <w:rPr>
@@ -1162,7 +1157,7 @@
         <w:rPr>
           <w:noProof/>
         </w:rPr>
-        <w:t>7</w:t>
+        <w:t>9</w:t>
       </w:r>
       <w:r>
         <w:rPr>
@@ -1228,7 +1223,7 @@
         <w:rPr>
           <w:noProof/>
         </w:rPr>
-        <w:instrText xml:space="preserve"> PAGEREF _Toc240631392 \h </w:instrText>
+        <w:instrText xml:space="preserve"> PAGEREF _Toc241236743 \h </w:instrText>
       </w:r>
       <w:r>
         <w:rPr>
@@ -1245,7 +1240,7 @@
         <w:rPr>
           <w:noProof/>
         </w:rPr>
-        <w:t>7</w:t>
+        <w:t>9</w:t>
       </w:r>
       <w:r>
         <w:rPr>
@@ -1311,7 +1306,7 @@
         <w:rPr>
           <w:noProof/>
         </w:rPr>
-        <w:instrText xml:space="preserve"> PAGEREF _Toc240631393 \h </w:instrText>
+        <w:instrText xml:space="preserve"> PAGEREF _Toc241236744 \h </w:instrText>
       </w:r>
       <w:r>
         <w:rPr>
@@ -1328,7 +1323,7 @@
         <w:rPr>
           <w:noProof/>
         </w:rPr>
-        <w:t>8</w:t>
+        <w:t>9</w:t>
       </w:r>
       <w:r>
         <w:rPr>
@@ -1394,7 +1389,7 @@
         <w:rPr>
           <w:noProof/>
         </w:rPr>
-        <w:instrText xml:space="preserve"> PAGEREF _Toc240631394 \h </w:instrText>
+        <w:instrText xml:space="preserve"> PAGEREF _Toc241236745 \h </w:instrText>
       </w:r>
       <w:r>
         <w:rPr>
@@ -1411,7 +1406,7 @@
         <w:rPr>
           <w:noProof/>
         </w:rPr>
-        <w:t>8</w:t>
+        <w:t>10</w:t>
       </w:r>
       <w:r>
         <w:rPr>
@@ -1477,7 +1472,7 @@
         <w:rPr>
           <w:noProof/>
         </w:rPr>
-        <w:instrText xml:space="preserve"> PAGEREF _Toc240631395 \h </w:instrText>
+        <w:instrText xml:space="preserve"> PAGEREF _Toc241236746 \h </w:instrText>
       </w:r>
       <w:r>
         <w:rPr>
@@ -1494,7 +1489,7 @@
         <w:rPr>
           <w:noProof/>
         </w:rPr>
-        <w:t>8</w:t>
+        <w:t>10</w:t>
       </w:r>
       <w:r>
         <w:rPr>
@@ -1560,7 +1555,7 @@
         <w:rPr>
           <w:noProof/>
         </w:rPr>
-        <w:instrText xml:space="preserve"> PAGEREF _Toc240631396 \h </w:instrText>
+        <w:instrText xml:space="preserve"> PAGEREF _Toc241236747 \h </w:instrText>
       </w:r>
       <w:r>
         <w:rPr>
@@ -1577,7 +1572,13 @@
         <w:rPr>
           <w:noProof/>
         </w:rPr>
-        <w:t>8</w:t>
+        <w:t>1</w:t>
+      </w:r>
+      <w:r>
+        <w:rPr>
+          <w:noProof/>
+        </w:rPr>
+        <w:t>0</w:t>
       </w:r>
       <w:r>
         <w:rPr>
@@ -1643,7 +1644,7 @@
         <w:rPr>
           <w:noProof/>
         </w:rPr>
-        <w:instrText xml:space="preserve"> PAGEREF _Toc240631397 \h </w:instrText>
+        <w:instrText xml:space="preserve"> PAGEREF _Toc241236748 \h </w:instrText>
       </w:r>
       <w:r>
         <w:rPr>
@@ -1660,7 +1661,7 @@
         <w:rPr>
           <w:noProof/>
         </w:rPr>
-        <w:t>9</w:t>
+        <w:t>12</w:t>
       </w:r>
       <w:r>
         <w:rPr>
@@ -1728,7 +1729,7 @@
         <w:rPr>
           <w:noProof/>
         </w:rPr>
-        <w:instrText xml:space="preserve"> PAGEREF _Toc240631398 \h </w:instrText>
+        <w:instrText xml:space="preserve"> PAGEREF _Toc241236749 \h </w:instrText>
       </w:r>
       <w:r>
         <w:rPr>
@@ -1745,7 +1746,7 @@
         <w:rPr>
           <w:noProof/>
         </w:rPr>
-        <w:t>9</w:t>
+        <w:t>12</w:t>
       </w:r>
       <w:r>
         <w:rPr>
@@ -1811,7 +1812,7 @@
         <w:rPr>
           <w:noProof/>
         </w:rPr>
-        <w:instrText xml:space="preserve"> PAGEREF _Toc240631399 \h </w:instrText>
+        <w:instrText xml:space="preserve"> PAGEREF _Toc241236750 \h </w:instrText>
       </w:r>
       <w:r>
         <w:rPr>
@@ -1828,7 +1829,7 @@
         <w:rPr>
           <w:noProof/>
         </w:rPr>
-        <w:t>9</w:t>
+        <w:t>12</w:t>
       </w:r>
       <w:r>
         <w:rPr>
@@ -1894,7 +1895,7 @@
         <w:rPr>
           <w:noProof/>
         </w:rPr>
-        <w:instrText xml:space="preserve"> PAGEREF _Toc240631400 \h </w:instrText>
+        <w:instrText xml:space="preserve"> PAGEREF _Toc241236751 \h </w:instrText>
       </w:r>
       <w:r>
         <w:rPr>
@@ -1911,7 +1912,7 @@
         <w:rPr>
           <w:noProof/>
         </w:rPr>
-        <w:t>10</w:t>
+        <w:t>13</w:t>
       </w:r>
       <w:r>
         <w:rPr>
@@ -1977,7 +1978,7 @@
         <w:rPr>
           <w:noProof/>
         </w:rPr>
-        <w:instrText xml:space="preserve"> PAGEREF _Toc240631401 \h </w:instrText>
+        <w:instrText xml:space="preserve"> PAGEREF _Toc241236752 \h </w:instrText>
       </w:r>
       <w:r>
         <w:rPr>
@@ -1994,7 +1995,7 @@
         <w:rPr>
           <w:noProof/>
         </w:rPr>
-        <w:t>10</w:t>
+        <w:t>13</w:t>
       </w:r>
       <w:r>
         <w:rPr>
@@ -2062,7 +2063,7 @@
         <w:rPr>
           <w:noProof/>
         </w:rPr>
-        <w:instrText xml:space="preserve"> PAGEREF _Toc240631402 \h </w:instrText>
+        <w:instrText xml:space="preserve"> PAGEREF _Toc241236753 \h </w:instrText>
       </w:r>
       <w:r>
         <w:rPr>
@@ -2079,7 +2080,7 @@
         <w:rPr>
           <w:noProof/>
         </w:rPr>
-        <w:t>10</w:t>
+        <w:t>13</w:t>
       </w:r>
       <w:r>
         <w:rPr>
@@ -2147,7 +2148,7 @@
         <w:rPr>
           <w:noProof/>
         </w:rPr>
-        <w:instrText xml:space="preserve"> PAGEREF _Toc240631403 \h </w:instrText>
+        <w:instrText xml:space="preserve"> PAGEREF _Toc241236754 \h </w:instrText>
       </w:r>
       <w:r>
         <w:rPr>
@@ -2164,7 +2165,7 @@
         <w:rPr>
           <w:noProof/>
         </w:rPr>
-        <w:t>10</w:t>
+        <w:t>13</w:t>
       </w:r>
       <w:r>
         <w:rPr>
@@ -2230,7 +2231,7 @@
         <w:rPr>
           <w:noProof/>
         </w:rPr>
-        <w:instrText xml:space="preserve"> PAGEREF _Toc240631404 \h </w:instrText>
+        <w:instrText xml:space="preserve"> PAGEREF _Toc241236755 \h </w:instrText>
       </w:r>
       <w:r>
         <w:rPr>
@@ -2247,7 +2248,7 @@
         <w:rPr>
           <w:noProof/>
         </w:rPr>
-        <w:t>10</w:t>
+        <w:t>13</w:t>
       </w:r>
       <w:r>
         <w:rPr>
@@ -2313,7 +2314,7 @@
         <w:rPr>
           <w:noProof/>
         </w:rPr>
-        <w:instrText xml:space="preserve"> PAGEREF _Toc240631405 \h </w:instrText>
+        <w:instrText xml:space="preserve"> PAGEREF _Toc241236756 \h </w:instrText>
       </w:r>
       <w:r>
         <w:rPr>
@@ -2330,7 +2331,7 @@
         <w:rPr>
           <w:noProof/>
         </w:rPr>
-        <w:t>10</w:t>
+        <w:t>13</w:t>
       </w:r>
       <w:r>
         <w:rPr>
@@ -2398,7 +2399,7 @@
         <w:rPr>
           <w:noProof/>
         </w:rPr>
-        <w:instrText xml:space="preserve"> PAGEREF _Toc240631406 \h </w:instrText>
+        <w:instrText xml:space="preserve"> PAGEREF _Toc241236757 \h </w:instrText>
       </w:r>
       <w:r>
         <w:rPr>
@@ -2415,7 +2416,7 @@
         <w:rPr>
           <w:noProof/>
         </w:rPr>
-        <w:t>10</w:t>
+        <w:t>13</w:t>
       </w:r>
       <w:r>
         <w:rPr>
@@ -2483,7 +2484,7 @@
         <w:rPr>
           <w:noProof/>
         </w:rPr>
-        <w:instrText xml:space="preserve"> PAGEREF _Toc240631407 \h </w:instrText>
+        <w:instrText xml:space="preserve"> PAGEREF _Toc241236758 \h </w:instrText>
       </w:r>
       <w:r>
         <w:rPr>
@@ -2500,7 +2501,7 @@
         <w:rPr>
           <w:noProof/>
         </w:rPr>
-        <w:t>11</w:t>
+        <w:t>14</w:t>
       </w:r>
       <w:r>
         <w:rPr>
@@ -2566,7 +2567,7 @@
         <w:rPr>
           <w:noProof/>
         </w:rPr>
-        <w:instrText xml:space="preserve"> PAGEREF _Toc240631408 \h </w:instrText>
+        <w:instrText xml:space="preserve"> PAGEREF _Toc241236759 \h </w:instrText>
       </w:r>
       <w:r>
         <w:rPr>
@@ -2583,7 +2584,7 @@
         <w:rPr>
           <w:noProof/>
         </w:rPr>
-        <w:t>11</w:t>
+        <w:t>14</w:t>
       </w:r>
       <w:r>
         <w:rPr>
@@ -2651,7 +2652,7 @@
         <w:rPr>
           <w:noProof/>
         </w:rPr>
-        <w:instrText xml:space="preserve"> PAGEREF _Toc240631409 \h </w:instrText>
+        <w:instrText xml:space="preserve"> PAGEREF _Toc241236760 \h </w:instrText>
       </w:r>
       <w:r>
         <w:rPr>
@@ -2668,7 +2669,7 @@
         <w:rPr>
           <w:noProof/>
         </w:rPr>
-        <w:t>11</w:t>
+        <w:t>14</w:t>
       </w:r>
       <w:r>
         <w:rPr>
@@ -2710,7 +2711,7 @@
         </w:rPr>
         <w:br w:type="page"/>
       </w:r>
-      <w:bookmarkStart w:id="0" w:name="_Toc240631379"/>
+      <w:bookmarkStart w:id="0" w:name="_Toc241236730"/>
       <w:r>
         <w:rPr>
           <w:lang w:val="it-IT"/>
@@ -2724,7 +2725,7 @@
       <w:pPr>
         <w:pStyle w:val="Titolo2"/>
       </w:pPr>
-      <w:bookmarkStart w:id="1" w:name="_Toc240631380"/>
+      <w:bookmarkStart w:id="1" w:name="_Toc241236731"/>
       <w:r>
         <w:t>Informazioni sul progetto</w:t>
       </w:r>
@@ -2842,7 +2843,7 @@
       <w:pPr>
         <w:pStyle w:val="Titolo2"/>
       </w:pPr>
-      <w:bookmarkStart w:id="2" w:name="_Toc240631381"/>
+      <w:bookmarkStart w:id="2" w:name="_Toc241236732"/>
       <w:r>
         <w:t>Abstract</w:t>
       </w:r>
@@ -3031,19 +3032,11 @@
           <w:lang w:val="en-US"/>
         </w:rPr>
       </w:pPr>
-      <w:proofErr w:type="spellStart"/>
       <w:r>
         <w:rPr>
           <w:lang w:val="en-US"/>
         </w:rPr>
-        <w:t>Esempio</w:t>
-      </w:r>
-      <w:proofErr w:type="spellEnd"/>
-      <w:r>
-        <w:rPr>
-          <w:lang w:val="en-US"/>
-        </w:rPr>
-        <w:t xml:space="preserve"> di abstract: </w:t>
+        <w:t xml:space="preserve">Esempio di abstract: </w:t>
       </w:r>
     </w:p>
     <w:p>
@@ -3097,7 +3090,7 @@
       <w:pPr>
         <w:pStyle w:val="Titolo2"/>
       </w:pPr>
-      <w:bookmarkStart w:id="3" w:name="_Toc240631382"/>
+      <w:bookmarkStart w:id="3" w:name="_Toc241236733"/>
       <w:r>
         <w:t>Scopo</w:t>
       </w:r>
@@ -3151,7 +3144,7 @@
       <w:r>
         <w:br w:type="page"/>
       </w:r>
-      <w:bookmarkStart w:id="4" w:name="_Toc240631383"/>
+      <w:bookmarkStart w:id="4" w:name="_Toc241236734"/>
       <w:r>
         <w:rPr>
           <w:lang w:val="it-IT"/>
@@ -3165,7 +3158,7 @@
       <w:pPr>
         <w:pStyle w:val="Titolo2"/>
       </w:pPr>
-      <w:bookmarkStart w:id="5" w:name="_Toc240631384"/>
+      <w:bookmarkStart w:id="5" w:name="_Toc241236735"/>
       <w:r>
         <w:t>Analisi e s</w:t>
       </w:r>
@@ -3185,7 +3178,7 @@
         <w:pStyle w:val="Titolo3"/>
         <w:spacing w:before="0"/>
       </w:pPr>
-      <w:bookmarkStart w:id="6" w:name="_Toc240631385"/>
+      <w:bookmarkStart w:id="6" w:name="_Toc241236736"/>
       <w:r>
         <w:t>Requisiti funzionali</w:t>
       </w:r>
@@ -3453,23 +3446,7 @@
                 <w:sz w:val="16"/>
                 <w:szCs w:val="16"/>
               </w:rPr>
-              <w:t xml:space="preserve">Necessità interazioni </w:t>
-            </w:r>
-            <w:proofErr w:type="spellStart"/>
-            <w:r>
-              <w:rPr>
-                <w:sz w:val="16"/>
-                <w:szCs w:val="16"/>
-              </w:rPr>
-              <w:t>i/o</w:t>
-            </w:r>
-            <w:proofErr w:type="spellEnd"/>
-            <w:r>
-              <w:rPr>
-                <w:sz w:val="16"/>
-                <w:szCs w:val="16"/>
-              </w:rPr>
-              <w:t xml:space="preserve"> e sistema di calcolo casuale</w:t>
+              <w:t>Necessità interazioni i/o e sistema di calcolo casuale</w:t>
             </w:r>
             <w:r>
               <w:rPr>
@@ -3490,23 +3467,7 @@
                 <w:sz w:val="16"/>
                 <w:szCs w:val="16"/>
               </w:rPr>
-              <w:t xml:space="preserve"> random </w:t>
-            </w:r>
-            <w:proofErr w:type="spellStart"/>
-            <w:r>
-              <w:rPr>
-                <w:sz w:val="16"/>
-                <w:szCs w:val="16"/>
-              </w:rPr>
-              <w:t>number</w:t>
-            </w:r>
-            <w:proofErr w:type="spellEnd"/>
-            <w:r>
-              <w:rPr>
-                <w:sz w:val="16"/>
-                <w:szCs w:val="16"/>
-              </w:rPr>
-              <w:t xml:space="preserve"> generator)</w:t>
+              <w:t xml:space="preserve"> random number generator)</w:t>
             </w:r>
           </w:p>
         </w:tc>
@@ -4297,23 +4258,7 @@
                 <w:sz w:val="16"/>
                 <w:szCs w:val="16"/>
               </w:rPr>
-              <w:t xml:space="preserve">Deve essere possibile variare il </w:t>
-            </w:r>
-            <w:proofErr w:type="spellStart"/>
-            <w:r>
-              <w:rPr>
-                <w:sz w:val="16"/>
-                <w:szCs w:val="16"/>
-              </w:rPr>
-              <w:t>quantativo</w:t>
-            </w:r>
-            <w:proofErr w:type="spellEnd"/>
-            <w:r>
-              <w:rPr>
-                <w:sz w:val="16"/>
-                <w:szCs w:val="16"/>
-              </w:rPr>
-              <w:t xml:space="preserve"> in base all’operazione</w:t>
+              <w:t>Deve essere possibile variare il quantativo in base all’operazione</w:t>
             </w:r>
           </w:p>
         </w:tc>
@@ -4532,23 +4477,7 @@
                 <w:sz w:val="16"/>
                 <w:szCs w:val="16"/>
               </w:rPr>
-              <w:t xml:space="preserve">Generazione onesta delle vincite (no </w:t>
-            </w:r>
-            <w:proofErr w:type="spellStart"/>
-            <w:r>
-              <w:rPr>
-                <w:sz w:val="16"/>
-                <w:szCs w:val="16"/>
-              </w:rPr>
-              <w:t>near</w:t>
-            </w:r>
-            <w:proofErr w:type="spellEnd"/>
-            <w:r>
-              <w:rPr>
-                <w:sz w:val="16"/>
-                <w:szCs w:val="16"/>
-              </w:rPr>
-              <w:t>-misses)</w:t>
+              <w:t>Generazione onesta delle vincite (no near-misses)</w:t>
             </w:r>
           </w:p>
         </w:tc>
@@ -5421,21 +5350,12 @@
                 <w:szCs w:val="16"/>
               </w:rPr>
             </w:pPr>
-            <w:proofErr w:type="spellStart"/>
-            <w:r>
-              <w:rPr>
-                <w:sz w:val="16"/>
-                <w:szCs w:val="16"/>
-              </w:rPr>
-              <w:t>Cooldown</w:t>
-            </w:r>
-            <w:proofErr w:type="spellEnd"/>
-            <w:r>
-              <w:rPr>
-                <w:sz w:val="16"/>
-                <w:szCs w:val="16"/>
-              </w:rPr>
-              <w:t xml:space="preserve"> tra spin</w:t>
+            <w:r>
+              <w:rPr>
+                <w:sz w:val="16"/>
+                <w:szCs w:val="16"/>
+              </w:rPr>
+              <w:t>Cooldown tra spin</w:t>
             </w:r>
           </w:p>
         </w:tc>
@@ -5776,6 +5696,7 @@
                 <w:szCs w:val="16"/>
               </w:rPr>
             </w:pPr>
+            <w:bookmarkStart w:id="7" w:name="_Hlk241235137"/>
             <w:r>
               <w:rPr>
                 <w:b/>
@@ -6233,17 +6154,1209 @@
           </w:p>
         </w:tc>
       </w:tr>
+      <w:bookmarkEnd w:id="7"/>
+    </w:tbl>
+    <w:p/>
+    <w:tbl>
+      <w:tblPr>
+        <w:tblpPr w:leftFromText="141" w:rightFromText="141" w:vertAnchor="text" w:horzAnchor="margin" w:tblpY="46"/>
+        <w:tblW w:w="9648" w:type="dxa"/>
+        <w:tblCellSpacing w:w="0" w:type="dxa"/>
+        <w:tblBorders>
+          <w:top w:val="outset" w:sz="6" w:space="0" w:color="000000"/>
+          <w:left w:val="outset" w:sz="6" w:space="0" w:color="000000"/>
+          <w:bottom w:val="outset" w:sz="6" w:space="0" w:color="000000"/>
+          <w:right w:val="outset" w:sz="6" w:space="0" w:color="000000"/>
+        </w:tblBorders>
+        <w:tblCellMar>
+          <w:top w:w="60" w:type="dxa"/>
+          <w:left w:w="60" w:type="dxa"/>
+          <w:bottom w:w="60" w:type="dxa"/>
+          <w:right w:w="60" w:type="dxa"/>
+        </w:tblCellMar>
+        <w:tblLook w:val="00A0" w:firstRow="1" w:lastRow="0" w:firstColumn="1" w:lastColumn="0" w:noHBand="0" w:noVBand="0"/>
+      </w:tblPr>
+      <w:tblGrid>
+        <w:gridCol w:w="68"/>
+        <w:gridCol w:w="1895"/>
+        <w:gridCol w:w="7685"/>
+      </w:tblGrid>
+      <w:tr>
+        <w:trPr>
+          <w:gridBefore w:val="1"/>
+          <w:wBefore w:w="68" w:type="dxa"/>
+          <w:trHeight w:val="251"/>
+          <w:tblCellSpacing w:w="0" w:type="dxa"/>
+        </w:trPr>
+        <w:tc>
+          <w:tcPr>
+            <w:tcW w:w="9580" w:type="dxa"/>
+            <w:gridSpan w:val="2"/>
+            <w:tcBorders>
+              <w:top w:val="outset" w:sz="6" w:space="0" w:color="000000"/>
+              <w:bottom w:val="outset" w:sz="6" w:space="0" w:color="000000"/>
+            </w:tcBorders>
+          </w:tcPr>
+          <w:p>
+            <w:pPr>
+              <w:spacing w:before="100" w:beforeAutospacing="1"/>
+              <w:jc w:val="center"/>
+              <w:rPr>
+                <w:b/>
+                <w:sz w:val="16"/>
+                <w:szCs w:val="16"/>
+              </w:rPr>
+            </w:pPr>
+            <w:r>
+              <w:rPr>
+                <w:b/>
+                <w:sz w:val="16"/>
+                <w:szCs w:val="16"/>
+              </w:rPr>
+              <w:t xml:space="preserve">ID: </w:t>
+            </w:r>
+            <w:r>
+              <w:rPr>
+                <w:b/>
+                <w:sz w:val="16"/>
+                <w:szCs w:val="16"/>
+              </w:rPr>
+              <w:t>REQ-</w:t>
+            </w:r>
+            <w:r>
+              <w:rPr>
+                <w:b/>
+                <w:sz w:val="16"/>
+                <w:szCs w:val="16"/>
+              </w:rPr>
+              <w:t>F</w:t>
+            </w:r>
+            <w:r>
+              <w:rPr>
+                <w:b/>
+                <w:sz w:val="16"/>
+                <w:szCs w:val="16"/>
+              </w:rPr>
+              <w:t>0</w:t>
+            </w:r>
+            <w:r>
+              <w:rPr>
+                <w:b/>
+                <w:sz w:val="16"/>
+                <w:szCs w:val="16"/>
+              </w:rPr>
+              <w:t>9</w:t>
+            </w:r>
+          </w:p>
+        </w:tc>
+      </w:tr>
+      <w:tr>
+        <w:trPr>
+          <w:gridBefore w:val="1"/>
+          <w:wBefore w:w="68" w:type="dxa"/>
+          <w:tblCellSpacing w:w="0" w:type="dxa"/>
+        </w:trPr>
+        <w:tc>
+          <w:tcPr>
+            <w:tcW w:w="1895" w:type="dxa"/>
+            <w:tcBorders>
+              <w:top w:val="outset" w:sz="6" w:space="0" w:color="000000"/>
+              <w:bottom w:val="outset" w:sz="6" w:space="0" w:color="000000"/>
+              <w:right w:val="outset" w:sz="6" w:space="0" w:color="000000"/>
+            </w:tcBorders>
+          </w:tcPr>
+          <w:p>
+            <w:pPr>
+              <w:spacing w:before="100" w:beforeAutospacing="1"/>
+              <w:rPr>
+                <w:b/>
+                <w:sz w:val="16"/>
+                <w:szCs w:val="16"/>
+              </w:rPr>
+            </w:pPr>
+            <w:r>
+              <w:rPr>
+                <w:b/>
+                <w:sz w:val="16"/>
+                <w:szCs w:val="16"/>
+              </w:rPr>
+              <w:t>Nome</w:t>
+            </w:r>
+          </w:p>
+        </w:tc>
+        <w:tc>
+          <w:tcPr>
+            <w:tcW w:w="7685" w:type="dxa"/>
+            <w:tcBorders>
+              <w:top w:val="outset" w:sz="6" w:space="0" w:color="000000"/>
+              <w:left w:val="outset" w:sz="6" w:space="0" w:color="000000"/>
+              <w:bottom w:val="outset" w:sz="6" w:space="0" w:color="000000"/>
+            </w:tcBorders>
+          </w:tcPr>
+          <w:p>
+            <w:pPr>
+              <w:spacing w:before="100" w:beforeAutospacing="1"/>
+              <w:rPr>
+                <w:sz w:val="16"/>
+                <w:szCs w:val="16"/>
+              </w:rPr>
+            </w:pPr>
+            <w:r>
+              <w:rPr>
+                <w:sz w:val="16"/>
+                <w:szCs w:val="16"/>
+              </w:rPr>
+              <w:t>Accesso multigiocatore tramite accesso</w:t>
+            </w:r>
+          </w:p>
+        </w:tc>
+      </w:tr>
+      <w:tr>
+        <w:trPr>
+          <w:gridBefore w:val="1"/>
+          <w:wBefore w:w="68" w:type="dxa"/>
+          <w:tblCellSpacing w:w="0" w:type="dxa"/>
+        </w:trPr>
+        <w:tc>
+          <w:tcPr>
+            <w:tcW w:w="1895" w:type="dxa"/>
+            <w:tcBorders>
+              <w:top w:val="outset" w:sz="6" w:space="0" w:color="000000"/>
+              <w:bottom w:val="outset" w:sz="6" w:space="0" w:color="000000"/>
+              <w:right w:val="outset" w:sz="6" w:space="0" w:color="000000"/>
+            </w:tcBorders>
+          </w:tcPr>
+          <w:p>
+            <w:pPr>
+              <w:spacing w:before="100" w:beforeAutospacing="1"/>
+              <w:rPr>
+                <w:b/>
+                <w:sz w:val="16"/>
+                <w:szCs w:val="16"/>
+              </w:rPr>
+            </w:pPr>
+            <w:r>
+              <w:rPr>
+                <w:b/>
+                <w:sz w:val="16"/>
+                <w:szCs w:val="16"/>
+              </w:rPr>
+              <w:t>Versione</w:t>
+            </w:r>
+          </w:p>
+        </w:tc>
+        <w:tc>
+          <w:tcPr>
+            <w:tcW w:w="7685" w:type="dxa"/>
+            <w:tcBorders>
+              <w:top w:val="outset" w:sz="6" w:space="0" w:color="000000"/>
+              <w:left w:val="outset" w:sz="6" w:space="0" w:color="000000"/>
+              <w:bottom w:val="outset" w:sz="6" w:space="0" w:color="000000"/>
+            </w:tcBorders>
+          </w:tcPr>
+          <w:p>
+            <w:pPr>
+              <w:spacing w:before="100" w:beforeAutospacing="1"/>
+              <w:rPr>
+                <w:sz w:val="16"/>
+                <w:szCs w:val="16"/>
+              </w:rPr>
+            </w:pPr>
+            <w:r>
+              <w:rPr>
+                <w:sz w:val="16"/>
+                <w:szCs w:val="16"/>
+              </w:rPr>
+              <w:t>1.0</w:t>
+            </w:r>
+          </w:p>
+        </w:tc>
+      </w:tr>
+      <w:tr>
+        <w:trPr>
+          <w:gridBefore w:val="1"/>
+          <w:wBefore w:w="68" w:type="dxa"/>
+          <w:tblCellSpacing w:w="0" w:type="dxa"/>
+        </w:trPr>
+        <w:tc>
+          <w:tcPr>
+            <w:tcW w:w="1895" w:type="dxa"/>
+            <w:tcBorders>
+              <w:top w:val="outset" w:sz="6" w:space="0" w:color="000000"/>
+              <w:bottom w:val="outset" w:sz="6" w:space="0" w:color="000000"/>
+              <w:right w:val="outset" w:sz="6" w:space="0" w:color="000000"/>
+            </w:tcBorders>
+          </w:tcPr>
+          <w:p>
+            <w:pPr>
+              <w:spacing w:before="100" w:beforeAutospacing="1"/>
+              <w:rPr>
+                <w:b/>
+                <w:sz w:val="16"/>
+                <w:szCs w:val="16"/>
+              </w:rPr>
+            </w:pPr>
+            <w:r>
+              <w:rPr>
+                <w:b/>
+                <w:sz w:val="16"/>
+                <w:szCs w:val="16"/>
+              </w:rPr>
+              <w:t>Note</w:t>
+            </w:r>
+          </w:p>
+        </w:tc>
+        <w:tc>
+          <w:tcPr>
+            <w:tcW w:w="7685" w:type="dxa"/>
+            <w:tcBorders>
+              <w:top w:val="outset" w:sz="6" w:space="0" w:color="000000"/>
+              <w:left w:val="outset" w:sz="6" w:space="0" w:color="000000"/>
+              <w:bottom w:val="outset" w:sz="6" w:space="0" w:color="000000"/>
+            </w:tcBorders>
+          </w:tcPr>
+          <w:p>
+            <w:pPr>
+              <w:spacing w:before="100" w:beforeAutospacing="1"/>
+              <w:rPr>
+                <w:sz w:val="16"/>
+                <w:szCs w:val="16"/>
+              </w:rPr>
+            </w:pPr>
+            <w:r>
+              <w:rPr>
+                <w:sz w:val="16"/>
+                <w:szCs w:val="16"/>
+              </w:rPr>
+              <w:t xml:space="preserve">Avviene con un </w:t>
+            </w:r>
+            <w:r>
+              <w:rPr>
+                <w:sz w:val="16"/>
+                <w:szCs w:val="16"/>
+              </w:rPr>
+              <w:t xml:space="preserve">utente esistente o </w:t>
+            </w:r>
+            <w:r>
+              <w:rPr>
+                <w:sz w:val="16"/>
+                <w:szCs w:val="16"/>
+              </w:rPr>
+              <w:t xml:space="preserve">un </w:t>
+            </w:r>
+            <w:r>
+              <w:rPr>
+                <w:sz w:val="16"/>
+                <w:szCs w:val="16"/>
+              </w:rPr>
+              <w:t>nuovo account</w:t>
+            </w:r>
+          </w:p>
+        </w:tc>
+      </w:tr>
+      <w:tr>
+        <w:trPr>
+          <w:gridBefore w:val="1"/>
+          <w:wBefore w:w="68" w:type="dxa"/>
+          <w:tblCellSpacing w:w="0" w:type="dxa"/>
+        </w:trPr>
+        <w:tc>
+          <w:tcPr>
+            <w:tcW w:w="9580" w:type="dxa"/>
+            <w:gridSpan w:val="2"/>
+            <w:tcBorders>
+              <w:top w:val="outset" w:sz="6" w:space="0" w:color="000000"/>
+              <w:bottom w:val="outset" w:sz="6" w:space="0" w:color="000000"/>
+            </w:tcBorders>
+          </w:tcPr>
+          <w:p>
+            <w:pPr>
+              <w:spacing w:before="100" w:beforeAutospacing="1"/>
+              <w:jc w:val="center"/>
+              <w:rPr>
+                <w:sz w:val="16"/>
+                <w:szCs w:val="16"/>
+              </w:rPr>
+            </w:pPr>
+            <w:r>
+              <w:rPr>
+                <w:b/>
+                <w:bCs/>
+                <w:sz w:val="16"/>
+                <w:szCs w:val="16"/>
+              </w:rPr>
+              <w:t>Sotto requisiti</w:t>
+            </w:r>
+          </w:p>
+        </w:tc>
+      </w:tr>
+      <w:tr>
+        <w:trPr>
+          <w:gridBefore w:val="1"/>
+          <w:wBefore w:w="68" w:type="dxa"/>
+          <w:tblCellSpacing w:w="0" w:type="dxa"/>
+        </w:trPr>
+        <w:tc>
+          <w:tcPr>
+            <w:tcW w:w="1895" w:type="dxa"/>
+            <w:tcBorders>
+              <w:top w:val="outset" w:sz="6" w:space="0" w:color="000000"/>
+              <w:bottom w:val="outset" w:sz="6" w:space="0" w:color="000000"/>
+              <w:right w:val="outset" w:sz="6" w:space="0" w:color="000000"/>
+            </w:tcBorders>
+          </w:tcPr>
+          <w:p>
+            <w:pPr>
+              <w:spacing w:before="100" w:beforeAutospacing="1"/>
+              <w:rPr>
+                <w:b/>
+                <w:sz w:val="16"/>
+                <w:szCs w:val="16"/>
+              </w:rPr>
+            </w:pPr>
+            <w:r>
+              <w:rPr>
+                <w:b/>
+                <w:bCs/>
+                <w:sz w:val="16"/>
+                <w:szCs w:val="16"/>
+              </w:rPr>
+              <w:t>001</w:t>
+            </w:r>
+          </w:p>
+        </w:tc>
+        <w:tc>
+          <w:tcPr>
+            <w:tcW w:w="7685" w:type="dxa"/>
+            <w:tcBorders>
+              <w:top w:val="outset" w:sz="6" w:space="0" w:color="000000"/>
+              <w:left w:val="outset" w:sz="6" w:space="0" w:color="000000"/>
+              <w:bottom w:val="outset" w:sz="6" w:space="0" w:color="000000"/>
+            </w:tcBorders>
+          </w:tcPr>
+          <w:p>
+            <w:pPr>
+              <w:spacing w:before="100" w:beforeAutospacing="1"/>
+              <w:rPr>
+                <w:sz w:val="16"/>
+                <w:szCs w:val="16"/>
+              </w:rPr>
+            </w:pPr>
+            <w:r>
+              <w:rPr>
+                <w:sz w:val="16"/>
+                <w:szCs w:val="16"/>
+              </w:rPr>
+              <w:t xml:space="preserve">Il </w:t>
+            </w:r>
+            <w:r>
+              <w:rPr>
+                <w:sz w:val="16"/>
+                <w:szCs w:val="16"/>
+              </w:rPr>
+              <w:t>sistema richiede l'autenticazione prima di consentire l'accesso al gioco.</w:t>
+            </w:r>
+          </w:p>
+        </w:tc>
+      </w:tr>
+      <w:tr>
+        <w:trPr>
+          <w:trHeight w:val="251"/>
+          <w:tblCellSpacing w:w="0" w:type="dxa"/>
+        </w:trPr>
+        <w:tc>
+          <w:tcPr>
+            <w:tcW w:w="9648" w:type="dxa"/>
+            <w:gridSpan w:val="3"/>
+            <w:tcBorders>
+              <w:top w:val="outset" w:sz="6" w:space="0" w:color="000000"/>
+              <w:bottom w:val="outset" w:sz="6" w:space="0" w:color="000000"/>
+            </w:tcBorders>
+          </w:tcPr>
+          <w:p>
+            <w:pPr>
+              <w:spacing w:before="100" w:beforeAutospacing="1"/>
+              <w:jc w:val="center"/>
+              <w:rPr>
+                <w:b/>
+                <w:sz w:val="16"/>
+                <w:szCs w:val="16"/>
+              </w:rPr>
+            </w:pPr>
+            <w:r>
+              <w:rPr>
+                <w:b/>
+                <w:sz w:val="16"/>
+                <w:szCs w:val="16"/>
+              </w:rPr>
+              <w:lastRenderedPageBreak/>
+              <w:t xml:space="preserve">ID: </w:t>
+            </w:r>
+            <w:r>
+              <w:rPr>
+                <w:b/>
+                <w:sz w:val="16"/>
+                <w:szCs w:val="16"/>
+              </w:rPr>
+              <w:t>REQ-</w:t>
+            </w:r>
+            <w:r>
+              <w:rPr>
+                <w:b/>
+                <w:sz w:val="16"/>
+                <w:szCs w:val="16"/>
+              </w:rPr>
+              <w:t>F</w:t>
+            </w:r>
+            <w:r>
+              <w:rPr>
+                <w:b/>
+                <w:sz w:val="16"/>
+                <w:szCs w:val="16"/>
+              </w:rPr>
+              <w:t>10</w:t>
+            </w:r>
+          </w:p>
+        </w:tc>
+      </w:tr>
+      <w:tr>
+        <w:trPr>
+          <w:tblCellSpacing w:w="0" w:type="dxa"/>
+        </w:trPr>
+        <w:tc>
+          <w:tcPr>
+            <w:tcW w:w="1963" w:type="dxa"/>
+            <w:gridSpan w:val="2"/>
+            <w:tcBorders>
+              <w:top w:val="outset" w:sz="6" w:space="0" w:color="000000"/>
+              <w:bottom w:val="outset" w:sz="6" w:space="0" w:color="000000"/>
+              <w:right w:val="outset" w:sz="6" w:space="0" w:color="000000"/>
+            </w:tcBorders>
+          </w:tcPr>
+          <w:p>
+            <w:pPr>
+              <w:spacing w:before="100" w:beforeAutospacing="1"/>
+              <w:rPr>
+                <w:b/>
+                <w:sz w:val="16"/>
+                <w:szCs w:val="16"/>
+              </w:rPr>
+            </w:pPr>
+            <w:r>
+              <w:rPr>
+                <w:b/>
+                <w:sz w:val="16"/>
+                <w:szCs w:val="16"/>
+              </w:rPr>
+              <w:t>Nome</w:t>
+            </w:r>
+          </w:p>
+        </w:tc>
+        <w:tc>
+          <w:tcPr>
+            <w:tcW w:w="7685" w:type="dxa"/>
+            <w:tcBorders>
+              <w:top w:val="outset" w:sz="6" w:space="0" w:color="000000"/>
+              <w:left w:val="outset" w:sz="6" w:space="0" w:color="000000"/>
+              <w:bottom w:val="outset" w:sz="6" w:space="0" w:color="000000"/>
+            </w:tcBorders>
+          </w:tcPr>
+          <w:p>
+            <w:pPr>
+              <w:spacing w:before="100" w:beforeAutospacing="1"/>
+              <w:rPr>
+                <w:sz w:val="16"/>
+                <w:szCs w:val="16"/>
+              </w:rPr>
+            </w:pPr>
+            <w:r>
+              <w:rPr>
+                <w:sz w:val="16"/>
+                <w:szCs w:val="16"/>
+              </w:rPr>
+              <w:t>Creazione account</w:t>
+            </w:r>
+          </w:p>
+        </w:tc>
+      </w:tr>
+      <w:tr>
+        <w:trPr>
+          <w:tblCellSpacing w:w="0" w:type="dxa"/>
+        </w:trPr>
+        <w:tc>
+          <w:tcPr>
+            <w:tcW w:w="1963" w:type="dxa"/>
+            <w:gridSpan w:val="2"/>
+            <w:tcBorders>
+              <w:top w:val="outset" w:sz="6" w:space="0" w:color="000000"/>
+              <w:bottom w:val="outset" w:sz="6" w:space="0" w:color="000000"/>
+              <w:right w:val="outset" w:sz="6" w:space="0" w:color="000000"/>
+            </w:tcBorders>
+          </w:tcPr>
+          <w:p>
+            <w:pPr>
+              <w:spacing w:before="100" w:beforeAutospacing="1"/>
+              <w:rPr>
+                <w:b/>
+                <w:sz w:val="16"/>
+                <w:szCs w:val="16"/>
+              </w:rPr>
+            </w:pPr>
+            <w:r>
+              <w:rPr>
+                <w:b/>
+                <w:sz w:val="16"/>
+                <w:szCs w:val="16"/>
+              </w:rPr>
+              <w:t>Versione</w:t>
+            </w:r>
+          </w:p>
+        </w:tc>
+        <w:tc>
+          <w:tcPr>
+            <w:tcW w:w="7685" w:type="dxa"/>
+            <w:tcBorders>
+              <w:top w:val="outset" w:sz="6" w:space="0" w:color="000000"/>
+              <w:left w:val="outset" w:sz="6" w:space="0" w:color="000000"/>
+              <w:bottom w:val="outset" w:sz="6" w:space="0" w:color="000000"/>
+            </w:tcBorders>
+          </w:tcPr>
+          <w:p>
+            <w:pPr>
+              <w:spacing w:before="100" w:beforeAutospacing="1"/>
+              <w:rPr>
+                <w:sz w:val="16"/>
+                <w:szCs w:val="16"/>
+              </w:rPr>
+            </w:pPr>
+            <w:r>
+              <w:rPr>
+                <w:sz w:val="16"/>
+                <w:szCs w:val="16"/>
+              </w:rPr>
+              <w:t>1.0</w:t>
+            </w:r>
+          </w:p>
+        </w:tc>
+      </w:tr>
+      <w:tr>
+        <w:trPr>
+          <w:tblCellSpacing w:w="0" w:type="dxa"/>
+        </w:trPr>
+        <w:tc>
+          <w:tcPr>
+            <w:tcW w:w="1963" w:type="dxa"/>
+            <w:gridSpan w:val="2"/>
+            <w:tcBorders>
+              <w:top w:val="outset" w:sz="6" w:space="0" w:color="000000"/>
+              <w:bottom w:val="outset" w:sz="6" w:space="0" w:color="000000"/>
+              <w:right w:val="outset" w:sz="6" w:space="0" w:color="000000"/>
+            </w:tcBorders>
+          </w:tcPr>
+          <w:p>
+            <w:pPr>
+              <w:spacing w:before="100" w:beforeAutospacing="1"/>
+              <w:rPr>
+                <w:b/>
+                <w:sz w:val="16"/>
+                <w:szCs w:val="16"/>
+              </w:rPr>
+            </w:pPr>
+            <w:r>
+              <w:rPr>
+                <w:b/>
+                <w:sz w:val="16"/>
+                <w:szCs w:val="16"/>
+              </w:rPr>
+              <w:t>Note</w:t>
+            </w:r>
+          </w:p>
+        </w:tc>
+        <w:tc>
+          <w:tcPr>
+            <w:tcW w:w="7685" w:type="dxa"/>
+            <w:tcBorders>
+              <w:top w:val="outset" w:sz="6" w:space="0" w:color="000000"/>
+              <w:left w:val="outset" w:sz="6" w:space="0" w:color="000000"/>
+              <w:bottom w:val="outset" w:sz="6" w:space="0" w:color="000000"/>
+            </w:tcBorders>
+          </w:tcPr>
+          <w:p>
+            <w:pPr>
+              <w:spacing w:before="100" w:beforeAutospacing="1"/>
+              <w:rPr>
+                <w:sz w:val="16"/>
+                <w:szCs w:val="16"/>
+              </w:rPr>
+            </w:pPr>
+            <w:r>
+              <w:rPr>
+                <w:sz w:val="16"/>
+                <w:szCs w:val="16"/>
+              </w:rPr>
+              <w:t xml:space="preserve">Avviene con un </w:t>
+            </w:r>
+            <w:r>
+              <w:rPr>
+                <w:sz w:val="16"/>
+                <w:szCs w:val="16"/>
+              </w:rPr>
+              <w:t xml:space="preserve">utente esistente o </w:t>
+            </w:r>
+            <w:r>
+              <w:rPr>
+                <w:sz w:val="16"/>
+                <w:szCs w:val="16"/>
+              </w:rPr>
+              <w:t xml:space="preserve">un </w:t>
+            </w:r>
+            <w:r>
+              <w:rPr>
+                <w:sz w:val="16"/>
+                <w:szCs w:val="16"/>
+              </w:rPr>
+              <w:t>nuovo account</w:t>
+            </w:r>
+          </w:p>
+        </w:tc>
+      </w:tr>
+      <w:tr>
+        <w:trPr>
+          <w:tblCellSpacing w:w="0" w:type="dxa"/>
+        </w:trPr>
+        <w:tc>
+          <w:tcPr>
+            <w:tcW w:w="9648" w:type="dxa"/>
+            <w:gridSpan w:val="3"/>
+            <w:tcBorders>
+              <w:top w:val="outset" w:sz="6" w:space="0" w:color="000000"/>
+              <w:bottom w:val="outset" w:sz="6" w:space="0" w:color="000000"/>
+            </w:tcBorders>
+          </w:tcPr>
+          <w:p>
+            <w:pPr>
+              <w:spacing w:before="100" w:beforeAutospacing="1"/>
+              <w:jc w:val="center"/>
+              <w:rPr>
+                <w:sz w:val="16"/>
+                <w:szCs w:val="16"/>
+              </w:rPr>
+            </w:pPr>
+            <w:r>
+              <w:rPr>
+                <w:b/>
+                <w:bCs/>
+                <w:sz w:val="16"/>
+                <w:szCs w:val="16"/>
+              </w:rPr>
+              <w:t>Sotto requisiti</w:t>
+            </w:r>
+          </w:p>
+        </w:tc>
+      </w:tr>
+      <w:tr>
+        <w:trPr>
+          <w:tblCellSpacing w:w="0" w:type="dxa"/>
+        </w:trPr>
+        <w:tc>
+          <w:tcPr>
+            <w:tcW w:w="1963" w:type="dxa"/>
+            <w:gridSpan w:val="2"/>
+            <w:tcBorders>
+              <w:top w:val="outset" w:sz="6" w:space="0" w:color="000000"/>
+              <w:bottom w:val="outset" w:sz="6" w:space="0" w:color="000000"/>
+              <w:right w:val="outset" w:sz="6" w:space="0" w:color="000000"/>
+            </w:tcBorders>
+          </w:tcPr>
+          <w:p>
+            <w:pPr>
+              <w:spacing w:before="100" w:beforeAutospacing="1"/>
+              <w:rPr>
+                <w:b/>
+                <w:sz w:val="16"/>
+                <w:szCs w:val="16"/>
+              </w:rPr>
+            </w:pPr>
+            <w:r>
+              <w:rPr>
+                <w:b/>
+                <w:bCs/>
+                <w:sz w:val="16"/>
+                <w:szCs w:val="16"/>
+              </w:rPr>
+              <w:t>001</w:t>
+            </w:r>
+          </w:p>
+        </w:tc>
+        <w:tc>
+          <w:tcPr>
+            <w:tcW w:w="7685" w:type="dxa"/>
+            <w:tcBorders>
+              <w:top w:val="outset" w:sz="6" w:space="0" w:color="000000"/>
+              <w:left w:val="outset" w:sz="6" w:space="0" w:color="000000"/>
+              <w:bottom w:val="outset" w:sz="6" w:space="0" w:color="000000"/>
+            </w:tcBorders>
+          </w:tcPr>
+          <w:p>
+            <w:pPr>
+              <w:spacing w:before="100" w:beforeAutospacing="1"/>
+              <w:rPr>
+                <w:sz w:val="16"/>
+                <w:szCs w:val="16"/>
+              </w:rPr>
+            </w:pPr>
+            <w:r>
+              <w:rPr>
+                <w:sz w:val="16"/>
+                <w:szCs w:val="16"/>
+              </w:rPr>
+              <w:t>Deve essere possibile per i</w:t>
+            </w:r>
+            <w:r>
+              <w:rPr>
+                <w:sz w:val="16"/>
+                <w:szCs w:val="16"/>
+              </w:rPr>
+              <w:t>l giocatore può creare un nuovo account fornendo le credenziali richieste dalla schermata di registrazione</w:t>
+            </w:r>
+          </w:p>
+        </w:tc>
+      </w:tr>
+      <w:tr>
+        <w:trPr>
+          <w:tblCellSpacing w:w="0" w:type="dxa"/>
+        </w:trPr>
+        <w:tc>
+          <w:tcPr>
+            <w:tcW w:w="1963" w:type="dxa"/>
+            <w:gridSpan w:val="2"/>
+            <w:tcBorders>
+              <w:top w:val="outset" w:sz="6" w:space="0" w:color="000000"/>
+              <w:bottom w:val="outset" w:sz="6" w:space="0" w:color="000000"/>
+              <w:right w:val="outset" w:sz="6" w:space="0" w:color="000000"/>
+            </w:tcBorders>
+          </w:tcPr>
+          <w:p>
+            <w:pPr>
+              <w:spacing w:before="100" w:beforeAutospacing="1"/>
+              <w:rPr>
+                <w:b/>
+                <w:bCs/>
+                <w:sz w:val="16"/>
+                <w:szCs w:val="16"/>
+              </w:rPr>
+            </w:pPr>
+            <w:r>
+              <w:rPr>
+                <w:b/>
+                <w:bCs/>
+                <w:sz w:val="16"/>
+                <w:szCs w:val="16"/>
+              </w:rPr>
+              <w:t>002</w:t>
+            </w:r>
+          </w:p>
+        </w:tc>
+        <w:tc>
+          <w:tcPr>
+            <w:tcW w:w="7685" w:type="dxa"/>
+            <w:tcBorders>
+              <w:top w:val="outset" w:sz="6" w:space="0" w:color="000000"/>
+              <w:left w:val="outset" w:sz="6" w:space="0" w:color="000000"/>
+              <w:bottom w:val="outset" w:sz="6" w:space="0" w:color="000000"/>
+            </w:tcBorders>
+          </w:tcPr>
+          <w:p>
+            <w:pPr>
+              <w:spacing w:before="100" w:beforeAutospacing="1"/>
+              <w:rPr>
+                <w:sz w:val="16"/>
+                <w:szCs w:val="16"/>
+              </w:rPr>
+            </w:pPr>
+            <w:r>
+              <w:rPr>
+                <w:sz w:val="16"/>
+                <w:szCs w:val="16"/>
+              </w:rPr>
+              <w:t>Il sistema deve fornire un esempio di</w:t>
+            </w:r>
+            <w:r>
+              <w:rPr>
+                <w:sz w:val="16"/>
+                <w:szCs w:val="16"/>
+              </w:rPr>
+              <w:t xml:space="preserve"> credenziali richieste dalla schermata di registrazione</w:t>
+            </w:r>
+          </w:p>
+        </w:tc>
+      </w:tr>
+    </w:tbl>
+    <w:p/>
+    <w:tbl>
+      <w:tblPr>
+        <w:tblpPr w:leftFromText="141" w:rightFromText="141" w:vertAnchor="text" w:horzAnchor="margin" w:tblpY="46"/>
+        <w:tblW w:w="9648" w:type="dxa"/>
+        <w:tblCellSpacing w:w="0" w:type="dxa"/>
+        <w:tblBorders>
+          <w:top w:val="outset" w:sz="6" w:space="0" w:color="000000"/>
+          <w:left w:val="outset" w:sz="6" w:space="0" w:color="000000"/>
+          <w:bottom w:val="outset" w:sz="6" w:space="0" w:color="000000"/>
+          <w:right w:val="outset" w:sz="6" w:space="0" w:color="000000"/>
+        </w:tblBorders>
+        <w:tblCellMar>
+          <w:top w:w="60" w:type="dxa"/>
+          <w:left w:w="60" w:type="dxa"/>
+          <w:bottom w:w="60" w:type="dxa"/>
+          <w:right w:w="60" w:type="dxa"/>
+        </w:tblCellMar>
+        <w:tblLook w:val="00A0" w:firstRow="1" w:lastRow="0" w:firstColumn="1" w:lastColumn="0" w:noHBand="0" w:noVBand="0"/>
+      </w:tblPr>
+      <w:tblGrid>
+        <w:gridCol w:w="1963"/>
+        <w:gridCol w:w="7685"/>
+      </w:tblGrid>
+      <w:tr>
+        <w:trPr>
+          <w:trHeight w:val="251"/>
+          <w:tblCellSpacing w:w="0" w:type="dxa"/>
+        </w:trPr>
+        <w:tc>
+          <w:tcPr>
+            <w:tcW w:w="9648" w:type="dxa"/>
+            <w:gridSpan w:val="2"/>
+            <w:tcBorders>
+              <w:top w:val="outset" w:sz="6" w:space="0" w:color="000000"/>
+              <w:bottom w:val="outset" w:sz="6" w:space="0" w:color="000000"/>
+            </w:tcBorders>
+          </w:tcPr>
+          <w:p>
+            <w:pPr>
+              <w:spacing w:before="100" w:beforeAutospacing="1"/>
+              <w:jc w:val="center"/>
+              <w:rPr>
+                <w:b/>
+                <w:sz w:val="16"/>
+                <w:szCs w:val="16"/>
+              </w:rPr>
+            </w:pPr>
+            <w:r>
+              <w:rPr>
+                <w:b/>
+                <w:sz w:val="16"/>
+                <w:szCs w:val="16"/>
+              </w:rPr>
+              <w:t xml:space="preserve">ID: </w:t>
+            </w:r>
+            <w:r>
+              <w:rPr>
+                <w:b/>
+                <w:sz w:val="16"/>
+                <w:szCs w:val="16"/>
+              </w:rPr>
+              <w:t>REQ-</w:t>
+            </w:r>
+            <w:r>
+              <w:rPr>
+                <w:b/>
+                <w:sz w:val="16"/>
+                <w:szCs w:val="16"/>
+              </w:rPr>
+              <w:t>F</w:t>
+            </w:r>
+            <w:r>
+              <w:rPr>
+                <w:b/>
+                <w:sz w:val="16"/>
+                <w:szCs w:val="16"/>
+              </w:rPr>
+              <w:t>11</w:t>
+            </w:r>
+          </w:p>
+        </w:tc>
+      </w:tr>
+      <w:tr>
+        <w:trPr>
+          <w:tblCellSpacing w:w="0" w:type="dxa"/>
+        </w:trPr>
+        <w:tc>
+          <w:tcPr>
+            <w:tcW w:w="1963" w:type="dxa"/>
+            <w:tcBorders>
+              <w:top w:val="outset" w:sz="6" w:space="0" w:color="000000"/>
+              <w:bottom w:val="outset" w:sz="6" w:space="0" w:color="000000"/>
+              <w:right w:val="outset" w:sz="6" w:space="0" w:color="000000"/>
+            </w:tcBorders>
+          </w:tcPr>
+          <w:p>
+            <w:pPr>
+              <w:spacing w:before="100" w:beforeAutospacing="1"/>
+              <w:rPr>
+                <w:b/>
+                <w:sz w:val="16"/>
+                <w:szCs w:val="16"/>
+              </w:rPr>
+            </w:pPr>
+            <w:r>
+              <w:rPr>
+                <w:b/>
+                <w:sz w:val="16"/>
+                <w:szCs w:val="16"/>
+              </w:rPr>
+              <w:t>Nome</w:t>
+            </w:r>
+          </w:p>
+        </w:tc>
+        <w:tc>
+          <w:tcPr>
+            <w:tcW w:w="7685" w:type="dxa"/>
+            <w:tcBorders>
+              <w:top w:val="outset" w:sz="6" w:space="0" w:color="000000"/>
+              <w:left w:val="outset" w:sz="6" w:space="0" w:color="000000"/>
+              <w:bottom w:val="outset" w:sz="6" w:space="0" w:color="000000"/>
+            </w:tcBorders>
+          </w:tcPr>
+          <w:p>
+            <w:pPr>
+              <w:spacing w:before="100" w:beforeAutospacing="1"/>
+              <w:rPr>
+                <w:sz w:val="16"/>
+                <w:szCs w:val="16"/>
+              </w:rPr>
+            </w:pPr>
+            <w:r>
+              <w:rPr>
+                <w:sz w:val="16"/>
+                <w:szCs w:val="16"/>
+              </w:rPr>
+              <w:t>Azione di logout</w:t>
+            </w:r>
+          </w:p>
+        </w:tc>
+      </w:tr>
+      <w:tr>
+        <w:trPr>
+          <w:tblCellSpacing w:w="0" w:type="dxa"/>
+        </w:trPr>
+        <w:tc>
+          <w:tcPr>
+            <w:tcW w:w="1963" w:type="dxa"/>
+            <w:tcBorders>
+              <w:top w:val="outset" w:sz="6" w:space="0" w:color="000000"/>
+              <w:bottom w:val="outset" w:sz="6" w:space="0" w:color="000000"/>
+              <w:right w:val="outset" w:sz="6" w:space="0" w:color="000000"/>
+            </w:tcBorders>
+          </w:tcPr>
+          <w:p>
+            <w:pPr>
+              <w:spacing w:before="100" w:beforeAutospacing="1"/>
+              <w:rPr>
+                <w:b/>
+                <w:sz w:val="16"/>
+                <w:szCs w:val="16"/>
+              </w:rPr>
+            </w:pPr>
+            <w:r>
+              <w:rPr>
+                <w:b/>
+                <w:sz w:val="16"/>
+                <w:szCs w:val="16"/>
+              </w:rPr>
+              <w:t>Versione</w:t>
+            </w:r>
+          </w:p>
+        </w:tc>
+        <w:tc>
+          <w:tcPr>
+            <w:tcW w:w="7685" w:type="dxa"/>
+            <w:tcBorders>
+              <w:top w:val="outset" w:sz="6" w:space="0" w:color="000000"/>
+              <w:left w:val="outset" w:sz="6" w:space="0" w:color="000000"/>
+              <w:bottom w:val="outset" w:sz="6" w:space="0" w:color="000000"/>
+            </w:tcBorders>
+          </w:tcPr>
+          <w:p>
+            <w:pPr>
+              <w:spacing w:before="100" w:beforeAutospacing="1"/>
+              <w:rPr>
+                <w:sz w:val="16"/>
+                <w:szCs w:val="16"/>
+              </w:rPr>
+            </w:pPr>
+            <w:r>
+              <w:rPr>
+                <w:sz w:val="16"/>
+                <w:szCs w:val="16"/>
+              </w:rPr>
+              <w:t>1.0</w:t>
+            </w:r>
+          </w:p>
+        </w:tc>
+      </w:tr>
+      <w:tr>
+        <w:trPr>
+          <w:tblCellSpacing w:w="0" w:type="dxa"/>
+        </w:trPr>
+        <w:tc>
+          <w:tcPr>
+            <w:tcW w:w="1963" w:type="dxa"/>
+            <w:tcBorders>
+              <w:top w:val="outset" w:sz="6" w:space="0" w:color="000000"/>
+              <w:bottom w:val="outset" w:sz="6" w:space="0" w:color="000000"/>
+              <w:right w:val="outset" w:sz="6" w:space="0" w:color="000000"/>
+            </w:tcBorders>
+          </w:tcPr>
+          <w:p>
+            <w:pPr>
+              <w:spacing w:before="100" w:beforeAutospacing="1"/>
+              <w:rPr>
+                <w:b/>
+                <w:sz w:val="16"/>
+                <w:szCs w:val="16"/>
+              </w:rPr>
+            </w:pPr>
+            <w:r>
+              <w:rPr>
+                <w:b/>
+                <w:sz w:val="16"/>
+                <w:szCs w:val="16"/>
+              </w:rPr>
+              <w:t>Note</w:t>
+            </w:r>
+          </w:p>
+        </w:tc>
+        <w:tc>
+          <w:tcPr>
+            <w:tcW w:w="7685" w:type="dxa"/>
+            <w:tcBorders>
+              <w:top w:val="outset" w:sz="6" w:space="0" w:color="000000"/>
+              <w:left w:val="outset" w:sz="6" w:space="0" w:color="000000"/>
+              <w:bottom w:val="outset" w:sz="6" w:space="0" w:color="000000"/>
+            </w:tcBorders>
+          </w:tcPr>
+          <w:p>
+            <w:pPr>
+              <w:spacing w:before="100" w:beforeAutospacing="1"/>
+              <w:rPr>
+                <w:sz w:val="16"/>
+                <w:szCs w:val="16"/>
+              </w:rPr>
+            </w:pPr>
+            <w:r>
+              <w:rPr>
+                <w:sz w:val="16"/>
+                <w:szCs w:val="16"/>
+              </w:rPr>
+              <w:t>Attraverso la sezione impostazioni</w:t>
+            </w:r>
+          </w:p>
+        </w:tc>
+      </w:tr>
+      <w:tr>
+        <w:trPr>
+          <w:tblCellSpacing w:w="0" w:type="dxa"/>
+        </w:trPr>
+        <w:tc>
+          <w:tcPr>
+            <w:tcW w:w="9648" w:type="dxa"/>
+            <w:gridSpan w:val="2"/>
+            <w:tcBorders>
+              <w:top w:val="outset" w:sz="6" w:space="0" w:color="000000"/>
+              <w:bottom w:val="outset" w:sz="6" w:space="0" w:color="000000"/>
+            </w:tcBorders>
+          </w:tcPr>
+          <w:p>
+            <w:pPr>
+              <w:spacing w:before="100" w:beforeAutospacing="1"/>
+              <w:jc w:val="center"/>
+              <w:rPr>
+                <w:sz w:val="16"/>
+                <w:szCs w:val="16"/>
+              </w:rPr>
+            </w:pPr>
+            <w:r>
+              <w:rPr>
+                <w:b/>
+                <w:bCs/>
+                <w:sz w:val="16"/>
+                <w:szCs w:val="16"/>
+              </w:rPr>
+              <w:t>Sotto requisiti</w:t>
+            </w:r>
+          </w:p>
+        </w:tc>
+      </w:tr>
+      <w:tr>
+        <w:trPr>
+          <w:tblCellSpacing w:w="0" w:type="dxa"/>
+        </w:trPr>
+        <w:tc>
+          <w:tcPr>
+            <w:tcW w:w="1963" w:type="dxa"/>
+            <w:tcBorders>
+              <w:top w:val="outset" w:sz="6" w:space="0" w:color="000000"/>
+              <w:bottom w:val="outset" w:sz="6" w:space="0" w:color="000000"/>
+              <w:right w:val="outset" w:sz="6" w:space="0" w:color="000000"/>
+            </w:tcBorders>
+          </w:tcPr>
+          <w:p>
+            <w:pPr>
+              <w:spacing w:before="100" w:beforeAutospacing="1"/>
+              <w:rPr>
+                <w:b/>
+                <w:sz w:val="16"/>
+                <w:szCs w:val="16"/>
+              </w:rPr>
+            </w:pPr>
+            <w:r>
+              <w:rPr>
+                <w:b/>
+                <w:bCs/>
+                <w:sz w:val="16"/>
+                <w:szCs w:val="16"/>
+              </w:rPr>
+              <w:t>001</w:t>
+            </w:r>
+          </w:p>
+        </w:tc>
+        <w:tc>
+          <w:tcPr>
+            <w:tcW w:w="7685" w:type="dxa"/>
+            <w:tcBorders>
+              <w:top w:val="outset" w:sz="6" w:space="0" w:color="000000"/>
+              <w:left w:val="outset" w:sz="6" w:space="0" w:color="000000"/>
+              <w:bottom w:val="outset" w:sz="6" w:space="0" w:color="000000"/>
+            </w:tcBorders>
+          </w:tcPr>
+          <w:p>
+            <w:pPr>
+              <w:spacing w:before="100" w:beforeAutospacing="1"/>
+              <w:rPr>
+                <w:sz w:val="16"/>
+                <w:szCs w:val="16"/>
+              </w:rPr>
+            </w:pPr>
+            <w:r>
+              <w:rPr>
+                <w:sz w:val="16"/>
+                <w:szCs w:val="16"/>
+              </w:rPr>
+              <w:t>Deve essere a disposizione un modo per effettuare il logout dal profilo utente</w:t>
+            </w:r>
+          </w:p>
+        </w:tc>
+      </w:tr>
     </w:tbl>
     <w:p/>
     <w:p>
       <w:pPr>
         <w:pStyle w:val="Titolo3"/>
       </w:pPr>
-      <w:bookmarkStart w:id="7" w:name="_Toc240631386"/>
+      <w:bookmarkStart w:id="8" w:name="_Toc241236737"/>
       <w:r>
         <w:t>Requisiti Non Funzionali</w:t>
       </w:r>
-      <w:bookmarkEnd w:id="7"/>
+      <w:bookmarkEnd w:id="8"/>
     </w:p>
     <w:tbl>
       <w:tblPr>
@@ -6555,7 +7668,6 @@
                 <w:sz w:val="16"/>
                 <w:szCs w:val="16"/>
               </w:rPr>
-              <w:lastRenderedPageBreak/>
               <w:t>Sotto requisiti</w:t>
             </w:r>
           </w:p>
@@ -7013,6 +8125,7 @@
                 <w:sz w:val="16"/>
                 <w:szCs w:val="16"/>
               </w:rPr>
+              <w:lastRenderedPageBreak/>
               <w:t>001</w:t>
             </w:r>
           </w:p>
@@ -7977,6 +9090,921 @@
               <w:t>Deve essere eseguito un salvataggio automatico dopo ogni spin o dopo ogni prodotto sbloccato.</w:t>
             </w:r>
           </w:p>
+          <w:p>
+            <w:pPr>
+              <w:spacing w:before="100" w:beforeAutospacing="1"/>
+              <w:rPr>
+                <w:sz w:val="16"/>
+                <w:szCs w:val="16"/>
+              </w:rPr>
+            </w:pPr>
+            <w:r>
+              <w:rPr>
+                <w:sz w:val="16"/>
+                <w:szCs w:val="16"/>
+              </w:rPr>
+              <w:t>Il sistema mantiene la sessione autenticata senza richiedere nuovo login ad ogni avvio, salvo logout esplicito.</w:t>
+            </w:r>
+          </w:p>
+        </w:tc>
+      </w:tr>
+    </w:tbl>
+    <w:p/>
+    <w:tbl>
+      <w:tblPr>
+        <w:tblW w:w="9580" w:type="dxa"/>
+        <w:tblCellSpacing w:w="0" w:type="dxa"/>
+        <w:tblInd w:w="-8" w:type="dxa"/>
+        <w:tblBorders>
+          <w:top w:val="outset" w:sz="6" w:space="0" w:color="000000"/>
+          <w:left w:val="outset" w:sz="6" w:space="0" w:color="000000"/>
+          <w:bottom w:val="outset" w:sz="6" w:space="0" w:color="000000"/>
+          <w:right w:val="outset" w:sz="6" w:space="0" w:color="000000"/>
+        </w:tblBorders>
+        <w:tblCellMar>
+          <w:top w:w="60" w:type="dxa"/>
+          <w:left w:w="60" w:type="dxa"/>
+          <w:bottom w:w="60" w:type="dxa"/>
+          <w:right w:w="60" w:type="dxa"/>
+        </w:tblCellMar>
+        <w:tblLook w:val="00A0" w:firstRow="1" w:lastRow="0" w:firstColumn="1" w:lastColumn="0" w:noHBand="0" w:noVBand="0"/>
+      </w:tblPr>
+      <w:tblGrid>
+        <w:gridCol w:w="1895"/>
+        <w:gridCol w:w="7685"/>
+      </w:tblGrid>
+      <w:tr>
+        <w:trPr>
+          <w:trHeight w:val="251"/>
+          <w:tblCellSpacing w:w="0" w:type="dxa"/>
+        </w:trPr>
+        <w:tc>
+          <w:tcPr>
+            <w:tcW w:w="9580" w:type="dxa"/>
+            <w:gridSpan w:val="2"/>
+            <w:tcBorders>
+              <w:top w:val="outset" w:sz="6" w:space="0" w:color="000000"/>
+              <w:bottom w:val="outset" w:sz="6" w:space="0" w:color="000000"/>
+            </w:tcBorders>
+          </w:tcPr>
+          <w:p>
+            <w:pPr>
+              <w:spacing w:before="100" w:beforeAutospacing="1"/>
+              <w:jc w:val="center"/>
+              <w:rPr>
+                <w:b/>
+                <w:sz w:val="16"/>
+                <w:szCs w:val="16"/>
+              </w:rPr>
+            </w:pPr>
+            <w:r>
+              <w:rPr>
+                <w:b/>
+                <w:sz w:val="16"/>
+                <w:szCs w:val="16"/>
+              </w:rPr>
+              <w:t xml:space="preserve">ID: </w:t>
+            </w:r>
+            <w:r>
+              <w:rPr>
+                <w:b/>
+                <w:sz w:val="16"/>
+                <w:szCs w:val="16"/>
+              </w:rPr>
+              <w:t>REQ-</w:t>
+            </w:r>
+            <w:r>
+              <w:rPr>
+                <w:b/>
+                <w:sz w:val="16"/>
+                <w:szCs w:val="16"/>
+              </w:rPr>
+              <w:t>NF0</w:t>
+            </w:r>
+            <w:r>
+              <w:rPr>
+                <w:b/>
+                <w:sz w:val="16"/>
+                <w:szCs w:val="16"/>
+              </w:rPr>
+              <w:t>5</w:t>
+            </w:r>
+          </w:p>
+        </w:tc>
+      </w:tr>
+      <w:tr>
+        <w:trPr>
+          <w:tblCellSpacing w:w="0" w:type="dxa"/>
+        </w:trPr>
+        <w:tc>
+          <w:tcPr>
+            <w:tcW w:w="1895" w:type="dxa"/>
+            <w:tcBorders>
+              <w:top w:val="outset" w:sz="6" w:space="0" w:color="000000"/>
+              <w:bottom w:val="outset" w:sz="6" w:space="0" w:color="000000"/>
+              <w:right w:val="outset" w:sz="6" w:space="0" w:color="000000"/>
+            </w:tcBorders>
+          </w:tcPr>
+          <w:p>
+            <w:pPr>
+              <w:spacing w:before="100" w:beforeAutospacing="1"/>
+              <w:rPr>
+                <w:b/>
+                <w:sz w:val="16"/>
+                <w:szCs w:val="16"/>
+              </w:rPr>
+            </w:pPr>
+            <w:r>
+              <w:rPr>
+                <w:b/>
+                <w:sz w:val="16"/>
+                <w:szCs w:val="16"/>
+              </w:rPr>
+              <w:t>Nome</w:t>
+            </w:r>
+          </w:p>
+        </w:tc>
+        <w:tc>
+          <w:tcPr>
+            <w:tcW w:w="7685" w:type="dxa"/>
+            <w:tcBorders>
+              <w:top w:val="outset" w:sz="6" w:space="0" w:color="000000"/>
+              <w:left w:val="outset" w:sz="6" w:space="0" w:color="000000"/>
+              <w:bottom w:val="outset" w:sz="6" w:space="0" w:color="000000"/>
+            </w:tcBorders>
+          </w:tcPr>
+          <w:p>
+            <w:pPr>
+              <w:spacing w:before="100" w:beforeAutospacing="1"/>
+              <w:rPr>
+                <w:sz w:val="16"/>
+                <w:szCs w:val="16"/>
+              </w:rPr>
+            </w:pPr>
+            <w:r>
+              <w:rPr>
+                <w:sz w:val="16"/>
+                <w:szCs w:val="16"/>
+              </w:rPr>
+              <w:t>Sessione attiva del account del giocatore</w:t>
+            </w:r>
+          </w:p>
+        </w:tc>
+      </w:tr>
+      <w:tr>
+        <w:trPr>
+          <w:tblCellSpacing w:w="0" w:type="dxa"/>
+        </w:trPr>
+        <w:tc>
+          <w:tcPr>
+            <w:tcW w:w="1895" w:type="dxa"/>
+            <w:tcBorders>
+              <w:top w:val="outset" w:sz="6" w:space="0" w:color="000000"/>
+              <w:bottom w:val="outset" w:sz="6" w:space="0" w:color="000000"/>
+              <w:right w:val="outset" w:sz="6" w:space="0" w:color="000000"/>
+            </w:tcBorders>
+          </w:tcPr>
+          <w:p>
+            <w:pPr>
+              <w:spacing w:before="100" w:beforeAutospacing="1"/>
+              <w:rPr>
+                <w:b/>
+                <w:sz w:val="16"/>
+                <w:szCs w:val="16"/>
+              </w:rPr>
+            </w:pPr>
+            <w:r>
+              <w:rPr>
+                <w:b/>
+                <w:sz w:val="16"/>
+                <w:szCs w:val="16"/>
+              </w:rPr>
+              <w:t>Versione</w:t>
+            </w:r>
+          </w:p>
+        </w:tc>
+        <w:tc>
+          <w:tcPr>
+            <w:tcW w:w="7685" w:type="dxa"/>
+            <w:tcBorders>
+              <w:top w:val="outset" w:sz="6" w:space="0" w:color="000000"/>
+              <w:left w:val="outset" w:sz="6" w:space="0" w:color="000000"/>
+              <w:bottom w:val="outset" w:sz="6" w:space="0" w:color="000000"/>
+            </w:tcBorders>
+          </w:tcPr>
+          <w:p>
+            <w:pPr>
+              <w:spacing w:before="100" w:beforeAutospacing="1"/>
+              <w:rPr>
+                <w:sz w:val="16"/>
+                <w:szCs w:val="16"/>
+              </w:rPr>
+            </w:pPr>
+            <w:r>
+              <w:rPr>
+                <w:sz w:val="16"/>
+                <w:szCs w:val="16"/>
+              </w:rPr>
+              <w:t>1.0</w:t>
+            </w:r>
+          </w:p>
+        </w:tc>
+      </w:tr>
+      <w:tr>
+        <w:trPr>
+          <w:tblCellSpacing w:w="0" w:type="dxa"/>
+        </w:trPr>
+        <w:tc>
+          <w:tcPr>
+            <w:tcW w:w="1895" w:type="dxa"/>
+            <w:tcBorders>
+              <w:top w:val="outset" w:sz="6" w:space="0" w:color="000000"/>
+              <w:bottom w:val="outset" w:sz="6" w:space="0" w:color="000000"/>
+              <w:right w:val="outset" w:sz="6" w:space="0" w:color="000000"/>
+            </w:tcBorders>
+          </w:tcPr>
+          <w:p>
+            <w:pPr>
+              <w:spacing w:before="100" w:beforeAutospacing="1"/>
+              <w:rPr>
+                <w:b/>
+                <w:sz w:val="16"/>
+                <w:szCs w:val="16"/>
+              </w:rPr>
+            </w:pPr>
+            <w:r>
+              <w:rPr>
+                <w:b/>
+                <w:sz w:val="16"/>
+                <w:szCs w:val="16"/>
+              </w:rPr>
+              <w:t>Note</w:t>
+            </w:r>
+          </w:p>
+        </w:tc>
+        <w:tc>
+          <w:tcPr>
+            <w:tcW w:w="7685" w:type="dxa"/>
+            <w:tcBorders>
+              <w:top w:val="outset" w:sz="6" w:space="0" w:color="000000"/>
+              <w:left w:val="outset" w:sz="6" w:space="0" w:color="000000"/>
+              <w:bottom w:val="outset" w:sz="6" w:space="0" w:color="000000"/>
+            </w:tcBorders>
+          </w:tcPr>
+          <w:p>
+            <w:pPr>
+              <w:spacing w:before="100" w:beforeAutospacing="1"/>
+              <w:rPr>
+                <w:sz w:val="16"/>
+                <w:szCs w:val="16"/>
+              </w:rPr>
+            </w:pPr>
+            <w:r>
+              <w:rPr>
+                <w:sz w:val="16"/>
+                <w:szCs w:val="16"/>
+              </w:rPr>
+              <w:t>Necessita un sistema di salvataggio</w:t>
+            </w:r>
+          </w:p>
+        </w:tc>
+      </w:tr>
+      <w:tr>
+        <w:trPr>
+          <w:tblCellSpacing w:w="0" w:type="dxa"/>
+        </w:trPr>
+        <w:tc>
+          <w:tcPr>
+            <w:tcW w:w="9580" w:type="dxa"/>
+            <w:gridSpan w:val="2"/>
+            <w:tcBorders>
+              <w:top w:val="outset" w:sz="6" w:space="0" w:color="000000"/>
+              <w:bottom w:val="outset" w:sz="6" w:space="0" w:color="000000"/>
+            </w:tcBorders>
+          </w:tcPr>
+          <w:p>
+            <w:pPr>
+              <w:spacing w:before="100" w:beforeAutospacing="1"/>
+              <w:jc w:val="center"/>
+              <w:rPr>
+                <w:sz w:val="16"/>
+                <w:szCs w:val="16"/>
+              </w:rPr>
+            </w:pPr>
+            <w:r>
+              <w:rPr>
+                <w:b/>
+                <w:bCs/>
+                <w:sz w:val="16"/>
+                <w:szCs w:val="16"/>
+              </w:rPr>
+              <w:t>Sotto requisiti</w:t>
+            </w:r>
+          </w:p>
+        </w:tc>
+      </w:tr>
+      <w:tr>
+        <w:trPr>
+          <w:tblCellSpacing w:w="0" w:type="dxa"/>
+        </w:trPr>
+        <w:tc>
+          <w:tcPr>
+            <w:tcW w:w="1895" w:type="dxa"/>
+            <w:tcBorders>
+              <w:top w:val="outset" w:sz="6" w:space="0" w:color="000000"/>
+              <w:bottom w:val="outset" w:sz="6" w:space="0" w:color="000000"/>
+              <w:right w:val="outset" w:sz="6" w:space="0" w:color="000000"/>
+            </w:tcBorders>
+          </w:tcPr>
+          <w:p>
+            <w:pPr>
+              <w:spacing w:before="100" w:beforeAutospacing="1"/>
+              <w:rPr>
+                <w:b/>
+                <w:sz w:val="16"/>
+                <w:szCs w:val="16"/>
+              </w:rPr>
+            </w:pPr>
+            <w:r>
+              <w:rPr>
+                <w:b/>
+                <w:bCs/>
+                <w:sz w:val="16"/>
+                <w:szCs w:val="16"/>
+              </w:rPr>
+              <w:t>001</w:t>
+            </w:r>
+          </w:p>
+        </w:tc>
+        <w:tc>
+          <w:tcPr>
+            <w:tcW w:w="7685" w:type="dxa"/>
+            <w:tcBorders>
+              <w:top w:val="outset" w:sz="6" w:space="0" w:color="000000"/>
+              <w:left w:val="outset" w:sz="6" w:space="0" w:color="000000"/>
+              <w:bottom w:val="outset" w:sz="6" w:space="0" w:color="000000"/>
+            </w:tcBorders>
+          </w:tcPr>
+          <w:p>
+            <w:pPr>
+              <w:spacing w:before="100" w:beforeAutospacing="1"/>
+              <w:rPr>
+                <w:sz w:val="16"/>
+                <w:szCs w:val="16"/>
+              </w:rPr>
+            </w:pPr>
+            <w:r>
+              <w:rPr>
+                <w:sz w:val="16"/>
+                <w:szCs w:val="16"/>
+              </w:rPr>
+              <w:t>Il sistema mantiene la sessione autenticata</w:t>
+            </w:r>
+            <w:r>
+              <w:rPr>
+                <w:sz w:val="16"/>
+                <w:szCs w:val="16"/>
+              </w:rPr>
+              <w:t>.</w:t>
+            </w:r>
+          </w:p>
+        </w:tc>
+      </w:tr>
+      <w:tr>
+        <w:trPr>
+          <w:tblCellSpacing w:w="0" w:type="dxa"/>
+        </w:trPr>
+        <w:tc>
+          <w:tcPr>
+            <w:tcW w:w="1895" w:type="dxa"/>
+            <w:tcBorders>
+              <w:top w:val="outset" w:sz="6" w:space="0" w:color="000000"/>
+              <w:bottom w:val="outset" w:sz="6" w:space="0" w:color="000000"/>
+              <w:right w:val="outset" w:sz="6" w:space="0" w:color="000000"/>
+            </w:tcBorders>
+          </w:tcPr>
+          <w:p>
+            <w:pPr>
+              <w:spacing w:before="100" w:beforeAutospacing="1"/>
+              <w:rPr>
+                <w:b/>
+                <w:bCs/>
+                <w:sz w:val="16"/>
+                <w:szCs w:val="16"/>
+              </w:rPr>
+            </w:pPr>
+            <w:r>
+              <w:rPr>
+                <w:b/>
+                <w:bCs/>
+                <w:sz w:val="16"/>
+                <w:szCs w:val="16"/>
+              </w:rPr>
+              <w:t>002</w:t>
+            </w:r>
+          </w:p>
+        </w:tc>
+        <w:tc>
+          <w:tcPr>
+            <w:tcW w:w="7685" w:type="dxa"/>
+            <w:tcBorders>
+              <w:top w:val="outset" w:sz="6" w:space="0" w:color="000000"/>
+              <w:left w:val="outset" w:sz="6" w:space="0" w:color="000000"/>
+              <w:bottom w:val="outset" w:sz="6" w:space="0" w:color="000000"/>
+            </w:tcBorders>
+          </w:tcPr>
+          <w:p>
+            <w:pPr>
+              <w:spacing w:before="100" w:beforeAutospacing="1"/>
+              <w:rPr>
+                <w:sz w:val="16"/>
+                <w:szCs w:val="16"/>
+              </w:rPr>
+            </w:pPr>
+            <w:r>
+              <w:rPr>
+                <w:sz w:val="16"/>
+                <w:szCs w:val="16"/>
+              </w:rPr>
+              <w:t xml:space="preserve">Deve essere possibile non richiedere un nuovo login ad ogni avvio, </w:t>
+            </w:r>
+            <w:r>
+              <w:rPr>
+                <w:sz w:val="16"/>
+                <w:szCs w:val="16"/>
+              </w:rPr>
+              <w:t>salvo logout esplicito.</w:t>
+            </w:r>
+            <w:r>
+              <w:t xml:space="preserve"> </w:t>
+            </w:r>
+            <w:r>
+              <w:rPr>
+                <w:sz w:val="16"/>
+                <w:szCs w:val="16"/>
+              </w:rPr>
+              <w:t>Il giocatore può modificare i dettagli del proprio account dalla sezione "Dettagli account" in Impostazioni.</w:t>
+            </w:r>
+          </w:p>
+        </w:tc>
+      </w:tr>
+    </w:tbl>
+    <w:p/>
+    <w:tbl>
+      <w:tblPr>
+        <w:tblW w:w="9580" w:type="dxa"/>
+        <w:tblCellSpacing w:w="0" w:type="dxa"/>
+        <w:tblInd w:w="-8" w:type="dxa"/>
+        <w:tblBorders>
+          <w:top w:val="outset" w:sz="6" w:space="0" w:color="000000"/>
+          <w:left w:val="outset" w:sz="6" w:space="0" w:color="000000"/>
+          <w:bottom w:val="outset" w:sz="6" w:space="0" w:color="000000"/>
+          <w:right w:val="outset" w:sz="6" w:space="0" w:color="000000"/>
+        </w:tblBorders>
+        <w:tblCellMar>
+          <w:top w:w="60" w:type="dxa"/>
+          <w:left w:w="60" w:type="dxa"/>
+          <w:bottom w:w="60" w:type="dxa"/>
+          <w:right w:w="60" w:type="dxa"/>
+        </w:tblCellMar>
+        <w:tblLook w:val="00A0" w:firstRow="1" w:lastRow="0" w:firstColumn="1" w:lastColumn="0" w:noHBand="0" w:noVBand="0"/>
+      </w:tblPr>
+      <w:tblGrid>
+        <w:gridCol w:w="1895"/>
+        <w:gridCol w:w="7685"/>
+      </w:tblGrid>
+      <w:tr>
+        <w:trPr>
+          <w:trHeight w:val="251"/>
+          <w:tblCellSpacing w:w="0" w:type="dxa"/>
+        </w:trPr>
+        <w:tc>
+          <w:tcPr>
+            <w:tcW w:w="9580" w:type="dxa"/>
+            <w:gridSpan w:val="2"/>
+            <w:tcBorders>
+              <w:top w:val="outset" w:sz="6" w:space="0" w:color="000000"/>
+              <w:bottom w:val="outset" w:sz="6" w:space="0" w:color="000000"/>
+            </w:tcBorders>
+          </w:tcPr>
+          <w:p>
+            <w:pPr>
+              <w:spacing w:before="100" w:beforeAutospacing="1"/>
+              <w:jc w:val="center"/>
+              <w:rPr>
+                <w:b/>
+                <w:sz w:val="16"/>
+                <w:szCs w:val="16"/>
+              </w:rPr>
+            </w:pPr>
+            <w:r>
+              <w:rPr>
+                <w:b/>
+                <w:sz w:val="16"/>
+                <w:szCs w:val="16"/>
+              </w:rPr>
+              <w:t xml:space="preserve">ID: </w:t>
+            </w:r>
+            <w:r>
+              <w:rPr>
+                <w:b/>
+                <w:sz w:val="16"/>
+                <w:szCs w:val="16"/>
+              </w:rPr>
+              <w:t>REQ-</w:t>
+            </w:r>
+            <w:r>
+              <w:rPr>
+                <w:b/>
+                <w:sz w:val="16"/>
+                <w:szCs w:val="16"/>
+              </w:rPr>
+              <w:t>NF0</w:t>
+            </w:r>
+            <w:r>
+              <w:rPr>
+                <w:b/>
+                <w:sz w:val="16"/>
+                <w:szCs w:val="16"/>
+              </w:rPr>
+              <w:t>6</w:t>
+            </w:r>
+          </w:p>
+        </w:tc>
+      </w:tr>
+      <w:tr>
+        <w:trPr>
+          <w:tblCellSpacing w:w="0" w:type="dxa"/>
+        </w:trPr>
+        <w:tc>
+          <w:tcPr>
+            <w:tcW w:w="1895" w:type="dxa"/>
+            <w:tcBorders>
+              <w:top w:val="outset" w:sz="6" w:space="0" w:color="000000"/>
+              <w:bottom w:val="outset" w:sz="6" w:space="0" w:color="000000"/>
+              <w:right w:val="outset" w:sz="6" w:space="0" w:color="000000"/>
+            </w:tcBorders>
+          </w:tcPr>
+          <w:p>
+            <w:pPr>
+              <w:spacing w:before="100" w:beforeAutospacing="1"/>
+              <w:rPr>
+                <w:b/>
+                <w:sz w:val="16"/>
+                <w:szCs w:val="16"/>
+              </w:rPr>
+            </w:pPr>
+            <w:r>
+              <w:rPr>
+                <w:b/>
+                <w:sz w:val="16"/>
+                <w:szCs w:val="16"/>
+              </w:rPr>
+              <w:t>Nome</w:t>
+            </w:r>
+          </w:p>
+        </w:tc>
+        <w:tc>
+          <w:tcPr>
+            <w:tcW w:w="7685" w:type="dxa"/>
+            <w:tcBorders>
+              <w:top w:val="outset" w:sz="6" w:space="0" w:color="000000"/>
+              <w:left w:val="outset" w:sz="6" w:space="0" w:color="000000"/>
+              <w:bottom w:val="outset" w:sz="6" w:space="0" w:color="000000"/>
+            </w:tcBorders>
+          </w:tcPr>
+          <w:p>
+            <w:pPr>
+              <w:spacing w:before="100" w:beforeAutospacing="1"/>
+              <w:rPr>
+                <w:sz w:val="16"/>
+                <w:szCs w:val="16"/>
+              </w:rPr>
+            </w:pPr>
+            <w:r>
+              <w:rPr>
+                <w:sz w:val="16"/>
+                <w:szCs w:val="16"/>
+              </w:rPr>
+              <w:t>Salvataggio e modifica dei dati riguardanti l’account dell’utente</w:t>
+            </w:r>
+          </w:p>
+        </w:tc>
+      </w:tr>
+      <w:tr>
+        <w:trPr>
+          <w:tblCellSpacing w:w="0" w:type="dxa"/>
+        </w:trPr>
+        <w:tc>
+          <w:tcPr>
+            <w:tcW w:w="1895" w:type="dxa"/>
+            <w:tcBorders>
+              <w:top w:val="outset" w:sz="6" w:space="0" w:color="000000"/>
+              <w:bottom w:val="outset" w:sz="6" w:space="0" w:color="000000"/>
+              <w:right w:val="outset" w:sz="6" w:space="0" w:color="000000"/>
+            </w:tcBorders>
+          </w:tcPr>
+          <w:p>
+            <w:pPr>
+              <w:spacing w:before="100" w:beforeAutospacing="1"/>
+              <w:rPr>
+                <w:b/>
+                <w:sz w:val="16"/>
+                <w:szCs w:val="16"/>
+              </w:rPr>
+            </w:pPr>
+            <w:r>
+              <w:rPr>
+                <w:b/>
+                <w:sz w:val="16"/>
+                <w:szCs w:val="16"/>
+              </w:rPr>
+              <w:t>Versione</w:t>
+            </w:r>
+          </w:p>
+        </w:tc>
+        <w:tc>
+          <w:tcPr>
+            <w:tcW w:w="7685" w:type="dxa"/>
+            <w:tcBorders>
+              <w:top w:val="outset" w:sz="6" w:space="0" w:color="000000"/>
+              <w:left w:val="outset" w:sz="6" w:space="0" w:color="000000"/>
+              <w:bottom w:val="outset" w:sz="6" w:space="0" w:color="000000"/>
+            </w:tcBorders>
+          </w:tcPr>
+          <w:p>
+            <w:pPr>
+              <w:spacing w:before="100" w:beforeAutospacing="1"/>
+              <w:rPr>
+                <w:sz w:val="16"/>
+                <w:szCs w:val="16"/>
+              </w:rPr>
+            </w:pPr>
+            <w:r>
+              <w:rPr>
+                <w:sz w:val="16"/>
+                <w:szCs w:val="16"/>
+              </w:rPr>
+              <w:t>1.0</w:t>
+            </w:r>
+          </w:p>
+        </w:tc>
+      </w:tr>
+      <w:tr>
+        <w:trPr>
+          <w:tblCellSpacing w:w="0" w:type="dxa"/>
+        </w:trPr>
+        <w:tc>
+          <w:tcPr>
+            <w:tcW w:w="1895" w:type="dxa"/>
+            <w:tcBorders>
+              <w:top w:val="outset" w:sz="6" w:space="0" w:color="000000"/>
+              <w:bottom w:val="outset" w:sz="6" w:space="0" w:color="000000"/>
+              <w:right w:val="outset" w:sz="6" w:space="0" w:color="000000"/>
+            </w:tcBorders>
+          </w:tcPr>
+          <w:p>
+            <w:pPr>
+              <w:spacing w:before="100" w:beforeAutospacing="1"/>
+              <w:rPr>
+                <w:b/>
+                <w:sz w:val="16"/>
+                <w:szCs w:val="16"/>
+              </w:rPr>
+            </w:pPr>
+            <w:r>
+              <w:rPr>
+                <w:b/>
+                <w:sz w:val="16"/>
+                <w:szCs w:val="16"/>
+              </w:rPr>
+              <w:lastRenderedPageBreak/>
+              <w:t>Note</w:t>
+            </w:r>
+          </w:p>
+        </w:tc>
+        <w:tc>
+          <w:tcPr>
+            <w:tcW w:w="7685" w:type="dxa"/>
+            <w:tcBorders>
+              <w:top w:val="outset" w:sz="6" w:space="0" w:color="000000"/>
+              <w:left w:val="outset" w:sz="6" w:space="0" w:color="000000"/>
+              <w:bottom w:val="outset" w:sz="6" w:space="0" w:color="000000"/>
+            </w:tcBorders>
+          </w:tcPr>
+          <w:p>
+            <w:pPr>
+              <w:spacing w:before="100" w:beforeAutospacing="1"/>
+              <w:rPr>
+                <w:sz w:val="16"/>
+                <w:szCs w:val="16"/>
+              </w:rPr>
+            </w:pPr>
+            <w:r>
+              <w:rPr>
+                <w:sz w:val="16"/>
+                <w:szCs w:val="16"/>
+              </w:rPr>
+              <w:t>Presente nella sezione apposita delle impostazioni</w:t>
+            </w:r>
+          </w:p>
+        </w:tc>
+      </w:tr>
+      <w:tr>
+        <w:trPr>
+          <w:tblCellSpacing w:w="0" w:type="dxa"/>
+        </w:trPr>
+        <w:tc>
+          <w:tcPr>
+            <w:tcW w:w="9580" w:type="dxa"/>
+            <w:gridSpan w:val="2"/>
+            <w:tcBorders>
+              <w:top w:val="outset" w:sz="6" w:space="0" w:color="000000"/>
+              <w:bottom w:val="outset" w:sz="6" w:space="0" w:color="000000"/>
+            </w:tcBorders>
+          </w:tcPr>
+          <w:p>
+            <w:pPr>
+              <w:spacing w:before="100" w:beforeAutospacing="1"/>
+              <w:jc w:val="center"/>
+              <w:rPr>
+                <w:sz w:val="16"/>
+                <w:szCs w:val="16"/>
+              </w:rPr>
+            </w:pPr>
+            <w:r>
+              <w:rPr>
+                <w:b/>
+                <w:bCs/>
+                <w:sz w:val="16"/>
+                <w:szCs w:val="16"/>
+              </w:rPr>
+              <w:t>Sotto requisiti</w:t>
+            </w:r>
+          </w:p>
+        </w:tc>
+      </w:tr>
+      <w:tr>
+        <w:trPr>
+          <w:tblCellSpacing w:w="0" w:type="dxa"/>
+        </w:trPr>
+        <w:tc>
+          <w:tcPr>
+            <w:tcW w:w="1895" w:type="dxa"/>
+            <w:tcBorders>
+              <w:top w:val="outset" w:sz="6" w:space="0" w:color="000000"/>
+              <w:bottom w:val="outset" w:sz="6" w:space="0" w:color="000000"/>
+              <w:right w:val="outset" w:sz="6" w:space="0" w:color="000000"/>
+            </w:tcBorders>
+          </w:tcPr>
+          <w:p>
+            <w:pPr>
+              <w:spacing w:before="100" w:beforeAutospacing="1"/>
+              <w:rPr>
+                <w:b/>
+                <w:sz w:val="16"/>
+                <w:szCs w:val="16"/>
+              </w:rPr>
+            </w:pPr>
+            <w:r>
+              <w:rPr>
+                <w:b/>
+                <w:bCs/>
+                <w:sz w:val="16"/>
+                <w:szCs w:val="16"/>
+              </w:rPr>
+              <w:t>001</w:t>
+            </w:r>
+          </w:p>
+        </w:tc>
+        <w:tc>
+          <w:tcPr>
+            <w:tcW w:w="7685" w:type="dxa"/>
+            <w:tcBorders>
+              <w:top w:val="outset" w:sz="6" w:space="0" w:color="000000"/>
+              <w:left w:val="outset" w:sz="6" w:space="0" w:color="000000"/>
+              <w:bottom w:val="outset" w:sz="6" w:space="0" w:color="000000"/>
+            </w:tcBorders>
+          </w:tcPr>
+          <w:p>
+            <w:pPr>
+              <w:spacing w:before="100" w:beforeAutospacing="1"/>
+              <w:rPr>
+                <w:sz w:val="16"/>
+                <w:szCs w:val="16"/>
+              </w:rPr>
+            </w:pPr>
+            <w:r>
+              <w:rPr>
+                <w:sz w:val="16"/>
+                <w:szCs w:val="16"/>
+              </w:rPr>
+              <w:t>Deve essere fattibile per l’utente</w:t>
+            </w:r>
+            <w:r>
+              <w:rPr>
+                <w:sz w:val="16"/>
+                <w:szCs w:val="16"/>
+              </w:rPr>
+              <w:t xml:space="preserve"> </w:t>
+            </w:r>
+            <w:r>
+              <w:rPr>
+                <w:sz w:val="16"/>
+                <w:szCs w:val="16"/>
+              </w:rPr>
+              <w:t>revisionare</w:t>
+            </w:r>
+            <w:r>
+              <w:rPr>
+                <w:sz w:val="16"/>
+                <w:szCs w:val="16"/>
+              </w:rPr>
+              <w:t xml:space="preserve"> i dettagli del proprio account</w:t>
+            </w:r>
+            <w:r>
+              <w:rPr>
+                <w:sz w:val="16"/>
+                <w:szCs w:val="16"/>
+              </w:rPr>
+              <w:t>.</w:t>
+            </w:r>
+          </w:p>
+        </w:tc>
+      </w:tr>
+      <w:tr>
+        <w:trPr>
+          <w:tblCellSpacing w:w="0" w:type="dxa"/>
+        </w:trPr>
+        <w:tc>
+          <w:tcPr>
+            <w:tcW w:w="1895" w:type="dxa"/>
+            <w:tcBorders>
+              <w:top w:val="outset" w:sz="6" w:space="0" w:color="000000"/>
+              <w:bottom w:val="outset" w:sz="6" w:space="0" w:color="000000"/>
+              <w:right w:val="outset" w:sz="6" w:space="0" w:color="000000"/>
+            </w:tcBorders>
+          </w:tcPr>
+          <w:p>
+            <w:pPr>
+              <w:spacing w:before="100" w:beforeAutospacing="1"/>
+              <w:rPr>
+                <w:b/>
+                <w:bCs/>
+                <w:sz w:val="16"/>
+                <w:szCs w:val="16"/>
+              </w:rPr>
+            </w:pPr>
+            <w:r>
+              <w:rPr>
+                <w:b/>
+                <w:bCs/>
+                <w:sz w:val="16"/>
+                <w:szCs w:val="16"/>
+              </w:rPr>
+              <w:t>002</w:t>
+            </w:r>
+          </w:p>
+        </w:tc>
+        <w:tc>
+          <w:tcPr>
+            <w:tcW w:w="7685" w:type="dxa"/>
+            <w:tcBorders>
+              <w:top w:val="outset" w:sz="6" w:space="0" w:color="000000"/>
+              <w:left w:val="outset" w:sz="6" w:space="0" w:color="000000"/>
+              <w:bottom w:val="outset" w:sz="6" w:space="0" w:color="000000"/>
+            </w:tcBorders>
+          </w:tcPr>
+          <w:p>
+            <w:pPr>
+              <w:spacing w:before="100" w:beforeAutospacing="1"/>
+              <w:rPr>
+                <w:sz w:val="16"/>
+                <w:szCs w:val="16"/>
+              </w:rPr>
+            </w:pPr>
+            <w:r>
+              <w:rPr>
+                <w:sz w:val="16"/>
+                <w:szCs w:val="16"/>
+              </w:rPr>
+              <w:t>Deve essere anche abilitata per l’utente</w:t>
+            </w:r>
+            <w:r>
+              <w:rPr>
+                <w:sz w:val="16"/>
+                <w:szCs w:val="16"/>
+              </w:rPr>
+              <w:t xml:space="preserve"> </w:t>
+            </w:r>
+            <w:r>
+              <w:rPr>
+                <w:sz w:val="16"/>
+                <w:szCs w:val="16"/>
+              </w:rPr>
+              <w:t>la modifica delle proprie informazioni.</w:t>
+            </w:r>
+          </w:p>
         </w:tc>
       </w:tr>
     </w:tbl>
@@ -7986,58 +10014,9 @@
         <w:pStyle w:val="Titolo2"/>
         <w:ind w:left="578" w:hanging="578"/>
       </w:pPr>
-      <w:bookmarkStart w:id="8" w:name="_Toc240631387"/>
+      <w:bookmarkStart w:id="9" w:name="_Toc241236738"/>
       <w:r>
         <w:t>Use case</w:t>
-      </w:r>
-      <w:bookmarkEnd w:id="8"/>
-    </w:p>
-    <w:p>
-      <w:pPr>
-        <w:rPr>
-          <w:lang w:val="it-IT"/>
-        </w:rPr>
-      </w:pPr>
-      <w:r>
-        <w:rPr>
-          <w:lang w:val="it-IT"/>
-        </w:rPr>
-        <w:t xml:space="preserve">I casi d’uso rappresentano l’interazione tra i vari </w:t>
-      </w:r>
-      <w:r>
-        <w:rPr>
-          <w:lang w:val="it-IT"/>
-        </w:rPr>
-        <w:t>attori e le funzionalità</w:t>
-      </w:r>
-      <w:r>
-        <w:rPr>
-          <w:lang w:val="it-IT"/>
-        </w:rPr>
-        <w:t xml:space="preserve"> del prodotto</w:t>
-      </w:r>
-      <w:r>
-        <w:rPr>
-          <w:lang w:val="it-IT"/>
-        </w:rPr>
-        <w:t>.</w:t>
-      </w:r>
-    </w:p>
-    <w:p>
-      <w:pPr>
-        <w:rPr>
-          <w:lang w:val="it-IT"/>
-        </w:rPr>
-      </w:pPr>
-    </w:p>
-    <w:p>
-      <w:pPr>
-        <w:pStyle w:val="Titolo2"/>
-      </w:pPr>
-      <w:bookmarkStart w:id="9" w:name="_Toc240631388"/>
-      <w:r>
-        <w:lastRenderedPageBreak/>
-        <w:t>Pianificazione</w:t>
       </w:r>
       <w:bookmarkEnd w:id="9"/>
     </w:p>
@@ -8049,21 +10028,110 @@
       </w:pPr>
       <w:r>
         <w:rPr>
-          <w:lang w:val="it-IT"/>
-        </w:rPr>
-        <w:t xml:space="preserve">Prima di stabilire una pianificazione bisogna avere almeno una vaga idea del modello di sviluppo che si intende adottare. </w:t>
-      </w:r>
-      <w:r>
-        <w:rPr>
-          <w:lang w:val="it-IT"/>
-        </w:rPr>
-        <w:t xml:space="preserve">In questa sezione bisognerà inserire il modello concettuale di sviluppo che si seguirà durante il progetto. </w:t>
-      </w:r>
-      <w:r>
-        <w:rPr>
-          <w:lang w:val="it-IT"/>
-        </w:rPr>
-        <w:t>Gli elementi di riferimento per una buona pianificazione derivano da una scomposizione top-down della problematica del progetto.</w:t>
+          <w:noProof/>
+          <w:lang w:val="it-IT"/>
+        </w:rPr>
+        <w:drawing>
+          <wp:anchor distT="0" distB="0" distL="114300" distR="114300" simplePos="0" relativeHeight="251658240" behindDoc="0" locked="0" layoutInCell="1" allowOverlap="1" wp14:anchorId="609FD28E" wp14:editId="0F098678">
+            <wp:simplePos x="0" y="0"/>
+            <wp:positionH relativeFrom="margin">
+              <wp:align>center</wp:align>
+            </wp:positionH>
+            <wp:positionV relativeFrom="paragraph">
+              <wp:posOffset>230026</wp:posOffset>
+            </wp:positionV>
+            <wp:extent cx="3553460" cy="3001010"/>
+            <wp:effectExtent l="0" t="0" r="0" b="0"/>
+            <wp:wrapTopAndBottom/>
+            <wp:docPr id="4" name="Immagine 4"/>
+            <wp:cNvGraphicFramePr>
+              <a:graphicFrameLocks xmlns:a="http://schemas.openxmlformats.org/drawingml/2006/main" noChangeAspect="1"/>
+            </wp:cNvGraphicFramePr>
+            <a:graphic xmlns:a="http://schemas.openxmlformats.org/drawingml/2006/main">
+              <a:graphicData uri="http://schemas.openxmlformats.org/drawingml/2006/picture">
+                <pic:pic xmlns:pic="http://schemas.openxmlformats.org/drawingml/2006/picture">
+                  <pic:nvPicPr>
+                    <pic:cNvPr id="0" name="Picture 1"/>
+                    <pic:cNvPicPr>
+                      <a:picLocks noChangeAspect="1" noChangeArrowheads="1"/>
+                    </pic:cNvPicPr>
+                  </pic:nvPicPr>
+                  <pic:blipFill rotWithShape="1">
+                    <a:blip r:embed="rId8">
+                      <a:extLst>
+                        <a:ext uri="{28A0092B-C50C-407E-A947-70E740481C1C}">
+                          <a14:useLocalDpi xmlns:a14="http://schemas.microsoft.com/office/drawing/2010/main" val="0"/>
+                        </a:ext>
+                      </a:extLst>
+                    </a:blip>
+                    <a:srcRect l="4628" r="15914"/>
+                    <a:stretch/>
+                  </pic:blipFill>
+                  <pic:spPr bwMode="auto">
+                    <a:xfrm>
+                      <a:off x="0" y="0"/>
+                      <a:ext cx="3553460" cy="3001010"/>
+                    </a:xfrm>
+                    <a:prstGeom prst="rect">
+                      <a:avLst/>
+                    </a:prstGeom>
+                    <a:noFill/>
+                    <a:ln>
+                      <a:noFill/>
+                    </a:ln>
+                    <a:extLst>
+                      <a:ext uri="{53640926-AAD7-44D8-BBD7-CCE9431645EC}">
+                        <a14:shadowObscured xmlns:a14="http://schemas.microsoft.com/office/drawing/2010/main"/>
+                      </a:ext>
+                    </a:extLst>
+                  </pic:spPr>
+                </pic:pic>
+              </a:graphicData>
+            </a:graphic>
+            <wp14:sizeRelH relativeFrom="margin">
+              <wp14:pctWidth>0</wp14:pctWidth>
+            </wp14:sizeRelH>
+            <wp14:sizeRelV relativeFrom="margin">
+              <wp14:pctHeight>0</wp14:pctHeight>
+            </wp14:sizeRelV>
+          </wp:anchor>
+        </w:drawing>
+      </w:r>
+      <w:r>
+        <w:rPr>
+          <w:lang w:val="it-IT"/>
+        </w:rPr>
+        <w:t xml:space="preserve">È rappresentato </w:t>
+      </w:r>
+      <w:r>
+        <w:rPr>
+          <w:lang w:val="it-IT"/>
+        </w:rPr>
+        <w:t>in</w:t>
+      </w:r>
+      <w:r>
+        <w:rPr>
+          <w:lang w:val="it-IT"/>
+        </w:rPr>
+        <w:t xml:space="preserve"> seguito </w:t>
+      </w:r>
+      <w:r>
+        <w:rPr>
+          <w:lang w:val="it-IT"/>
+        </w:rPr>
+        <w:t>un’idea</w:t>
+      </w:r>
+      <w:r>
+        <w:rPr>
+          <w:lang w:val="it-IT"/>
+        </w:rPr>
+        <w:t xml:space="preserve"> iniziale</w:t>
+      </w:r>
+      <w:r>
+        <w:rPr>
+          <w:lang w:val="it-IT"/>
+        </w:rPr>
+        <w:t xml:space="preserve"> del prodotto:</w:t>
       </w:r>
     </w:p>
     <w:p>
@@ -8083,21 +10151,156 @@
         <w:rPr>
           <w:lang w:val="it-IT"/>
         </w:rPr>
-        <w:t xml:space="preserve">La pianificazione può essere rappresentata mediante un diagramma di </w:t>
-      </w:r>
-      <w:proofErr w:type="spellStart"/>
-      <w:r>
-        <w:rPr>
-          <w:lang w:val="it-IT"/>
-        </w:rPr>
-        <w:t>Gantt</w:t>
-      </w:r>
-      <w:proofErr w:type="spellEnd"/>
-      <w:r>
-        <w:rPr>
-          <w:lang w:val="it-IT"/>
-        </w:rPr>
-        <w:t>:</w:t>
+        <w:t xml:space="preserve">Viene rappresentata successivamente </w:t>
+      </w:r>
+      <w:r>
+        <w:rPr>
+          <w:lang w:val="it-IT"/>
+        </w:rPr>
+        <w:t>l</w:t>
+      </w:r>
+      <w:r>
+        <w:rPr>
+          <w:lang w:val="it-IT"/>
+        </w:rPr>
+        <w:t>’idea</w:t>
+      </w:r>
+      <w:r>
+        <w:rPr>
+          <w:lang w:val="it-IT"/>
+        </w:rPr>
+        <w:t xml:space="preserve"> finale dei procedimenti:</w:t>
+      </w:r>
+    </w:p>
+    <w:p>
+      <w:pPr>
+        <w:rPr>
+          <w:lang w:val="it-IT"/>
+        </w:rPr>
+      </w:pPr>
+      <w:r>
+        <w:rPr>
+          <w:noProof/>
+          <w:lang w:val="it-IT"/>
+        </w:rPr>
+        <w:drawing>
+          <wp:anchor distT="0" distB="0" distL="114300" distR="114300" simplePos="0" relativeHeight="251660288" behindDoc="0" locked="0" layoutInCell="1" allowOverlap="1" wp14:anchorId="6F0DC296" wp14:editId="1AE89CBD">
+            <wp:simplePos x="0" y="0"/>
+            <wp:positionH relativeFrom="margin">
+              <wp:align>center</wp:align>
+            </wp:positionH>
+            <wp:positionV relativeFrom="paragraph">
+              <wp:posOffset>148590</wp:posOffset>
+            </wp:positionV>
+            <wp:extent cx="3182620" cy="3006725"/>
+            <wp:effectExtent l="0" t="0" r="0" b="3175"/>
+            <wp:wrapTopAndBottom/>
+            <wp:docPr id="7" name="Immagine 7"/>
+            <wp:cNvGraphicFramePr>
+              <a:graphicFrameLocks xmlns:a="http://schemas.openxmlformats.org/drawingml/2006/main" noChangeAspect="1"/>
+            </wp:cNvGraphicFramePr>
+            <a:graphic xmlns:a="http://schemas.openxmlformats.org/drawingml/2006/main">
+              <a:graphicData uri="http://schemas.openxmlformats.org/drawingml/2006/picture">
+                <pic:pic xmlns:pic="http://schemas.openxmlformats.org/drawingml/2006/picture">
+                  <pic:nvPicPr>
+                    <pic:cNvPr id="0" name="Picture 4"/>
+                    <pic:cNvPicPr>
+                      <a:picLocks noChangeAspect="1" noChangeArrowheads="1"/>
+                    </pic:cNvPicPr>
+                  </pic:nvPicPr>
+                  <pic:blipFill>
+                    <a:blip r:embed="rId9">
+                      <a:extLst>
+                        <a:ext uri="{28A0092B-C50C-407E-A947-70E740481C1C}">
+                          <a14:useLocalDpi xmlns:a14="http://schemas.microsoft.com/office/drawing/2010/main" val="0"/>
+                        </a:ext>
+                      </a:extLst>
+                    </a:blip>
+                    <a:srcRect/>
+                    <a:stretch>
+                      <a:fillRect/>
+                    </a:stretch>
+                  </pic:blipFill>
+                  <pic:spPr bwMode="auto">
+                    <a:xfrm>
+                      <a:off x="0" y="0"/>
+                      <a:ext cx="3182620" cy="3006725"/>
+                    </a:xfrm>
+                    <a:prstGeom prst="rect">
+                      <a:avLst/>
+                    </a:prstGeom>
+                    <a:noFill/>
+                    <a:ln>
+                      <a:noFill/>
+                    </a:ln>
+                  </pic:spPr>
+                </pic:pic>
+              </a:graphicData>
+            </a:graphic>
+            <wp14:sizeRelH relativeFrom="margin">
+              <wp14:pctWidth>0</wp14:pctWidth>
+            </wp14:sizeRelH>
+            <wp14:sizeRelV relativeFrom="margin">
+              <wp14:pctHeight>0</wp14:pctHeight>
+            </wp14:sizeRelV>
+          </wp:anchor>
+        </w:drawing>
+      </w:r>
+    </w:p>
+    <w:p>
+      <w:pPr>
+        <w:pStyle w:val="Titolo2"/>
+      </w:pPr>
+      <w:bookmarkStart w:id="10" w:name="_Toc241236739"/>
+      <w:r>
+        <w:lastRenderedPageBreak/>
+        <w:t>Pianificazione</w:t>
+      </w:r>
+      <w:bookmarkEnd w:id="10"/>
+    </w:p>
+    <w:p>
+      <w:pPr>
+        <w:rPr>
+          <w:lang w:val="it-IT"/>
+        </w:rPr>
+      </w:pPr>
+      <w:r>
+        <w:rPr>
+          <w:lang w:val="it-IT"/>
+        </w:rPr>
+        <w:t xml:space="preserve">Prima di stabilire una pianificazione bisogna avere almeno una vaga idea del modello di sviluppo che si intende adottare. </w:t>
+      </w:r>
+      <w:r>
+        <w:rPr>
+          <w:lang w:val="it-IT"/>
+        </w:rPr>
+        <w:t xml:space="preserve">In questa sezione bisognerà inserire il modello concettuale di sviluppo che si seguirà durante il progetto. </w:t>
+      </w:r>
+      <w:r>
+        <w:rPr>
+          <w:lang w:val="it-IT"/>
+        </w:rPr>
+        <w:t>Gli elementi di riferimento per una buona pianificazione derivano da una scomposizione top-down della problematica del progetto.</w:t>
+      </w:r>
+    </w:p>
+    <w:p>
+      <w:pPr>
+        <w:rPr>
+          <w:lang w:val="it-IT"/>
+        </w:rPr>
+      </w:pPr>
+    </w:p>
+    <w:p>
+      <w:pPr>
+        <w:rPr>
+          <w:lang w:val="it-IT"/>
+        </w:rPr>
+      </w:pPr>
+      <w:r>
+        <w:rPr>
+          <w:lang w:val="it-IT"/>
+        </w:rPr>
+        <w:t>La pianificazione può essere rappresentata mediante un diagramma di Gantt:</w:t>
       </w:r>
     </w:p>
     <w:p>
@@ -8158,7 +10361,7 @@
                           </pic:cNvPicPr>
                         </pic:nvPicPr>
                         <pic:blipFill>
-                          <a:blip r:embed="rId8">
+                          <a:blip r:embed="rId10">
                             <a:extLst>
                               <a:ext uri="{28A0092B-C50C-407E-A947-70E740481C1C}">
                                 <a14:useLocalDpi xmlns:a14="http://schemas.microsoft.com/office/drawing/2010/main" val="0"/>
@@ -8222,15 +10425,7 @@
               <w:fldChar w:fldCharType="end"/>
             </w:r>
             <w:r>
-              <w:t xml:space="preserve">: Esempio di diagramma di </w:t>
-            </w:r>
-            <w:proofErr w:type="spellStart"/>
-            <w:r>
-              <w:t>Gantt</w:t>
-            </w:r>
-            <w:proofErr w:type="spellEnd"/>
-            <w:r>
-              <w:t>.</w:t>
+              <w:t>: Esempio di diagramma di Gantt.</w:t>
             </w:r>
           </w:p>
         </w:tc>
@@ -8277,32 +10472,18 @@
         <w:rPr>
           <w:lang w:val="it-IT"/>
         </w:rPr>
-        <w:t xml:space="preserve"> </w:t>
-      </w:r>
-      <w:proofErr w:type="spellStart"/>
-      <w:r>
-        <w:rPr>
-          <w:lang w:val="it-IT"/>
-        </w:rPr>
-        <w:t>scrum</w:t>
-      </w:r>
-      <w:proofErr w:type="spellEnd"/>
-      <w:r>
-        <w:rPr>
-          <w:lang w:val="it-IT"/>
-        </w:rPr>
-        <w:t>), dovranno apparire in questo capitolo.</w:t>
+        <w:t xml:space="preserve"> scrum), dovranno apparire in questo capitolo.</w:t>
       </w:r>
     </w:p>
     <w:p>
       <w:pPr>
         <w:pStyle w:val="Titolo2"/>
       </w:pPr>
-      <w:bookmarkStart w:id="10" w:name="_Toc240631389"/>
+      <w:bookmarkStart w:id="11" w:name="_Toc241236740"/>
       <w:r>
         <w:t>Analisi dei mezzi</w:t>
       </w:r>
-      <w:bookmarkEnd w:id="10"/>
+      <w:bookmarkEnd w:id="11"/>
     </w:p>
     <w:p>
       <w:pPr>
@@ -8345,13 +10526,13 @@
       <w:pPr>
         <w:pStyle w:val="Titolo3"/>
       </w:pPr>
-      <w:bookmarkStart w:id="11" w:name="_Toc413411419"/>
-      <w:bookmarkStart w:id="12" w:name="_Toc240631390"/>
+      <w:bookmarkStart w:id="12" w:name="_Toc413411419"/>
+      <w:bookmarkStart w:id="13" w:name="_Toc241236741"/>
       <w:r>
         <w:t>Software</w:t>
       </w:r>
-      <w:bookmarkEnd w:id="11"/>
       <w:bookmarkEnd w:id="12"/>
+      <w:bookmarkEnd w:id="13"/>
     </w:p>
     <w:p>
       <w:pPr>
@@ -8363,35 +10544,7 @@
         <w:rPr>
           <w:lang w:val="it-IT"/>
         </w:rPr>
-        <w:t xml:space="preserve">Il progetto è una applicazione </w:t>
-      </w:r>
-      <w:proofErr w:type="spellStart"/>
-      <w:r>
-        <w:rPr>
-          <w:lang w:val="it-IT"/>
-        </w:rPr>
-        <w:t>svliuppata</w:t>
-      </w:r>
-      <w:proofErr w:type="spellEnd"/>
-      <w:r>
-        <w:rPr>
-          <w:lang w:val="it-IT"/>
-        </w:rPr>
-        <w:t xml:space="preserve"> con </w:t>
-      </w:r>
-      <w:proofErr w:type="spellStart"/>
-      <w:r>
-        <w:rPr>
-          <w:lang w:val="it-IT"/>
-        </w:rPr>
-        <w:t>Unity</w:t>
-      </w:r>
-      <w:proofErr w:type="spellEnd"/>
-      <w:r>
-        <w:rPr>
-          <w:lang w:val="it-IT"/>
-        </w:rPr>
-        <w:t xml:space="preserve"> e C#.</w:t>
+        <w:t>Il progetto è una applicazione svliuppata con Unity e C#.</w:t>
       </w:r>
     </w:p>
     <w:p>
@@ -8400,33 +10553,11 @@
           <w:lang w:val="it-IT"/>
         </w:rPr>
       </w:pPr>
-      <w:proofErr w:type="spellStart"/>
-      <w:r>
-        <w:rPr>
-          <w:lang w:val="it-IT"/>
-        </w:rPr>
-        <w:t>Unity</w:t>
-      </w:r>
-      <w:proofErr w:type="spellEnd"/>
-      <w:r>
-        <w:rPr>
-          <w:lang w:val="it-IT"/>
-        </w:rPr>
-        <w:t xml:space="preserve"> è un game </w:t>
-      </w:r>
-      <w:proofErr w:type="spellStart"/>
-      <w:r>
-        <w:rPr>
-          <w:lang w:val="it-IT"/>
-        </w:rPr>
-        <w:t>engine</w:t>
-      </w:r>
-      <w:proofErr w:type="spellEnd"/>
-      <w:r>
-        <w:rPr>
-          <w:lang w:val="it-IT"/>
-        </w:rPr>
-        <w:t xml:space="preserve"> attraverso il quale si sviluppa la parte grafica e interattiva di gioco.</w:t>
+      <w:r>
+        <w:rPr>
+          <w:lang w:val="it-IT"/>
+        </w:rPr>
+        <w:t>Unity è un game engine attraverso il quale si sviluppa la parte grafica e interattiva di gioco.</w:t>
       </w:r>
       <w:r>
         <w:rPr>
@@ -8452,34 +10583,20 @@
         <w:rPr>
           <w:lang w:val="it-IT"/>
         </w:rPr>
-        <w:t xml:space="preserve">In più </w:t>
-      </w:r>
-      <w:proofErr w:type="spellStart"/>
-      <w:r>
-        <w:rPr>
-          <w:lang w:val="it-IT"/>
-        </w:rPr>
-        <w:t>Unity</w:t>
-      </w:r>
-      <w:proofErr w:type="spellEnd"/>
-      <w:r>
-        <w:rPr>
-          <w:lang w:val="it-IT"/>
-        </w:rPr>
-        <w:t xml:space="preserve"> migliora la qualità visiva dell’interfaccia in confronto ad un progetto web.</w:t>
+        <w:t>In più Unity migliora la qualità visiva dell’interfaccia in confronto ad un progetto web.</w:t>
       </w:r>
     </w:p>
     <w:p>
       <w:pPr>
         <w:pStyle w:val="Titolo3"/>
       </w:pPr>
-      <w:bookmarkStart w:id="13" w:name="_Toc413411420"/>
-      <w:bookmarkStart w:id="14" w:name="_Toc240631391"/>
+      <w:bookmarkStart w:id="14" w:name="_Toc413411420"/>
+      <w:bookmarkStart w:id="15" w:name="_Toc241236742"/>
       <w:r>
         <w:t>Hardware</w:t>
       </w:r>
-      <w:bookmarkEnd w:id="13"/>
       <w:bookmarkEnd w:id="14"/>
+      <w:bookmarkEnd w:id="15"/>
     </w:p>
     <w:p>
       <w:pPr>
@@ -8487,44 +10604,50 @@
           <w:lang w:val="it-IT"/>
         </w:rPr>
       </w:pPr>
+      <w:r>
+        <w:rPr>
+          <w:lang w:val="it-IT"/>
+        </w:rPr>
+        <w:t xml:space="preserve">Su quale piattaforma dovrà essere eseguito il prodotto? Che hardware particolare è coinvolto nel progetto? Che particolarità e limitazioni presenta? Che </w:t>
+      </w:r>
+      <w:r>
+        <w:rPr>
+          <w:lang w:val="it-IT"/>
+        </w:rPr>
+        <w:t>HW</w:t>
+      </w:r>
+      <w:r>
+        <w:rPr>
+          <w:lang w:val="it-IT"/>
+        </w:rPr>
+        <w:t xml:space="preserve"> sarà disponibile durante lo sviluppo?</w:t>
+      </w:r>
     </w:p>
     <w:p>
       <w:pPr>
-        <w:rPr>
-          <w:lang w:val="it-IT"/>
-        </w:rPr>
-      </w:pPr>
-      <w:r>
-        <w:rPr>
-          <w:lang w:val="it-IT"/>
-        </w:rPr>
-        <w:t xml:space="preserve">Su quale piattaforma dovrà essere eseguito il prodotto? Che hardware particolare è coinvolto nel progetto? Che particolarità e limitazioni presenta? Che </w:t>
-      </w:r>
-      <w:r>
-        <w:rPr>
-          <w:lang w:val="it-IT"/>
-        </w:rPr>
-        <w:t>HW</w:t>
-      </w:r>
-      <w:r>
-        <w:rPr>
-          <w:lang w:val="it-IT"/>
-        </w:rPr>
-        <w:t xml:space="preserve"> sarà disponibile durante lo sviluppo?</w:t>
-      </w:r>
+        <w:pStyle w:val="Titolo1"/>
+      </w:pPr>
+      <w:bookmarkStart w:id="16" w:name="_Toc429059808"/>
+      <w:bookmarkStart w:id="17" w:name="_Toc241236743"/>
+      <w:r>
+        <w:lastRenderedPageBreak/>
+        <w:t>Progettazione</w:t>
+      </w:r>
+      <w:bookmarkEnd w:id="16"/>
+      <w:bookmarkEnd w:id="17"/>
     </w:p>
     <w:p>
       <w:pPr>
-        <w:pStyle w:val="Titolo1"/>
-      </w:pPr>
-      <w:bookmarkStart w:id="15" w:name="_Toc429059808"/>
-      <w:bookmarkStart w:id="16" w:name="_Toc240631392"/>
-      <w:r>
-        <w:lastRenderedPageBreak/>
-        <w:t>Progettazione</w:t>
-      </w:r>
-      <w:bookmarkEnd w:id="15"/>
-      <w:bookmarkEnd w:id="16"/>
+        <w:rPr>
+          <w:lang w:val="it-IT"/>
+        </w:rPr>
+      </w:pPr>
+      <w:r>
+        <w:rPr>
+          <w:lang w:val="it-IT"/>
+        </w:rPr>
+        <w:t>In questo capitolo sono descritti in modo dettagliato i vari passaggi proceduali, degli schizzi su come il prodotto dovrebbe uscire e come è strutturato.</w:t>
+      </w:r>
     </w:p>
     <w:p>
       <w:pPr>
@@ -8536,7 +10659,7 @@
         <w:rPr>
           <w:lang w:val="it-IT"/>
         </w:rPr>
-        <w:t>Questo capitolo descrive esaustivamente come deve essere realizzato il prodotto fin nei suoi dettagli. Una buona progettazione permette all’esecutore di evitare fraintendimenti e imprecisioni nell’implementazione del prodotto.</w:t>
+        <w:t>L’obbiettivo è quello di chiarire delle possibili incomprensioni sulla pianificazione e il funzionamento generale del prodotto finale.</w:t>
       </w:r>
     </w:p>
     <w:p>
@@ -8550,13 +10673,13 @@
       <w:pPr>
         <w:pStyle w:val="Titolo2"/>
       </w:pPr>
-      <w:bookmarkStart w:id="17" w:name="_Toc429059809"/>
-      <w:bookmarkStart w:id="18" w:name="_Toc240631393"/>
+      <w:bookmarkStart w:id="18" w:name="_Toc429059809"/>
+      <w:bookmarkStart w:id="19" w:name="_Toc241236744"/>
       <w:r>
         <w:t>Design dell’architettura del sistema</w:t>
       </w:r>
-      <w:bookmarkEnd w:id="17"/>
       <w:bookmarkEnd w:id="18"/>
+      <w:bookmarkEnd w:id="19"/>
     </w:p>
     <w:p>
       <w:pPr>
@@ -8679,16 +10802,8 @@
         <w:rPr>
           <w:lang w:val="it-IT"/>
         </w:rPr>
-        <w:t xml:space="preserve">Eventuale </w:t>
-      </w:r>
-      <w:proofErr w:type="spellStart"/>
-      <w:r>
-        <w:rPr>
-          <w:lang w:val="it-IT"/>
-        </w:rPr>
-        <w:t>sitemap</w:t>
-      </w:r>
-      <w:proofErr w:type="spellEnd"/>
+        <w:t>Eventuale sitemap</w:t>
+      </w:r>
     </w:p>
     <w:p>
       <w:pPr>
@@ -8701,16 +10816,16 @@
       <w:pPr>
         <w:pStyle w:val="Titolo2"/>
       </w:pPr>
-      <w:bookmarkStart w:id="19" w:name="_Toc429059810"/>
-      <w:bookmarkStart w:id="20" w:name="_Toc240631394"/>
+      <w:bookmarkStart w:id="20" w:name="_Toc429059810"/>
+      <w:bookmarkStart w:id="21" w:name="_Toc241236745"/>
       <w:r>
         <w:t>Design dei dati</w:t>
       </w:r>
       <w:r>
         <w:t xml:space="preserve"> e database</w:t>
       </w:r>
-      <w:bookmarkEnd w:id="19"/>
       <w:bookmarkEnd w:id="20"/>
+      <w:bookmarkEnd w:id="21"/>
     </w:p>
     <w:p>
       <w:pPr>
@@ -8761,13 +10876,14 @@
       <w:pPr>
         <w:pStyle w:val="Titolo2"/>
       </w:pPr>
-      <w:bookmarkStart w:id="21" w:name="_Toc429059811"/>
-      <w:bookmarkStart w:id="22" w:name="_Toc240631395"/>
-      <w:r>
+      <w:bookmarkStart w:id="22" w:name="_Toc429059811"/>
+      <w:bookmarkStart w:id="23" w:name="_Toc241236746"/>
+      <w:r>
+        <w:lastRenderedPageBreak/>
         <w:t>Design delle interfacce</w:t>
       </w:r>
-      <w:bookmarkEnd w:id="21"/>
       <w:bookmarkEnd w:id="22"/>
+      <w:bookmarkEnd w:id="23"/>
     </w:p>
     <w:p>
       <w:pPr>
@@ -8779,40 +10895,81 @@
         <w:rPr>
           <w:lang w:val="it-IT"/>
         </w:rPr>
-        <w:t>Descrizione delle interfacce interne ed esterne del sistema e dell’interfaccia utente. La progettazione delle interfacce è basata sulle informazioni rica</w:t>
-      </w:r>
-      <w:r>
-        <w:rPr>
-          <w:lang w:val="it-IT"/>
-        </w:rPr>
-        <w:t xml:space="preserve">vate durante la fase di analisi e realizzata tramite </w:t>
-      </w:r>
-      <w:proofErr w:type="spellStart"/>
-      <w:r>
-        <w:rPr>
-          <w:lang w:val="it-IT"/>
-        </w:rPr>
-        <w:t>mockups</w:t>
-      </w:r>
-      <w:proofErr w:type="spellEnd"/>
-      <w:r>
-        <w:rPr>
-          <w:lang w:val="it-IT"/>
-        </w:rPr>
-        <w:t>.</w:t>
+        <w:t>Durante la fase di analisi dei requisiti e di possibili funzionamenti è stata realizzata un idea riguardante la struttura grafica dell’applicativo:</w:t>
+      </w:r>
+      <w:r>
+        <w:rPr>
+          <w:lang w:val="it-IT"/>
+        </w:rPr>
+        <w:br/>
+      </w:r>
+      <w:r>
+        <w:rPr>
+          <w:noProof/>
+          <w:lang w:val="it-IT"/>
+        </w:rPr>
+        <w:drawing>
+          <wp:inline distT="0" distB="0" distL="0" distR="0" wp14:anchorId="217596E4" wp14:editId="162F8382">
+            <wp:extent cx="6106795" cy="4730750"/>
+            <wp:effectExtent l="0" t="0" r="8255" b="0"/>
+            <wp:docPr id="5" name="Immagine 5"/>
+            <wp:cNvGraphicFramePr>
+              <a:graphicFrameLocks xmlns:a="http://schemas.openxmlformats.org/drawingml/2006/main" noChangeAspect="1"/>
+            </wp:cNvGraphicFramePr>
+            <a:graphic xmlns:a="http://schemas.openxmlformats.org/drawingml/2006/main">
+              <a:graphicData uri="http://schemas.openxmlformats.org/drawingml/2006/picture">
+                <pic:pic xmlns:pic="http://schemas.openxmlformats.org/drawingml/2006/picture">
+                  <pic:nvPicPr>
+                    <pic:cNvPr id="0" name="Picture 2"/>
+                    <pic:cNvPicPr>
+                      <a:picLocks noChangeAspect="1" noChangeArrowheads="1"/>
+                    </pic:cNvPicPr>
+                  </pic:nvPicPr>
+                  <pic:blipFill>
+                    <a:blip r:embed="rId11">
+                      <a:extLst>
+                        <a:ext uri="{28A0092B-C50C-407E-A947-70E740481C1C}">
+                          <a14:useLocalDpi xmlns:a14="http://schemas.microsoft.com/office/drawing/2010/main" val="0"/>
+                        </a:ext>
+                      </a:extLst>
+                    </a:blip>
+                    <a:srcRect/>
+                    <a:stretch>
+                      <a:fillRect/>
+                    </a:stretch>
+                  </pic:blipFill>
+                  <pic:spPr bwMode="auto">
+                    <a:xfrm>
+                      <a:off x="0" y="0"/>
+                      <a:ext cx="6106795" cy="4730750"/>
+                    </a:xfrm>
+                    <a:prstGeom prst="rect">
+                      <a:avLst/>
+                    </a:prstGeom>
+                    <a:noFill/>
+                    <a:ln>
+                      <a:noFill/>
+                    </a:ln>
+                  </pic:spPr>
+                </pic:pic>
+              </a:graphicData>
+            </a:graphic>
+          </wp:inline>
+        </w:drawing>
       </w:r>
     </w:p>
     <w:p>
       <w:pPr>
         <w:pStyle w:val="Titolo2"/>
       </w:pPr>
-      <w:bookmarkStart w:id="23" w:name="_Toc429059812"/>
-      <w:bookmarkStart w:id="24" w:name="_Toc240631396"/>
-      <w:r>
+      <w:bookmarkStart w:id="24" w:name="_Toc429059812"/>
+      <w:bookmarkStart w:id="25" w:name="_Toc241236747"/>
+      <w:r>
+        <w:lastRenderedPageBreak/>
         <w:t>Design procedurale</w:t>
       </w:r>
-      <w:bookmarkEnd w:id="23"/>
       <w:bookmarkEnd w:id="24"/>
+      <w:bookmarkEnd w:id="25"/>
     </w:p>
     <w:p>
       <w:pPr>
@@ -8822,154 +10979,102 @@
       </w:pPr>
       <w:r>
         <w:rPr>
-          <w:lang w:val="it-IT"/>
-        </w:rPr>
-        <w:t xml:space="preserve">Descrive i concetti </w:t>
-      </w:r>
-      <w:r>
-        <w:rPr>
-          <w:lang w:val="it-IT"/>
-        </w:rPr>
-        <w:t>dettagliati dell’architettura/sviluppo</w:t>
-      </w:r>
-      <w:r>
-        <w:rPr>
-          <w:lang w:val="it-IT"/>
-        </w:rPr>
-        <w:t xml:space="preserve"> utilizzando ad esempio:</w:t>
-      </w:r>
-    </w:p>
-    <w:p>
-      <w:pPr>
-        <w:numPr>
-          <w:ilvl w:val="0"/>
-          <w:numId w:val="11"/>
-        </w:numPr>
-        <w:rPr>
-          <w:lang w:val="it-IT"/>
-        </w:rPr>
-      </w:pPr>
-      <w:r>
-        <w:rPr>
-          <w:lang w:val="it-IT"/>
-        </w:rPr>
-        <w:t>Diagrammi di flusso e Nassi.</w:t>
-      </w:r>
-    </w:p>
-    <w:p>
-      <w:pPr>
-        <w:numPr>
-          <w:ilvl w:val="0"/>
-          <w:numId w:val="11"/>
-        </w:numPr>
-        <w:rPr>
-          <w:lang w:val="it-IT"/>
-        </w:rPr>
-      </w:pPr>
-      <w:r>
-        <w:rPr>
-          <w:lang w:val="it-IT"/>
-        </w:rPr>
-        <w:t>Tabelle.</w:t>
-      </w:r>
-    </w:p>
-    <w:p>
-      <w:pPr>
-        <w:numPr>
-          <w:ilvl w:val="0"/>
-          <w:numId w:val="11"/>
-        </w:numPr>
-        <w:rPr>
-          <w:lang w:val="it-IT"/>
-        </w:rPr>
-      </w:pPr>
-      <w:r>
-        <w:rPr>
-          <w:lang w:val="it-IT"/>
-        </w:rPr>
-        <w:t>Classi e metodi.</w:t>
-      </w:r>
-    </w:p>
-    <w:p>
-      <w:pPr>
-        <w:numPr>
-          <w:ilvl w:val="0"/>
-          <w:numId w:val="11"/>
-        </w:numPr>
-        <w:rPr>
-          <w:lang w:val="it-IT"/>
-        </w:rPr>
-      </w:pPr>
-      <w:r>
-        <w:rPr>
-          <w:lang w:val="it-IT"/>
-        </w:rPr>
-        <w:t xml:space="preserve">Tabelle di </w:t>
-      </w:r>
-      <w:proofErr w:type="spellStart"/>
-      <w:r>
-        <w:rPr>
-          <w:lang w:val="it-IT"/>
-        </w:rPr>
-        <w:t>routing</w:t>
-      </w:r>
-      <w:proofErr w:type="spellEnd"/>
-    </w:p>
-    <w:p>
-      <w:pPr>
-        <w:numPr>
-          <w:ilvl w:val="0"/>
-          <w:numId w:val="11"/>
-        </w:numPr>
-        <w:rPr>
-          <w:lang w:val="it-IT"/>
-        </w:rPr>
-      </w:pPr>
-      <w:r>
-        <w:rPr>
-          <w:lang w:val="it-IT"/>
-        </w:rPr>
-        <w:t>Diritti di accesso a condivisioni …</w:t>
-      </w:r>
-    </w:p>
-    <w:p>
-      <w:pPr>
-        <w:rPr>
-          <w:lang w:val="it-IT"/>
-        </w:rPr>
-      </w:pPr>
-    </w:p>
-    <w:p>
-      <w:pPr>
-        <w:rPr>
-          <w:lang w:val="it-IT"/>
-        </w:rPr>
-      </w:pPr>
-      <w:r>
-        <w:rPr>
-          <w:lang w:val="it-IT"/>
-        </w:rPr>
-        <w:t>Questi</w:t>
-      </w:r>
-      <w:r>
-        <w:rPr>
-          <w:lang w:val="it-IT"/>
-        </w:rPr>
-        <w:t xml:space="preserve"> documenti permetteranno di rappresentare i dettagli procedurali </w:t>
-      </w:r>
-      <w:r>
-        <w:rPr>
-          <w:lang w:val="it-IT"/>
-        </w:rPr>
-        <w:t>per la realizzazione del prodotto.</w:t>
-      </w:r>
-    </w:p>
-    <w:p>
-      <w:pPr>
-        <w:rPr>
-          <w:lang w:val="it-IT"/>
-        </w:rPr>
-      </w:pPr>
+          <w:noProof/>
+          <w:lang w:val="it-IT"/>
+        </w:rPr>
+        <w:drawing>
+          <wp:anchor distT="0" distB="0" distL="114300" distR="114300" simplePos="0" relativeHeight="251659264" behindDoc="0" locked="0" layoutInCell="1" allowOverlap="1" wp14:anchorId="5AABDC82" wp14:editId="337F8E19">
+            <wp:simplePos x="0" y="0"/>
+            <wp:positionH relativeFrom="margin">
+              <wp:posOffset>1278890</wp:posOffset>
+            </wp:positionH>
+            <wp:positionV relativeFrom="paragraph">
+              <wp:posOffset>355660</wp:posOffset>
+            </wp:positionV>
+            <wp:extent cx="3562350" cy="4069715"/>
+            <wp:effectExtent l="0" t="0" r="0" b="6985"/>
+            <wp:wrapTopAndBottom/>
+            <wp:docPr id="6" name="Immagine 6"/>
+            <wp:cNvGraphicFramePr>
+              <a:graphicFrameLocks xmlns:a="http://schemas.openxmlformats.org/drawingml/2006/main" noChangeAspect="1"/>
+            </wp:cNvGraphicFramePr>
+            <a:graphic xmlns:a="http://schemas.openxmlformats.org/drawingml/2006/main">
+              <a:graphicData uri="http://schemas.openxmlformats.org/drawingml/2006/picture">
+                <pic:pic xmlns:pic="http://schemas.openxmlformats.org/drawingml/2006/picture">
+                  <pic:nvPicPr>
+                    <pic:cNvPr id="0" name="Picture 3"/>
+                    <pic:cNvPicPr>
+                      <a:picLocks noChangeAspect="1" noChangeArrowheads="1"/>
+                    </pic:cNvPicPr>
+                  </pic:nvPicPr>
+                  <pic:blipFill>
+                    <a:blip r:embed="rId12">
+                      <a:extLst>
+                        <a:ext uri="{28A0092B-C50C-407E-A947-70E740481C1C}">
+                          <a14:useLocalDpi xmlns:a14="http://schemas.microsoft.com/office/drawing/2010/main" val="0"/>
+                        </a:ext>
+                      </a:extLst>
+                    </a:blip>
+                    <a:srcRect/>
+                    <a:stretch>
+                      <a:fillRect/>
+                    </a:stretch>
+                  </pic:blipFill>
+                  <pic:spPr bwMode="auto">
+                    <a:xfrm>
+                      <a:off x="0" y="0"/>
+                      <a:ext cx="3562350" cy="4069715"/>
+                    </a:xfrm>
+                    <a:prstGeom prst="rect">
+                      <a:avLst/>
+                    </a:prstGeom>
+                    <a:noFill/>
+                    <a:ln>
+                      <a:noFill/>
+                    </a:ln>
+                  </pic:spPr>
+                </pic:pic>
+              </a:graphicData>
+            </a:graphic>
+            <wp14:sizeRelH relativeFrom="margin">
+              <wp14:pctWidth>0</wp14:pctWidth>
+            </wp14:sizeRelH>
+            <wp14:sizeRelV relativeFrom="margin">
+              <wp14:pctHeight>0</wp14:pctHeight>
+            </wp14:sizeRelV>
+          </wp:anchor>
+        </w:drawing>
+      </w:r>
+      <w:r>
+        <w:rPr>
+          <w:lang w:val="it-IT"/>
+        </w:rPr>
+        <w:t xml:space="preserve">La seguente swimline </w:t>
+      </w:r>
+      <w:r>
+        <w:rPr>
+          <w:lang w:val="it-IT"/>
+        </w:rPr>
+        <w:t>spiega come avviene procedualmente l’operazione d’accesso all’applicativo</w:t>
+      </w:r>
+      <w:r>
+        <w:rPr>
+          <w:lang w:val="it-IT"/>
+        </w:rPr>
+        <w:t xml:space="preserve"> con un account personale</w:t>
+      </w:r>
+      <w:r>
+        <w:rPr>
+          <w:lang w:val="it-IT"/>
+        </w:rPr>
+        <w:t>:</w:t>
+      </w:r>
+      <w:r>
+        <w:rPr>
+          <w:lang w:val="it-IT"/>
+        </w:rPr>
+        <w:br/>
+      </w:r>
     </w:p>
     <w:p>
       <w:pPr>
@@ -8988,14 +11093,14 @@
           <w:bottom w:val="single" w:sz="4" w:space="1" w:color="auto"/>
         </w:pBdr>
       </w:pPr>
-      <w:bookmarkStart w:id="25" w:name="_Toc461179222"/>
-      <w:bookmarkStart w:id="26" w:name="_Toc240631397"/>
+      <w:bookmarkStart w:id="26" w:name="_Toc461179222"/>
+      <w:bookmarkStart w:id="27" w:name="_Toc241236748"/>
       <w:r>
         <w:lastRenderedPageBreak/>
         <w:t>Implementazione</w:t>
       </w:r>
-      <w:bookmarkEnd w:id="25"/>
       <w:bookmarkEnd w:id="26"/>
+      <w:bookmarkEnd w:id="27"/>
     </w:p>
     <w:p>
       <w:r>
@@ -9058,28 +11163,28 @@
           <w:lang w:val="it-IT"/>
         </w:rPr>
       </w:pPr>
-      <w:bookmarkStart w:id="27" w:name="_Toc461179223"/>
-      <w:bookmarkStart w:id="28" w:name="_Toc240631398"/>
+      <w:bookmarkStart w:id="28" w:name="_Toc461179223"/>
+      <w:bookmarkStart w:id="29" w:name="_Toc241236749"/>
       <w:r>
         <w:rPr>
           <w:lang w:val="it-IT"/>
         </w:rPr>
         <w:t>Test</w:t>
       </w:r>
-      <w:bookmarkEnd w:id="27"/>
       <w:bookmarkEnd w:id="28"/>
+      <w:bookmarkEnd w:id="29"/>
     </w:p>
     <w:p>
       <w:pPr>
         <w:pStyle w:val="Titolo2"/>
       </w:pPr>
-      <w:bookmarkStart w:id="29" w:name="_Toc461179224"/>
-      <w:bookmarkStart w:id="30" w:name="_Toc240631399"/>
+      <w:bookmarkStart w:id="30" w:name="_Toc461179224"/>
+      <w:bookmarkStart w:id="31" w:name="_Toc241236750"/>
       <w:r>
         <w:t>Protocollo di test</w:t>
       </w:r>
-      <w:bookmarkEnd w:id="29"/>
       <w:bookmarkEnd w:id="30"/>
+      <w:bookmarkEnd w:id="31"/>
     </w:p>
     <w:p>
       <w:pPr>
@@ -9158,7 +11263,6 @@
                 <w:lang w:val="en-GB" w:eastAsia="en-US"/>
               </w:rPr>
             </w:pPr>
-            <w:proofErr w:type="spellStart"/>
             <w:r>
               <w:rPr>
                 <w:b/>
@@ -9168,7 +11272,6 @@
               </w:rPr>
               <w:t>Riferimento</w:t>
             </w:r>
-            <w:proofErr w:type="spellEnd"/>
             <w:r>
               <w:rPr>
                 <w:sz w:val="18"/>
@@ -9300,7 +11403,6 @@
                 <w:szCs w:val="18"/>
               </w:rPr>
             </w:pPr>
-            <w:proofErr w:type="spellStart"/>
             <w:r>
               <w:rPr>
                 <w:b/>
@@ -9309,7 +11411,6 @@
               </w:rPr>
               <w:t>Descrizione</w:t>
             </w:r>
-            <w:proofErr w:type="spellEnd"/>
             <w:r>
               <w:rPr>
                 <w:b/>
@@ -9364,7 +11465,6 @@
                 <w:szCs w:val="18"/>
               </w:rPr>
             </w:pPr>
-            <w:proofErr w:type="spellStart"/>
             <w:r>
               <w:rPr>
                 <w:b/>
@@ -9373,7 +11473,6 @@
               </w:rPr>
               <w:t>Prerequisiti</w:t>
             </w:r>
-            <w:proofErr w:type="spellEnd"/>
             <w:r>
               <w:rPr>
                 <w:b/>
@@ -9407,7 +11506,6 @@
               </w:rPr>
               <w:t xml:space="preserve">Store on local PC: Profile_1.2.001.xml (appendix </w:t>
             </w:r>
-            <w:proofErr w:type="spellStart"/>
             <w:r>
               <w:rPr>
                 <w:sz w:val="18"/>
@@ -9416,7 +11514,6 @@
               </w:rPr>
               <w:t>n_n</w:t>
             </w:r>
-            <w:proofErr w:type="spellEnd"/>
             <w:r>
               <w:rPr>
                 <w:sz w:val="18"/>
@@ -9424,7 +11521,6 @@
               </w:rPr>
               <w:t xml:space="preserve">) and Cards_1.2.001.txt (appendix </w:t>
             </w:r>
-            <w:proofErr w:type="spellStart"/>
             <w:r>
               <w:rPr>
                 <w:sz w:val="18"/>
@@ -9433,7 +11529,6 @@
               </w:rPr>
               <w:t>n_n</w:t>
             </w:r>
-            <w:proofErr w:type="spellEnd"/>
             <w:r>
               <w:rPr>
                 <w:sz w:val="18"/>
@@ -9478,7 +11573,6 @@
                 <w:szCs w:val="18"/>
               </w:rPr>
             </w:pPr>
-            <w:proofErr w:type="spellStart"/>
             <w:r>
               <w:rPr>
                 <w:b/>
@@ -9487,7 +11581,6 @@
               </w:rPr>
               <w:t>Procedura</w:t>
             </w:r>
-            <w:proofErr w:type="spellEnd"/>
             <w:r>
               <w:rPr>
                 <w:b/>
@@ -9654,23 +11747,7 @@
                 <w:szCs w:val="18"/>
               </w:rPr>
               <w:br/>
-              <w:t xml:space="preserve">Click the </w:t>
-            </w:r>
-            <w:proofErr w:type="spellStart"/>
-            <w:r>
-              <w:rPr>
-                <w:sz w:val="18"/>
-                <w:szCs w:val="18"/>
-              </w:rPr>
-              <w:t>imsi</w:t>
-            </w:r>
-            <w:proofErr w:type="spellEnd"/>
-            <w:r>
-              <w:rPr>
-                <w:sz w:val="18"/>
-                <w:szCs w:val="18"/>
-              </w:rPr>
-              <w:t xml:space="preserve"> card link</w:t>
+              <w:t>Click the imsi card link</w:t>
             </w:r>
             <w:r>
               <w:rPr>
@@ -9718,287 +11795,7 @@
                 <w:szCs w:val="16"/>
                 <w:lang w:eastAsia="ja-JP"/>
               </w:rPr>
-              <w:t xml:space="preserve">SELECT </w:t>
-            </w:r>
-            <w:proofErr w:type="spellStart"/>
-            <w:r>
-              <w:rPr>
-                <w:rFonts w:ascii="Courier New" w:eastAsia="MS Mincho" w:hAnsi="Courier New" w:cs="Courier New"/>
-                <w:sz w:val="16"/>
-                <w:szCs w:val="16"/>
-                <w:lang w:eastAsia="ja-JP"/>
-              </w:rPr>
-              <w:t>imsi</w:t>
-            </w:r>
-            <w:proofErr w:type="spellEnd"/>
-            <w:r>
-              <w:rPr>
-                <w:rFonts w:ascii="Courier New" w:eastAsia="MS Mincho" w:hAnsi="Courier New" w:cs="Courier New"/>
-                <w:sz w:val="16"/>
-                <w:szCs w:val="16"/>
-                <w:lang w:eastAsia="ja-JP"/>
-              </w:rPr>
-              <w:t xml:space="preserve">, </w:t>
-            </w:r>
-            <w:proofErr w:type="spellStart"/>
-            <w:r>
-              <w:rPr>
-                <w:rFonts w:ascii="Courier New" w:eastAsia="MS Mincho" w:hAnsi="Courier New" w:cs="Courier New"/>
-                <w:sz w:val="16"/>
-                <w:szCs w:val="16"/>
-                <w:lang w:eastAsia="ja-JP"/>
-              </w:rPr>
-              <w:t>dir</w:t>
-            </w:r>
-            <w:proofErr w:type="spellEnd"/>
-            <w:r>
-              <w:rPr>
-                <w:rFonts w:ascii="Courier New" w:eastAsia="MS Mincho" w:hAnsi="Courier New" w:cs="Courier New"/>
-                <w:sz w:val="16"/>
-                <w:szCs w:val="16"/>
-                <w:lang w:eastAsia="ja-JP"/>
-              </w:rPr>
-              <w:t xml:space="preserve">, keyset, </w:t>
-            </w:r>
-            <w:proofErr w:type="spellStart"/>
-            <w:r>
-              <w:rPr>
-                <w:rFonts w:ascii="Courier New" w:eastAsia="MS Mincho" w:hAnsi="Courier New" w:cs="Courier New"/>
-                <w:sz w:val="16"/>
-                <w:szCs w:val="16"/>
-                <w:lang w:eastAsia="ja-JP"/>
-              </w:rPr>
-              <w:t>cntr</w:t>
-            </w:r>
-            <w:proofErr w:type="spellEnd"/>
-            <w:r>
-              <w:rPr>
-                <w:rFonts w:ascii="Courier New" w:eastAsia="MS Mincho" w:hAnsi="Courier New" w:cs="Courier New"/>
-                <w:sz w:val="16"/>
-                <w:szCs w:val="16"/>
-                <w:lang w:eastAsia="ja-JP"/>
-              </w:rPr>
-              <w:t xml:space="preserve">, </w:t>
-            </w:r>
-            <w:proofErr w:type="spellStart"/>
-            <w:r>
-              <w:rPr>
-                <w:rFonts w:ascii="Courier New" w:eastAsia="MS Mincho" w:hAnsi="Courier New" w:cs="Courier New"/>
-                <w:sz w:val="16"/>
-                <w:szCs w:val="16"/>
-                <w:lang w:eastAsia="ja-JP"/>
-              </w:rPr>
-              <w:t>rawtohex</w:t>
-            </w:r>
-            <w:proofErr w:type="spellEnd"/>
-            <w:r>
-              <w:rPr>
-                <w:rFonts w:ascii="Courier New" w:eastAsia="MS Mincho" w:hAnsi="Courier New" w:cs="Courier New"/>
-                <w:sz w:val="16"/>
-                <w:szCs w:val="16"/>
-                <w:lang w:eastAsia="ja-JP"/>
-              </w:rPr>
-              <w:t>(</w:t>
-            </w:r>
-            <w:proofErr w:type="spellStart"/>
-            <w:r>
-              <w:rPr>
-                <w:rFonts w:ascii="Courier New" w:eastAsia="MS Mincho" w:hAnsi="Courier New" w:cs="Courier New"/>
-                <w:sz w:val="16"/>
-                <w:szCs w:val="16"/>
-                <w:lang w:eastAsia="ja-JP"/>
-              </w:rPr>
-              <w:t>kickey</w:t>
-            </w:r>
-            <w:proofErr w:type="spellEnd"/>
-            <w:r>
-              <w:rPr>
-                <w:rFonts w:ascii="Courier New" w:eastAsia="MS Mincho" w:hAnsi="Courier New" w:cs="Courier New"/>
-                <w:sz w:val="16"/>
-                <w:szCs w:val="16"/>
-                <w:lang w:eastAsia="ja-JP"/>
-              </w:rPr>
-              <w:t xml:space="preserve">), </w:t>
-            </w:r>
-            <w:proofErr w:type="spellStart"/>
-            <w:r>
-              <w:rPr>
-                <w:rFonts w:ascii="Courier New" w:eastAsia="MS Mincho" w:hAnsi="Courier New" w:cs="Courier New"/>
-                <w:sz w:val="16"/>
-                <w:szCs w:val="16"/>
-                <w:lang w:eastAsia="ja-JP"/>
-              </w:rPr>
-              <w:t>rawtohex</w:t>
-            </w:r>
-            <w:proofErr w:type="spellEnd"/>
-            <w:r>
-              <w:rPr>
-                <w:rFonts w:ascii="Courier New" w:eastAsia="MS Mincho" w:hAnsi="Courier New" w:cs="Courier New"/>
-                <w:sz w:val="16"/>
-                <w:szCs w:val="16"/>
-                <w:lang w:eastAsia="ja-JP"/>
-              </w:rPr>
-              <w:t>(</w:t>
-            </w:r>
-            <w:proofErr w:type="spellStart"/>
-            <w:r>
-              <w:rPr>
-                <w:rFonts w:ascii="Courier New" w:eastAsia="MS Mincho" w:hAnsi="Courier New" w:cs="Courier New"/>
-                <w:sz w:val="16"/>
-                <w:szCs w:val="16"/>
-                <w:lang w:eastAsia="ja-JP"/>
-              </w:rPr>
-              <w:t>kidkey</w:t>
-            </w:r>
-            <w:proofErr w:type="spellEnd"/>
-            <w:r>
-              <w:rPr>
-                <w:rFonts w:ascii="Courier New" w:eastAsia="MS Mincho" w:hAnsi="Courier New" w:cs="Courier New"/>
-                <w:sz w:val="16"/>
-                <w:szCs w:val="16"/>
-                <w:lang w:eastAsia="ja-JP"/>
-              </w:rPr>
-              <w:t xml:space="preserve">), </w:t>
-            </w:r>
-            <w:proofErr w:type="spellStart"/>
-            <w:r>
-              <w:rPr>
-                <w:rFonts w:ascii="Courier New" w:eastAsia="MS Mincho" w:hAnsi="Courier New" w:cs="Courier New"/>
-                <w:sz w:val="16"/>
-                <w:szCs w:val="16"/>
-                <w:lang w:eastAsia="ja-JP"/>
-              </w:rPr>
-              <w:t>rawtohex</w:t>
-            </w:r>
-            <w:proofErr w:type="spellEnd"/>
-            <w:r>
-              <w:rPr>
-                <w:rFonts w:ascii="Courier New" w:eastAsia="MS Mincho" w:hAnsi="Courier New" w:cs="Courier New"/>
-                <w:sz w:val="16"/>
-                <w:szCs w:val="16"/>
-                <w:lang w:eastAsia="ja-JP"/>
-              </w:rPr>
-              <w:t>(</w:t>
-            </w:r>
-            <w:proofErr w:type="spellStart"/>
-            <w:r>
-              <w:rPr>
-                <w:rFonts w:ascii="Courier New" w:eastAsia="MS Mincho" w:hAnsi="Courier New" w:cs="Courier New"/>
-                <w:sz w:val="16"/>
-                <w:szCs w:val="16"/>
-                <w:lang w:eastAsia="ja-JP"/>
-              </w:rPr>
-              <w:t>kikkey</w:t>
-            </w:r>
-            <w:proofErr w:type="spellEnd"/>
-            <w:r>
-              <w:rPr>
-                <w:rFonts w:ascii="Courier New" w:eastAsia="MS Mincho" w:hAnsi="Courier New" w:cs="Courier New"/>
-                <w:sz w:val="16"/>
-                <w:szCs w:val="16"/>
-                <w:lang w:eastAsia="ja-JP"/>
-              </w:rPr>
-              <w:t xml:space="preserve">), </w:t>
-            </w:r>
-            <w:proofErr w:type="spellStart"/>
-            <w:r>
-              <w:rPr>
-                <w:rFonts w:ascii="Courier New" w:eastAsia="MS Mincho" w:hAnsi="Courier New" w:cs="Courier New"/>
-                <w:sz w:val="16"/>
-                <w:szCs w:val="16"/>
-                <w:lang w:eastAsia="ja-JP"/>
-              </w:rPr>
-              <w:t>rawtohex</w:t>
-            </w:r>
-            <w:proofErr w:type="spellEnd"/>
-            <w:r>
-              <w:rPr>
-                <w:rFonts w:ascii="Courier New" w:eastAsia="MS Mincho" w:hAnsi="Courier New" w:cs="Courier New"/>
-                <w:sz w:val="16"/>
-                <w:szCs w:val="16"/>
-                <w:lang w:eastAsia="ja-JP"/>
-              </w:rPr>
-              <w:t>(</w:t>
-            </w:r>
-            <w:proofErr w:type="spellStart"/>
-            <w:r>
-              <w:rPr>
-                <w:rFonts w:ascii="Courier New" w:eastAsia="MS Mincho" w:hAnsi="Courier New" w:cs="Courier New"/>
-                <w:sz w:val="16"/>
-                <w:szCs w:val="16"/>
-                <w:lang w:eastAsia="ja-JP"/>
-              </w:rPr>
-              <w:t>chv</w:t>
-            </w:r>
-            <w:proofErr w:type="spellEnd"/>
-            <w:r>
-              <w:rPr>
-                <w:rFonts w:ascii="Courier New" w:eastAsia="MS Mincho" w:hAnsi="Courier New" w:cs="Courier New"/>
-                <w:sz w:val="16"/>
-                <w:szCs w:val="16"/>
-                <w:lang w:eastAsia="ja-JP"/>
-              </w:rPr>
-              <w:t xml:space="preserve">), </w:t>
-            </w:r>
-            <w:proofErr w:type="spellStart"/>
-            <w:r>
-              <w:rPr>
-                <w:rFonts w:ascii="Courier New" w:eastAsia="MS Mincho" w:hAnsi="Courier New" w:cs="Courier New"/>
-                <w:sz w:val="16"/>
-                <w:szCs w:val="16"/>
-                <w:lang w:eastAsia="ja-JP"/>
-              </w:rPr>
-              <w:t>rawtohex</w:t>
-            </w:r>
-            <w:proofErr w:type="spellEnd"/>
-            <w:r>
-              <w:rPr>
-                <w:rFonts w:ascii="Courier New" w:eastAsia="MS Mincho" w:hAnsi="Courier New" w:cs="Courier New"/>
-                <w:sz w:val="16"/>
-                <w:szCs w:val="16"/>
-                <w:lang w:eastAsia="ja-JP"/>
-              </w:rPr>
-              <w:t xml:space="preserve">(dap)FROM </w:t>
-            </w:r>
-            <w:proofErr w:type="spellStart"/>
-            <w:r>
-              <w:rPr>
-                <w:rFonts w:ascii="Courier New" w:eastAsia="MS Mincho" w:hAnsi="Courier New" w:cs="Courier New"/>
-                <w:sz w:val="16"/>
-                <w:szCs w:val="16"/>
-                <w:lang w:eastAsia="ja-JP"/>
-              </w:rPr>
-              <w:t>otacardkey</w:t>
-            </w:r>
-            <w:proofErr w:type="spellEnd"/>
-            <w:r>
-              <w:rPr>
-                <w:rFonts w:ascii="Courier New" w:eastAsia="MS Mincho" w:hAnsi="Courier New" w:cs="Courier New"/>
-                <w:sz w:val="16"/>
-                <w:szCs w:val="16"/>
-                <w:lang w:eastAsia="ja-JP"/>
-              </w:rPr>
-              <w:t xml:space="preserve"> a where </w:t>
-            </w:r>
-            <w:proofErr w:type="spellStart"/>
-            <w:r>
-              <w:rPr>
-                <w:rFonts w:ascii="Courier New" w:eastAsia="MS Mincho" w:hAnsi="Courier New" w:cs="Courier New"/>
-                <w:sz w:val="16"/>
-                <w:szCs w:val="16"/>
-                <w:lang w:eastAsia="ja-JP"/>
-              </w:rPr>
-              <w:t>imsi</w:t>
-            </w:r>
-            <w:proofErr w:type="spellEnd"/>
-            <w:r>
-              <w:rPr>
-                <w:rFonts w:ascii="Courier New" w:eastAsia="MS Mincho" w:hAnsi="Courier New" w:cs="Courier New"/>
-                <w:sz w:val="16"/>
-                <w:szCs w:val="16"/>
-                <w:lang w:eastAsia="ja-JP"/>
-              </w:rPr>
-              <w:t>='340041795924770' ORDER BY keyset;</w:t>
+              <w:t>SELECT imsi, dir, keyset, cntr, rawtohex(kickey), rawtohex(kidkey), rawtohex(kikkey), rawtohex(chv), rawtohex(dap)FROM otacardkey a where imsi='340041795924770' ORDER BY keyset;</w:t>
             </w:r>
           </w:p>
         </w:tc>
@@ -10021,82 +11818,46 @@
                 <w:szCs w:val="18"/>
               </w:rPr>
             </w:pPr>
-            <w:proofErr w:type="spellStart"/>
             <w:r>
               <w:rPr>
                 <w:b/>
                 <w:sz w:val="18"/>
                 <w:szCs w:val="18"/>
               </w:rPr>
-              <w:t>Risultati</w:t>
-            </w:r>
-            <w:proofErr w:type="spellEnd"/>
+              <w:t>Risultati attesi</w:t>
+            </w:r>
             <w:r>
               <w:rPr>
                 <w:b/>
                 <w:sz w:val="18"/>
                 <w:szCs w:val="18"/>
               </w:rPr>
-              <w:t xml:space="preserve"> </w:t>
-            </w:r>
-            <w:proofErr w:type="spellStart"/>
-            <w:r>
-              <w:rPr>
-                <w:b/>
+              <w:t>:</w:t>
+            </w:r>
+          </w:p>
+        </w:tc>
+        <w:tc>
+          <w:tcPr>
+            <w:tcW w:w="7471" w:type="dxa"/>
+            <w:gridSpan w:val="3"/>
+            <w:tcBorders>
+              <w:left w:val="single" w:sz="4" w:space="0" w:color="auto"/>
+            </w:tcBorders>
+          </w:tcPr>
+          <w:p>
+            <w:pPr>
+              <w:pStyle w:val="BodyTextChar"/>
+              <w:rPr>
                 <w:sz w:val="18"/>
                 <w:szCs w:val="18"/>
               </w:rPr>
-              <w:t>attesi</w:t>
-            </w:r>
-            <w:proofErr w:type="spellEnd"/>
-            <w:r>
-              <w:rPr>
-                <w:b/>
+            </w:pPr>
+            <w:r>
+              <w:rPr>
                 <w:sz w:val="18"/>
                 <w:szCs w:val="18"/>
               </w:rPr>
-              <w:t>:</w:t>
-            </w:r>
-          </w:p>
-        </w:tc>
-        <w:tc>
-          <w:tcPr>
-            <w:tcW w:w="7471" w:type="dxa"/>
-            <w:gridSpan w:val="3"/>
-            <w:tcBorders>
-              <w:left w:val="single" w:sz="4" w:space="0" w:color="auto"/>
-            </w:tcBorders>
-          </w:tcPr>
-          <w:p>
-            <w:pPr>
-              <w:pStyle w:val="BodyTextChar"/>
-              <w:rPr>
-                <w:sz w:val="18"/>
-                <w:szCs w:val="18"/>
-              </w:rPr>
-            </w:pPr>
-            <w:r>
-              <w:rPr>
-                <w:sz w:val="18"/>
-                <w:szCs w:val="18"/>
-              </w:rPr>
-              <w:t>Keys visible in the DB (</w:t>
-            </w:r>
-            <w:proofErr w:type="spellStart"/>
-            <w:r>
-              <w:rPr>
-                <w:sz w:val="18"/>
-                <w:szCs w:val="18"/>
-              </w:rPr>
-              <w:t>OtaCardKey</w:t>
-            </w:r>
-            <w:proofErr w:type="spellEnd"/>
-            <w:r>
-              <w:rPr>
-                <w:sz w:val="18"/>
-                <w:szCs w:val="18"/>
-              </w:rPr>
-              <w:t>) but not visible in the GUI (Card details)</w:t>
+              <w:t>Keys visible in the DB (OtaCardKey) but not visible in the GUI (Card details)</w:t>
             </w:r>
           </w:p>
         </w:tc>
@@ -10116,7 +11877,7 @@
           <w:lang w:val="it-IT"/>
         </w:rPr>
       </w:pPr>
-      <w:bookmarkStart w:id="31" w:name="_Toc461179225"/>
+      <w:bookmarkStart w:id="32" w:name="_Toc461179225"/>
       <w:r>
         <w:br w:type="page"/>
       </w:r>
@@ -10125,13 +11886,13 @@
       <w:pPr>
         <w:pStyle w:val="Titolo2"/>
       </w:pPr>
-      <w:bookmarkStart w:id="32" w:name="_Toc240631400"/>
+      <w:bookmarkStart w:id="33" w:name="_Toc241236751"/>
       <w:r>
         <w:lastRenderedPageBreak/>
         <w:t>Risultati test</w:t>
       </w:r>
-      <w:bookmarkEnd w:id="31"/>
       <w:bookmarkEnd w:id="32"/>
+      <w:bookmarkEnd w:id="33"/>
     </w:p>
     <w:p>
       <w:pPr>
@@ -10150,16 +11911,16 @@
       <w:pPr>
         <w:pStyle w:val="Titolo2"/>
       </w:pPr>
-      <w:bookmarkStart w:id="33" w:name="_Toc461179226"/>
-      <w:bookmarkStart w:id="34" w:name="_Toc240631401"/>
+      <w:bookmarkStart w:id="34" w:name="_Toc461179226"/>
+      <w:bookmarkStart w:id="35" w:name="_Toc241236752"/>
       <w:r>
         <w:t>Mancanze</w:t>
       </w:r>
       <w:r>
         <w:t>/limitazioni conosciute</w:t>
       </w:r>
-      <w:bookmarkEnd w:id="33"/>
       <w:bookmarkEnd w:id="34"/>
+      <w:bookmarkEnd w:id="35"/>
     </w:p>
     <w:p>
       <w:pPr>
@@ -10181,16 +11942,16 @@
           <w:lang w:val="it-IT"/>
         </w:rPr>
       </w:pPr>
-      <w:bookmarkStart w:id="35" w:name="_Toc461179227"/>
-      <w:bookmarkStart w:id="36" w:name="_Toc240631402"/>
+      <w:bookmarkStart w:id="36" w:name="_Toc461179227"/>
+      <w:bookmarkStart w:id="37" w:name="_Toc241236753"/>
       <w:r>
         <w:rPr>
           <w:lang w:val="it-IT"/>
         </w:rPr>
         <w:t>Consuntivo</w:t>
       </w:r>
-      <w:bookmarkEnd w:id="35"/>
       <w:bookmarkEnd w:id="36"/>
+      <w:bookmarkEnd w:id="37"/>
     </w:p>
     <w:p>
       <w:pPr>
@@ -10214,14 +11975,7 @@
         <w:rPr>
           <w:lang w:val="it-IT"/>
         </w:rPr>
-        <w:t xml:space="preserve"> 1.7) (ad esempio </w:t>
-      </w:r>
-      <w:proofErr w:type="spellStart"/>
-      <w:r>
-        <w:rPr>
-          <w:lang w:val="it-IT"/>
-        </w:rPr>
-        <w:t>Gan</w:t>
+        <w:t xml:space="preserve"> 1.7) (ad esempio Gan</w:t>
       </w:r>
       <w:r>
         <w:rPr>
@@ -10233,14 +11987,7 @@
         <w:rPr>
           <w:lang w:val="it-IT"/>
         </w:rPr>
-        <w:t>t</w:t>
-      </w:r>
-      <w:proofErr w:type="spellEnd"/>
-      <w:r>
-        <w:rPr>
-          <w:lang w:val="it-IT"/>
-        </w:rPr>
-        <w:t xml:space="preserve"> consuntivo).</w:t>
+        <w:t>t consuntivo).</w:t>
       </w:r>
     </w:p>
     <w:p>
@@ -10250,16 +11997,16 @@
           <w:lang w:val="it-IT"/>
         </w:rPr>
       </w:pPr>
-      <w:bookmarkStart w:id="37" w:name="_Toc461179228"/>
-      <w:bookmarkStart w:id="38" w:name="_Toc240631403"/>
+      <w:bookmarkStart w:id="38" w:name="_Toc461179228"/>
+      <w:bookmarkStart w:id="39" w:name="_Toc241236754"/>
       <w:r>
         <w:rPr>
           <w:lang w:val="it-IT"/>
         </w:rPr>
         <w:t>Conclusioni</w:t>
       </w:r>
-      <w:bookmarkEnd w:id="37"/>
       <w:bookmarkEnd w:id="38"/>
+      <w:bookmarkEnd w:id="39"/>
     </w:p>
     <w:p>
       <w:pPr>
@@ -10350,13 +12097,13 @@
       <w:pPr>
         <w:pStyle w:val="Titolo2"/>
       </w:pPr>
-      <w:bookmarkStart w:id="39" w:name="_Toc461179229"/>
-      <w:bookmarkStart w:id="40" w:name="_Toc240631404"/>
+      <w:bookmarkStart w:id="40" w:name="_Toc461179229"/>
+      <w:bookmarkStart w:id="41" w:name="_Toc241236755"/>
       <w:r>
         <w:t>Sviluppi futuri</w:t>
       </w:r>
-      <w:bookmarkEnd w:id="39"/>
       <w:bookmarkEnd w:id="40"/>
+      <w:bookmarkEnd w:id="41"/>
     </w:p>
     <w:p>
       <w:pPr>
@@ -10375,13 +12122,13 @@
       <w:pPr>
         <w:pStyle w:val="Titolo2"/>
       </w:pPr>
-      <w:bookmarkStart w:id="41" w:name="_Toc461179230"/>
-      <w:bookmarkStart w:id="42" w:name="_Toc240631405"/>
+      <w:bookmarkStart w:id="42" w:name="_Toc461179230"/>
+      <w:bookmarkStart w:id="43" w:name="_Toc241236756"/>
       <w:r>
         <w:t>Considerazioni personali</w:t>
       </w:r>
-      <w:bookmarkEnd w:id="41"/>
       <w:bookmarkEnd w:id="42"/>
+      <w:bookmarkEnd w:id="43"/>
     </w:p>
     <w:p>
       <w:pPr>
@@ -10409,15 +12156,15 @@
           <w:lang w:val="it-IT"/>
         </w:rPr>
       </w:pPr>
-      <w:bookmarkStart w:id="43" w:name="_Toc240631406"/>
       <w:bookmarkStart w:id="44" w:name="_Toc461179232"/>
+      <w:bookmarkStart w:id="45" w:name="_Toc241236757"/>
       <w:r>
         <w:rPr>
           <w:lang w:val="it-IT"/>
         </w:rPr>
         <w:t>Glossario</w:t>
       </w:r>
-      <w:bookmarkEnd w:id="43"/>
+      <w:bookmarkEnd w:id="45"/>
     </w:p>
     <w:p>
       <w:pPr>
@@ -10537,7 +12284,6 @@
             <w:pPr>
               <w:jc w:val="both"/>
             </w:pPr>
-            <w:proofErr w:type="spellStart"/>
             <w:r>
               <w:rPr>
                 <w:b/>
@@ -10545,7 +12291,6 @@
               </w:rPr>
               <w:t>Asynchronous</w:t>
             </w:r>
-            <w:proofErr w:type="spellEnd"/>
             <w:r>
               <w:rPr>
                 <w:b/>
@@ -10591,31 +12336,13 @@
                 <w:bCs/>
               </w:rPr>
             </w:pPr>
-            <w:proofErr w:type="spellStart"/>
             <w:r>
               <w:rPr>
                 <w:b/>
                 <w:bCs/>
               </w:rPr>
-              <w:t>Cascading</w:t>
-            </w:r>
-            <w:proofErr w:type="spellEnd"/>
-            <w:r>
-              <w:rPr>
-                <w:b/>
-                <w:bCs/>
-              </w:rPr>
-              <w:t xml:space="preserve"> Style </w:t>
-            </w:r>
-            <w:proofErr w:type="spellStart"/>
-            <w:r>
-              <w:rPr>
-                <w:b/>
-                <w:bCs/>
-              </w:rPr>
-              <w:t>Sheets</w:t>
-            </w:r>
-            <w:proofErr w:type="spellEnd"/>
+              <w:t>Cascading Style Sheets</w:t>
+            </w:r>
             <w:r>
               <w:t>: linguaggio che per</w:t>
             </w:r>
@@ -10657,7 +12384,7 @@
           <w:lang w:val="it-IT"/>
         </w:rPr>
       </w:pPr>
-      <w:bookmarkStart w:id="45" w:name="_Toc240631407"/>
+      <w:bookmarkStart w:id="46" w:name="_Toc241236758"/>
       <w:r>
         <w:rPr>
           <w:lang w:val="it-IT"/>
@@ -10665,20 +12392,20 @@
         <w:lastRenderedPageBreak/>
         <w:t>Bibliografia</w:t>
       </w:r>
-      <w:bookmarkStart w:id="46" w:name="_Toc461179234"/>
+      <w:bookmarkStart w:id="47" w:name="_Toc461179234"/>
       <w:bookmarkEnd w:id="44"/>
-      <w:bookmarkEnd w:id="45"/>
+      <w:bookmarkEnd w:id="46"/>
     </w:p>
     <w:p>
       <w:pPr>
         <w:pStyle w:val="Titolo2"/>
       </w:pPr>
-      <w:bookmarkStart w:id="47" w:name="_Toc240631408"/>
+      <w:bookmarkStart w:id="48" w:name="_Toc241236759"/>
       <w:r>
         <w:t>Sitografia</w:t>
       </w:r>
-      <w:bookmarkEnd w:id="46"/>
       <w:bookmarkEnd w:id="47"/>
+      <w:bookmarkEnd w:id="48"/>
     </w:p>
     <w:p>
       <w:pPr>
@@ -10686,7 +12413,7 @@
           <w:lang w:val="en-US"/>
         </w:rPr>
       </w:pPr>
-      <w:hyperlink r:id="rId9" w:history="1">
+      <w:hyperlink r:id="rId13" w:history="1">
         <w:r>
           <w:rPr>
             <w:rStyle w:val="Collegamentoipertestuale"/>
@@ -10701,7 +12428,6 @@
         </w:rPr>
         <w:t xml:space="preserve">, </w:t>
       </w:r>
-      <w:proofErr w:type="spellStart"/>
       <w:r>
         <w:rPr>
           <w:i/>
@@ -10710,7 +12436,6 @@
         </w:rPr>
         <w:t>Cubix</w:t>
       </w:r>
-      <w:proofErr w:type="spellEnd"/>
       <w:r>
         <w:rPr>
           <w:lang w:val="en-US"/>
@@ -10731,29 +12456,202 @@
       </w:r>
     </w:p>
     <w:p>
-      <w:pPr>
+      <w:hyperlink r:id="rId14" w:history="1">
+        <w:r>
+          <w:rPr>
+            <w:rStyle w:val="Collegamentoipertestuale"/>
+            <w:lang w:val="en-US"/>
+          </w:rPr>
+          <w:t>https://docs.unity3d.com/Manual/index.html</w:t>
+        </w:r>
+      </w:hyperlink>
+      <w:r>
         <w:rPr>
           <w:lang w:val="en-US"/>
         </w:rPr>
-      </w:pPr>
+        <w:t xml:space="preserve">, </w:t>
+      </w:r>
+      <w:r>
+        <w:rPr>
+          <w:i/>
+          <w:iCs/>
+          <w:lang w:val="en-US"/>
+        </w:rPr>
+        <w:t>Unity Documentation</w:t>
+      </w:r>
+      <w:r>
+        <w:rPr>
+          <w:lang w:val="en-US"/>
+        </w:rPr>
+        <w:t xml:space="preserve">, </w:t>
+      </w:r>
+      <w:r>
+        <w:t>24</w:t>
+      </w:r>
+      <w:r>
+        <w:t>-09-2026.</w:t>
+      </w:r>
     </w:p>
     <w:p>
       <w:pPr>
+        <w:rPr>
+          <w:lang w:val="de-CH"/>
+        </w:rPr>
+      </w:pPr>
+      <w:hyperlink r:id="rId15" w:history="1">
+        <w:r>
+          <w:rPr>
+            <w:rStyle w:val="Collegamentoipertestuale"/>
+            <w:lang w:val="de-CH"/>
+          </w:rPr>
+          <w:t>https://drawio-a</w:t>
+        </w:r>
+        <w:r>
+          <w:rPr>
+            <w:rStyle w:val="Collegamentoipertestuale"/>
+            <w:lang w:val="de-CH"/>
+          </w:rPr>
+          <w:t>p</w:t>
+        </w:r>
+        <w:r>
+          <w:rPr>
+            <w:rStyle w:val="Collegamentoipertestuale"/>
+            <w:lang w:val="de-CH"/>
+          </w:rPr>
+          <w:t>p.com</w:t>
+        </w:r>
+      </w:hyperlink>
+      <w:r>
+        <w:rPr>
+          <w:lang w:val="de-CH"/>
+        </w:rPr>
+        <w:t xml:space="preserve">, </w:t>
+      </w:r>
+      <w:r>
+        <w:rPr>
+          <w:i/>
+          <w:iCs/>
+          <w:lang w:val="de-CH"/>
+        </w:rPr>
+        <w:t>UML Diagrams -</w:t>
+      </w:r>
+      <w:r>
+        <w:rPr>
+          <w:lang w:val="de-CH"/>
+        </w:rPr>
+        <w:t xml:space="preserve"> </w:t>
+      </w:r>
+      <w:r>
+        <w:rPr>
+          <w:i/>
+          <w:iCs/>
+          <w:lang w:val="de-CH"/>
+        </w:rPr>
+        <w:t>Draw.io</w:t>
+      </w:r>
+      <w:r>
+        <w:rPr>
+          <w:lang w:val="de-CH"/>
+        </w:rPr>
+        <w:t>, 10-08-2026.</w:t>
+      </w:r>
+    </w:p>
+    <w:p>
+      <w:pPr>
+        <w:rPr>
+          <w:lang w:val="de-CH"/>
+        </w:rPr>
+      </w:pPr>
+      <w:hyperlink r:id="rId16" w:history="1">
+        <w:r>
+          <w:rPr>
+            <w:rStyle w:val="Collegamentoipertestuale"/>
+            <w:lang w:val="de-CH"/>
+          </w:rPr>
+          <w:t>https://www.figma.com/</w:t>
+        </w:r>
+      </w:hyperlink>
+      <w:r>
+        <w:rPr>
+          <w:lang w:val="de-CH"/>
+        </w:rPr>
+        <w:t xml:space="preserve">, </w:t>
+      </w:r>
+      <w:r>
+        <w:rPr>
+          <w:i/>
+          <w:iCs/>
+          <w:lang w:val="de-CH"/>
+        </w:rPr>
+        <w:t>Figma</w:t>
+      </w:r>
+      <w:r>
+        <w:rPr>
+          <w:lang w:val="de-CH"/>
+        </w:rPr>
+        <w:t>, 25-09-2026.</w:t>
+      </w:r>
+    </w:p>
+    <w:p>
+      <w:pPr>
+        <w:rPr>
+          <w:lang w:val="de-CH"/>
+        </w:rPr>
+      </w:pPr>
+      <w:hyperlink r:id="rId17" w:history="1">
+        <w:r>
+          <w:rPr>
+            <w:rStyle w:val="Collegamentoipertestuale"/>
+            <w:lang w:val="de-CH"/>
+          </w:rPr>
+          <w:t>https://github.com/MarcoDelCoreSAMT/CoreDel-RGD</w:t>
+        </w:r>
+      </w:hyperlink>
+      <w:r>
+        <w:rPr>
+          <w:lang w:val="de-CH"/>
+        </w:rPr>
+        <w:t xml:space="preserve">, </w:t>
+      </w:r>
+      <w:r>
+        <w:rPr>
+          <w:i/>
+          <w:iCs/>
+          <w:lang w:val="de-CH"/>
+        </w:rPr>
+        <w:t>GitHub</w:t>
+      </w:r>
+      <w:r>
+        <w:rPr>
+          <w:lang w:val="de-CH"/>
+        </w:rPr>
+        <w:t>, 2026.</w:t>
+      </w:r>
+    </w:p>
+    <w:p>
+      <w:pPr>
+        <w:rPr>
+          <w:lang w:val="en-US"/>
+        </w:rPr>
+      </w:pPr>
+    </w:p>
+    <w:p>
+      <w:pPr>
         <w:pStyle w:val="Titolo1"/>
         <w:rPr>
           <w:lang w:val="it-IT"/>
         </w:rPr>
       </w:pPr>
-      <w:bookmarkStart w:id="48" w:name="_Toc461179235"/>
-      <w:bookmarkStart w:id="49" w:name="_Toc240631409"/>
+      <w:bookmarkStart w:id="49" w:name="_Toc461179235"/>
+      <w:bookmarkStart w:id="50" w:name="_Toc241236760"/>
       <w:r>
         <w:rPr>
           <w:lang w:val="it-IT"/>
         </w:rPr>
         <w:t>Allegati</w:t>
       </w:r>
-      <w:bookmarkEnd w:id="48"/>
       <w:bookmarkEnd w:id="49"/>
+      <w:bookmarkEnd w:id="50"/>
     </w:p>
     <w:p>
       <w:pPr>
@@ -10885,14 +12783,7 @@
         <w:rPr>
           <w:lang w:val="it-IT"/>
         </w:rPr>
-        <w:t xml:space="preserve">Mandato e/o </w:t>
-      </w:r>
-      <w:proofErr w:type="spellStart"/>
-      <w:r>
-        <w:rPr>
-          <w:lang w:val="it-IT"/>
-        </w:rPr>
-        <w:t>Qd</w:t>
+        <w:t>Mandato e/o Qd</w:t>
       </w:r>
       <w:r>
         <w:rPr>
@@ -10900,7 +12791,6 @@
         </w:rPr>
         <w:t>C</w:t>
       </w:r>
-      <w:proofErr w:type="spellEnd"/>
     </w:p>
     <w:p>
       <w:pPr>
@@ -10934,10 +12824,10 @@
       </w:pPr>
     </w:p>
     <w:sectPr>
-      <w:headerReference w:type="default" r:id="rId10"/>
-      <w:footerReference w:type="default" r:id="rId11"/>
-      <w:headerReference w:type="first" r:id="rId12"/>
-      <w:footerReference w:type="first" r:id="rId13"/>
+      <w:headerReference w:type="default" r:id="rId18"/>
+      <w:footerReference w:type="default" r:id="rId19"/>
+      <w:headerReference w:type="first" r:id="rId20"/>
+      <w:footerReference w:type="first" r:id="rId21"/>
       <w:pgSz w:w="11906" w:h="16838"/>
       <w:pgMar w:top="1985" w:right="1134" w:bottom="1418" w:left="1134" w:header="567" w:footer="567" w:gutter="0"/>
       <w:pgNumType w:start="1"/>
@@ -11005,7 +12895,10 @@
       <w:t xml:space="preserve">Versione: </w:t>
     </w:r>
     <w:r>
-      <w:t>11.09.2026</w:t>
+      <w:t>25</w:t>
+    </w:r>
+    <w:r>
+      <w:t>.09.2026</w:t>
     </w:r>
     <w:r>
       <w:t xml:space="preserve"> </w:t>
@@ -11058,19 +12951,11 @@
               <w:lang w:val="it-IT"/>
             </w:rPr>
           </w:pPr>
-          <w:proofErr w:type="spellStart"/>
           <w:r>
             <w:rPr>
               <w:lang w:val="it-IT"/>
             </w:rPr>
-            <w:t>CoreDel</w:t>
-          </w:r>
-          <w:proofErr w:type="spellEnd"/>
-          <w:r>
-            <w:rPr>
-              <w:lang w:val="it-IT"/>
-            </w:rPr>
-            <w:t xml:space="preserve"> RGD</w:t>
+            <w:t>CoreDel RGD</w:t>
           </w:r>
         </w:p>
       </w:tc>
@@ -11639,7 +13524,6 @@
               <w:szCs w:val="24"/>
             </w:rPr>
           </w:pPr>
-          <w:proofErr w:type="spellStart"/>
           <w:r>
             <w:rPr>
               <w:rFonts w:cs="Arial"/>
@@ -11647,17 +13531,7 @@
               <w:sz w:val="24"/>
               <w:szCs w:val="24"/>
             </w:rPr>
-            <w:t>CoreDel</w:t>
-          </w:r>
-          <w:proofErr w:type="spellEnd"/>
-          <w:r>
-            <w:rPr>
-              <w:rFonts w:cs="Arial"/>
-              <w:b/>
-              <w:sz w:val="24"/>
-              <w:szCs w:val="24"/>
-            </w:rPr>
-            <w:t xml:space="preserve"> RGD</w:t>
+            <w:t>CoreDel RGD</w:t>
           </w:r>
         </w:p>
       </w:tc>
@@ -14790,7 +16664,6 @@
   <w:style w:type="character" w:default="1" w:styleId="Carpredefinitoparagrafo">
     <w:name w:val="Default Paragraph Font"/>
     <w:uiPriority w:val="1"/>
-    <w:semiHidden/>
     <w:unhideWhenUsed/>
   </w:style>
   <w:style w:type="table" w:default="1" w:styleId="Tabellanormale">
@@ -15136,6 +17009,18 @@
       <w:shd w:val="clear" w:color="auto" w:fill="E1DFDD"/>
     </w:rPr>
   </w:style>
+  <w:style w:type="character" w:styleId="Collegamentovisitato">
+    <w:name w:val="FollowedHyperlink"/>
+    <w:basedOn w:val="Carpredefinitoparagrafo"/>
+    <w:uiPriority w:val="99"/>
+    <w:semiHidden/>
+    <w:unhideWhenUsed/>
+    <w:rsid w:val="009F23F5"/>
+    <w:rPr>
+      <w:color w:val="954F72" w:themeColor="followedHyperlink"/>
+      <w:u w:val="single"/>
+    </w:rPr>
+  </w:style>
 </w:styles>
 </file>
 

--- a/Documentazione (word e pdf)/CoreDel RGD.docx
+++ b/Documentazione (word e pdf)/CoreDel RGD.docx
@@ -18,8 +18,13 @@
       <w:pPr>
         <w:pStyle w:val="TitoloPagina1"/>
       </w:pPr>
-      <w:r>
-        <w:t>CoreDel RGD</w:t>
+      <w:proofErr w:type="spellStart"/>
+      <w:r>
+        <w:t>CoreDel</w:t>
+      </w:r>
+      <w:proofErr w:type="spellEnd"/>
+      <w:r>
+        <w:t xml:space="preserve"> RGD</w:t>
       </w:r>
     </w:p>
     <w:p>
@@ -1572,13 +1577,7 @@
         <w:rPr>
           <w:noProof/>
         </w:rPr>
-        <w:t>1</w:t>
-      </w:r>
-      <w:r>
-        <w:rPr>
-          <w:noProof/>
-        </w:rPr>
-        <w:t>0</w:t>
+        <w:t>10</w:t>
       </w:r>
       <w:r>
         <w:rPr>
@@ -3032,11 +3031,19 @@
           <w:lang w:val="en-US"/>
         </w:rPr>
       </w:pPr>
+      <w:proofErr w:type="spellStart"/>
       <w:r>
         <w:rPr>
           <w:lang w:val="en-US"/>
         </w:rPr>
-        <w:t xml:space="preserve">Esempio di abstract: </w:t>
+        <w:t>Esempio</w:t>
+      </w:r>
+      <w:proofErr w:type="spellEnd"/>
+      <w:r>
+        <w:rPr>
+          <w:lang w:val="en-US"/>
+        </w:rPr>
+        <w:t xml:space="preserve"> di abstract: </w:t>
       </w:r>
     </w:p>
     <w:p>
@@ -3446,7 +3453,23 @@
                 <w:sz w:val="16"/>
                 <w:szCs w:val="16"/>
               </w:rPr>
-              <w:t>Necessità interazioni i/o e sistema di calcolo casuale</w:t>
+              <w:t xml:space="preserve">Necessità interazioni </w:t>
+            </w:r>
+            <w:proofErr w:type="spellStart"/>
+            <w:r>
+              <w:rPr>
+                <w:sz w:val="16"/>
+                <w:szCs w:val="16"/>
+              </w:rPr>
+              <w:t>i/o</w:t>
+            </w:r>
+            <w:proofErr w:type="spellEnd"/>
+            <w:r>
+              <w:rPr>
+                <w:sz w:val="16"/>
+                <w:szCs w:val="16"/>
+              </w:rPr>
+              <w:t xml:space="preserve"> e sistema di calcolo casuale</w:t>
             </w:r>
             <w:r>
               <w:rPr>
@@ -3467,7 +3490,23 @@
                 <w:sz w:val="16"/>
                 <w:szCs w:val="16"/>
               </w:rPr>
-              <w:t xml:space="preserve"> random number generator)</w:t>
+              <w:t xml:space="preserve"> random </w:t>
+            </w:r>
+            <w:proofErr w:type="spellStart"/>
+            <w:r>
+              <w:rPr>
+                <w:sz w:val="16"/>
+                <w:szCs w:val="16"/>
+              </w:rPr>
+              <w:t>number</w:t>
+            </w:r>
+            <w:proofErr w:type="spellEnd"/>
+            <w:r>
+              <w:rPr>
+                <w:sz w:val="16"/>
+                <w:szCs w:val="16"/>
+              </w:rPr>
+              <w:t xml:space="preserve"> generator)</w:t>
             </w:r>
           </w:p>
         </w:tc>
@@ -4258,7 +4297,23 @@
                 <w:sz w:val="16"/>
                 <w:szCs w:val="16"/>
               </w:rPr>
-              <w:t>Deve essere possibile variare il quantativo in base all’operazione</w:t>
+              <w:t xml:space="preserve">Deve essere possibile variare il </w:t>
+            </w:r>
+            <w:proofErr w:type="spellStart"/>
+            <w:r>
+              <w:rPr>
+                <w:sz w:val="16"/>
+                <w:szCs w:val="16"/>
+              </w:rPr>
+              <w:t>quantativo</w:t>
+            </w:r>
+            <w:proofErr w:type="spellEnd"/>
+            <w:r>
+              <w:rPr>
+                <w:sz w:val="16"/>
+                <w:szCs w:val="16"/>
+              </w:rPr>
+              <w:t xml:space="preserve"> in base all’operazione</w:t>
             </w:r>
           </w:p>
         </w:tc>
@@ -4477,7 +4532,23 @@
                 <w:sz w:val="16"/>
                 <w:szCs w:val="16"/>
               </w:rPr>
-              <w:t>Generazione onesta delle vincite (no near-misses)</w:t>
+              <w:t xml:space="preserve">Generazione onesta delle vincite (no </w:t>
+            </w:r>
+            <w:proofErr w:type="spellStart"/>
+            <w:r>
+              <w:rPr>
+                <w:sz w:val="16"/>
+                <w:szCs w:val="16"/>
+              </w:rPr>
+              <w:t>near</w:t>
+            </w:r>
+            <w:proofErr w:type="spellEnd"/>
+            <w:r>
+              <w:rPr>
+                <w:sz w:val="16"/>
+                <w:szCs w:val="16"/>
+              </w:rPr>
+              <w:t>-misses)</w:t>
             </w:r>
           </w:p>
         </w:tc>
@@ -5350,12 +5421,21 @@
                 <w:szCs w:val="16"/>
               </w:rPr>
             </w:pPr>
-            <w:r>
-              <w:rPr>
-                <w:sz w:val="16"/>
-                <w:szCs w:val="16"/>
-              </w:rPr>
-              <w:t>Cooldown tra spin</w:t>
+            <w:proofErr w:type="spellStart"/>
+            <w:r>
+              <w:rPr>
+                <w:sz w:val="16"/>
+                <w:szCs w:val="16"/>
+              </w:rPr>
+              <w:t>Cooldown</w:t>
+            </w:r>
+            <w:proofErr w:type="spellEnd"/>
+            <w:r>
+              <w:rPr>
+                <w:sz w:val="16"/>
+                <w:szCs w:val="16"/>
+              </w:rPr>
+              <w:t xml:space="preserve"> tra spin</w:t>
             </w:r>
           </w:p>
         </w:tc>
@@ -7062,15 +7142,7 @@
                 <w:sz w:val="16"/>
                 <w:szCs w:val="16"/>
               </w:rPr>
-              <w:t>F</w:t>
-            </w:r>
-            <w:r>
-              <w:rPr>
-                <w:b/>
-                <w:sz w:val="16"/>
-                <w:szCs w:val="16"/>
-              </w:rPr>
-              <w:t>11</w:t>
+              <w:t>F11</w:t>
             </w:r>
           </w:p>
         </w:tc>
@@ -9179,15 +9251,7 @@
                 <w:sz w:val="16"/>
                 <w:szCs w:val="16"/>
               </w:rPr>
-              <w:t>NF0</w:t>
-            </w:r>
-            <w:r>
-              <w:rPr>
-                <w:b/>
-                <w:sz w:val="16"/>
-                <w:szCs w:val="16"/>
-              </w:rPr>
-              <w:t>5</w:t>
+              <w:t>NF05</w:t>
             </w:r>
           </w:p>
         </w:tc>
@@ -9619,15 +9683,7 @@
                 <w:sz w:val="16"/>
                 <w:szCs w:val="16"/>
               </w:rPr>
-              <w:t>NF0</w:t>
-            </w:r>
-            <w:r>
-              <w:rPr>
-                <w:b/>
-                <w:sz w:val="16"/>
-                <w:szCs w:val="16"/>
-              </w:rPr>
-              <w:t>6</w:t>
+              <w:t>NF06</w:t>
             </w:r>
           </w:p>
         </w:tc>
@@ -10300,7 +10356,21 @@
         <w:rPr>
           <w:lang w:val="it-IT"/>
         </w:rPr>
-        <w:t>La pianificazione può essere rappresentata mediante un diagramma di Gantt:</w:t>
+        <w:t xml:space="preserve">La pianificazione può essere rappresentata mediante un diagramma di </w:t>
+      </w:r>
+      <w:proofErr w:type="spellStart"/>
+      <w:r>
+        <w:rPr>
+          <w:lang w:val="it-IT"/>
+        </w:rPr>
+        <w:t>Gantt</w:t>
+      </w:r>
+      <w:proofErr w:type="spellEnd"/>
+      <w:r>
+        <w:rPr>
+          <w:lang w:val="it-IT"/>
+        </w:rPr>
+        <w:t>:</w:t>
       </w:r>
     </w:p>
     <w:p>
@@ -10425,7 +10495,15 @@
               <w:fldChar w:fldCharType="end"/>
             </w:r>
             <w:r>
-              <w:t>: Esempio di diagramma di Gantt.</w:t>
+              <w:t xml:space="preserve">: Esempio di diagramma di </w:t>
+            </w:r>
+            <w:proofErr w:type="spellStart"/>
+            <w:r>
+              <w:t>Gantt</w:t>
+            </w:r>
+            <w:proofErr w:type="spellEnd"/>
+            <w:r>
+              <w:t>.</w:t>
             </w:r>
           </w:p>
         </w:tc>
@@ -10472,7 +10550,21 @@
         <w:rPr>
           <w:lang w:val="it-IT"/>
         </w:rPr>
-        <w:t xml:space="preserve"> scrum), dovranno apparire in questo capitolo.</w:t>
+        <w:t xml:space="preserve"> </w:t>
+      </w:r>
+      <w:proofErr w:type="spellStart"/>
+      <w:r>
+        <w:rPr>
+          <w:lang w:val="it-IT"/>
+        </w:rPr>
+        <w:t>scrum</w:t>
+      </w:r>
+      <w:proofErr w:type="spellEnd"/>
+      <w:r>
+        <w:rPr>
+          <w:lang w:val="it-IT"/>
+        </w:rPr>
+        <w:t>), dovranno apparire in questo capitolo.</w:t>
       </w:r>
     </w:p>
     <w:p>
@@ -10544,7 +10636,35 @@
         <w:rPr>
           <w:lang w:val="it-IT"/>
         </w:rPr>
-        <w:t>Il progetto è una applicazione svliuppata con Unity e C#.</w:t>
+        <w:t xml:space="preserve">Il progetto è una applicazione </w:t>
+      </w:r>
+      <w:proofErr w:type="spellStart"/>
+      <w:r>
+        <w:rPr>
+          <w:lang w:val="it-IT"/>
+        </w:rPr>
+        <w:t>svliuppata</w:t>
+      </w:r>
+      <w:proofErr w:type="spellEnd"/>
+      <w:r>
+        <w:rPr>
+          <w:lang w:val="it-IT"/>
+        </w:rPr>
+        <w:t xml:space="preserve"> con </w:t>
+      </w:r>
+      <w:proofErr w:type="spellStart"/>
+      <w:r>
+        <w:rPr>
+          <w:lang w:val="it-IT"/>
+        </w:rPr>
+        <w:t>Unity</w:t>
+      </w:r>
+      <w:proofErr w:type="spellEnd"/>
+      <w:r>
+        <w:rPr>
+          <w:lang w:val="it-IT"/>
+        </w:rPr>
+        <w:t xml:space="preserve"> e C#.</w:t>
       </w:r>
     </w:p>
     <w:p>
@@ -10553,11 +10673,33 @@
           <w:lang w:val="it-IT"/>
         </w:rPr>
       </w:pPr>
-      <w:r>
-        <w:rPr>
-          <w:lang w:val="it-IT"/>
-        </w:rPr>
-        <w:t>Unity è un game engine attraverso il quale si sviluppa la parte grafica e interattiva di gioco.</w:t>
+      <w:proofErr w:type="spellStart"/>
+      <w:r>
+        <w:rPr>
+          <w:lang w:val="it-IT"/>
+        </w:rPr>
+        <w:t>Unity</w:t>
+      </w:r>
+      <w:proofErr w:type="spellEnd"/>
+      <w:r>
+        <w:rPr>
+          <w:lang w:val="it-IT"/>
+        </w:rPr>
+        <w:t xml:space="preserve"> è un game </w:t>
+      </w:r>
+      <w:proofErr w:type="spellStart"/>
+      <w:r>
+        <w:rPr>
+          <w:lang w:val="it-IT"/>
+        </w:rPr>
+        <w:t>engine</w:t>
+      </w:r>
+      <w:proofErr w:type="spellEnd"/>
+      <w:r>
+        <w:rPr>
+          <w:lang w:val="it-IT"/>
+        </w:rPr>
+        <w:t xml:space="preserve"> attraverso il quale si sviluppa la parte grafica e interattiva di gioco.</w:t>
       </w:r>
       <w:r>
         <w:rPr>
@@ -10583,7 +10725,21 @@
         <w:rPr>
           <w:lang w:val="it-IT"/>
         </w:rPr>
-        <w:t>In più Unity migliora la qualità visiva dell’interfaccia in confronto ad un progetto web.</w:t>
+        <w:t xml:space="preserve">In più </w:t>
+      </w:r>
+      <w:proofErr w:type="spellStart"/>
+      <w:r>
+        <w:rPr>
+          <w:lang w:val="it-IT"/>
+        </w:rPr>
+        <w:t>Unity</w:t>
+      </w:r>
+      <w:proofErr w:type="spellEnd"/>
+      <w:r>
+        <w:rPr>
+          <w:lang w:val="it-IT"/>
+        </w:rPr>
+        <w:t xml:space="preserve"> migliora la qualità visiva dell’interfaccia in confronto ad un progetto web.</w:t>
       </w:r>
     </w:p>
     <w:p>
@@ -10646,7 +10802,21 @@
         <w:rPr>
           <w:lang w:val="it-IT"/>
         </w:rPr>
-        <w:t>In questo capitolo sono descritti in modo dettagliato i vari passaggi proceduali, degli schizzi su come il prodotto dovrebbe uscire e come è strutturato.</w:t>
+        <w:t xml:space="preserve">In questo capitolo sono descritti in modo dettagliato i vari passaggi </w:t>
+      </w:r>
+      <w:proofErr w:type="spellStart"/>
+      <w:r>
+        <w:rPr>
+          <w:lang w:val="it-IT"/>
+        </w:rPr>
+        <w:t>proceduali</w:t>
+      </w:r>
+      <w:proofErr w:type="spellEnd"/>
+      <w:r>
+        <w:rPr>
+          <w:lang w:val="it-IT"/>
+        </w:rPr>
+        <w:t>, degli schizzi su come il prodotto dovrebbe uscire e come è strutturato.</w:t>
       </w:r>
     </w:p>
     <w:p>
@@ -10802,8 +10972,16 @@
         <w:rPr>
           <w:lang w:val="it-IT"/>
         </w:rPr>
-        <w:t>Eventuale sitemap</w:t>
-      </w:r>
+        <w:t xml:space="preserve">Eventuale </w:t>
+      </w:r>
+      <w:proofErr w:type="spellStart"/>
+      <w:r>
+        <w:rPr>
+          <w:lang w:val="it-IT"/>
+        </w:rPr>
+        <w:t>sitemap</w:t>
+      </w:r>
+      <w:proofErr w:type="spellEnd"/>
     </w:p>
     <w:p>
       <w:pPr>
@@ -10895,7 +11073,19 @@
         <w:rPr>
           <w:lang w:val="it-IT"/>
         </w:rPr>
-        <w:t>Durante la fase di analisi dei requisiti e di possibili funzionamenti è stata realizzata un idea riguardante la struttura grafica dell’applicativo:</w:t>
+        <w:t>Durante la fase di analisi dei requisiti e di possibili funzionamenti è stata realizzata un</w:t>
+      </w:r>
+      <w:r>
+        <w:rPr>
+          <w:lang w:val="it-IT"/>
+        </w:rPr>
+        <w:t>’</w:t>
+      </w:r>
+      <w:r>
+        <w:rPr>
+          <w:lang w:val="it-IT"/>
+        </w:rPr>
+        <w:t>idea riguardante la struttura grafica dell’applicativo:</w:t>
       </w:r>
       <w:r>
         <w:rPr>
@@ -11049,13 +11239,39 @@
         <w:rPr>
           <w:lang w:val="it-IT"/>
         </w:rPr>
-        <w:t xml:space="preserve">La seguente swimline </w:t>
-      </w:r>
-      <w:r>
-        <w:rPr>
-          <w:lang w:val="it-IT"/>
-        </w:rPr>
-        <w:t>spiega come avviene procedualmente l’operazione d’accesso all’applicativo</w:t>
+        <w:t xml:space="preserve">La seguente </w:t>
+      </w:r>
+      <w:proofErr w:type="spellStart"/>
+      <w:r>
+        <w:rPr>
+          <w:lang w:val="it-IT"/>
+        </w:rPr>
+        <w:t>swimline</w:t>
+      </w:r>
+      <w:proofErr w:type="spellEnd"/>
+      <w:r>
+        <w:rPr>
+          <w:lang w:val="it-IT"/>
+        </w:rPr>
+        <w:t xml:space="preserve"> </w:t>
+      </w:r>
+      <w:r>
+        <w:rPr>
+          <w:lang w:val="it-IT"/>
+        </w:rPr>
+        <w:t xml:space="preserve">spiega come avviene </w:t>
+      </w:r>
+      <w:r>
+        <w:rPr>
+          <w:lang w:val="it-IT"/>
+        </w:rPr>
+        <w:t>proceduralmente</w:t>
+      </w:r>
+      <w:r>
+        <w:rPr>
+          <w:lang w:val="it-IT"/>
+        </w:rPr>
+        <w:t xml:space="preserve"> l’operazione d’accesso all’applicativo</w:t>
       </w:r>
       <w:r>
         <w:rPr>
@@ -11263,6 +11479,7 @@
                 <w:lang w:val="en-GB" w:eastAsia="en-US"/>
               </w:rPr>
             </w:pPr>
+            <w:proofErr w:type="spellStart"/>
             <w:r>
               <w:rPr>
                 <w:b/>
@@ -11272,6 +11489,7 @@
               </w:rPr>
               <w:t>Riferimento</w:t>
             </w:r>
+            <w:proofErr w:type="spellEnd"/>
             <w:r>
               <w:rPr>
                 <w:sz w:val="18"/>
@@ -11403,6 +11621,7 @@
                 <w:szCs w:val="18"/>
               </w:rPr>
             </w:pPr>
+            <w:proofErr w:type="spellStart"/>
             <w:r>
               <w:rPr>
                 <w:b/>
@@ -11411,6 +11630,7 @@
               </w:rPr>
               <w:t>Descrizione</w:t>
             </w:r>
+            <w:proofErr w:type="spellEnd"/>
             <w:r>
               <w:rPr>
                 <w:b/>
@@ -11465,6 +11685,7 @@
                 <w:szCs w:val="18"/>
               </w:rPr>
             </w:pPr>
+            <w:proofErr w:type="spellStart"/>
             <w:r>
               <w:rPr>
                 <w:b/>
@@ -11473,6 +11694,7 @@
               </w:rPr>
               <w:t>Prerequisiti</w:t>
             </w:r>
+            <w:proofErr w:type="spellEnd"/>
             <w:r>
               <w:rPr>
                 <w:b/>
@@ -11506,6 +11728,7 @@
               </w:rPr>
               <w:t xml:space="preserve">Store on local PC: Profile_1.2.001.xml (appendix </w:t>
             </w:r>
+            <w:proofErr w:type="spellStart"/>
             <w:r>
               <w:rPr>
                 <w:sz w:val="18"/>
@@ -11514,6 +11737,7 @@
               </w:rPr>
               <w:t>n_n</w:t>
             </w:r>
+            <w:proofErr w:type="spellEnd"/>
             <w:r>
               <w:rPr>
                 <w:sz w:val="18"/>
@@ -11521,6 +11745,7 @@
               </w:rPr>
               <w:t xml:space="preserve">) and Cards_1.2.001.txt (appendix </w:t>
             </w:r>
+            <w:proofErr w:type="spellStart"/>
             <w:r>
               <w:rPr>
                 <w:sz w:val="18"/>
@@ -11529,6 +11754,7 @@
               </w:rPr>
               <w:t>n_n</w:t>
             </w:r>
+            <w:proofErr w:type="spellEnd"/>
             <w:r>
               <w:rPr>
                 <w:sz w:val="18"/>
@@ -11573,6 +11799,7 @@
                 <w:szCs w:val="18"/>
               </w:rPr>
             </w:pPr>
+            <w:proofErr w:type="spellStart"/>
             <w:r>
               <w:rPr>
                 <w:b/>
@@ -11581,6 +11808,7 @@
               </w:rPr>
               <w:t>Procedura</w:t>
             </w:r>
+            <w:proofErr w:type="spellEnd"/>
             <w:r>
               <w:rPr>
                 <w:b/>
@@ -11747,7 +11975,23 @@
                 <w:szCs w:val="18"/>
               </w:rPr>
               <w:br/>
-              <w:t>Click the imsi card link</w:t>
+              <w:t xml:space="preserve">Click the </w:t>
+            </w:r>
+            <w:proofErr w:type="spellStart"/>
+            <w:r>
+              <w:rPr>
+                <w:sz w:val="18"/>
+                <w:szCs w:val="18"/>
+              </w:rPr>
+              <w:t>imsi</w:t>
+            </w:r>
+            <w:proofErr w:type="spellEnd"/>
+            <w:r>
+              <w:rPr>
+                <w:sz w:val="18"/>
+                <w:szCs w:val="18"/>
+              </w:rPr>
+              <w:t xml:space="preserve"> card link</w:t>
             </w:r>
             <w:r>
               <w:rPr>
@@ -11795,7 +12039,287 @@
                 <w:szCs w:val="16"/>
                 <w:lang w:eastAsia="ja-JP"/>
               </w:rPr>
-              <w:t>SELECT imsi, dir, keyset, cntr, rawtohex(kickey), rawtohex(kidkey), rawtohex(kikkey), rawtohex(chv), rawtohex(dap)FROM otacardkey a where imsi='340041795924770' ORDER BY keyset;</w:t>
+              <w:t xml:space="preserve">SELECT </w:t>
+            </w:r>
+            <w:proofErr w:type="spellStart"/>
+            <w:r>
+              <w:rPr>
+                <w:rFonts w:ascii="Courier New" w:eastAsia="MS Mincho" w:hAnsi="Courier New" w:cs="Courier New"/>
+                <w:sz w:val="16"/>
+                <w:szCs w:val="16"/>
+                <w:lang w:eastAsia="ja-JP"/>
+              </w:rPr>
+              <w:t>imsi</w:t>
+            </w:r>
+            <w:proofErr w:type="spellEnd"/>
+            <w:r>
+              <w:rPr>
+                <w:rFonts w:ascii="Courier New" w:eastAsia="MS Mincho" w:hAnsi="Courier New" w:cs="Courier New"/>
+                <w:sz w:val="16"/>
+                <w:szCs w:val="16"/>
+                <w:lang w:eastAsia="ja-JP"/>
+              </w:rPr>
+              <w:t xml:space="preserve">, </w:t>
+            </w:r>
+            <w:proofErr w:type="spellStart"/>
+            <w:r>
+              <w:rPr>
+                <w:rFonts w:ascii="Courier New" w:eastAsia="MS Mincho" w:hAnsi="Courier New" w:cs="Courier New"/>
+                <w:sz w:val="16"/>
+                <w:szCs w:val="16"/>
+                <w:lang w:eastAsia="ja-JP"/>
+              </w:rPr>
+              <w:t>dir</w:t>
+            </w:r>
+            <w:proofErr w:type="spellEnd"/>
+            <w:r>
+              <w:rPr>
+                <w:rFonts w:ascii="Courier New" w:eastAsia="MS Mincho" w:hAnsi="Courier New" w:cs="Courier New"/>
+                <w:sz w:val="16"/>
+                <w:szCs w:val="16"/>
+                <w:lang w:eastAsia="ja-JP"/>
+              </w:rPr>
+              <w:t xml:space="preserve">, keyset, </w:t>
+            </w:r>
+            <w:proofErr w:type="spellStart"/>
+            <w:r>
+              <w:rPr>
+                <w:rFonts w:ascii="Courier New" w:eastAsia="MS Mincho" w:hAnsi="Courier New" w:cs="Courier New"/>
+                <w:sz w:val="16"/>
+                <w:szCs w:val="16"/>
+                <w:lang w:eastAsia="ja-JP"/>
+              </w:rPr>
+              <w:t>cntr</w:t>
+            </w:r>
+            <w:proofErr w:type="spellEnd"/>
+            <w:r>
+              <w:rPr>
+                <w:rFonts w:ascii="Courier New" w:eastAsia="MS Mincho" w:hAnsi="Courier New" w:cs="Courier New"/>
+                <w:sz w:val="16"/>
+                <w:szCs w:val="16"/>
+                <w:lang w:eastAsia="ja-JP"/>
+              </w:rPr>
+              <w:t xml:space="preserve">, </w:t>
+            </w:r>
+            <w:proofErr w:type="spellStart"/>
+            <w:r>
+              <w:rPr>
+                <w:rFonts w:ascii="Courier New" w:eastAsia="MS Mincho" w:hAnsi="Courier New" w:cs="Courier New"/>
+                <w:sz w:val="16"/>
+                <w:szCs w:val="16"/>
+                <w:lang w:eastAsia="ja-JP"/>
+              </w:rPr>
+              <w:t>rawtohex</w:t>
+            </w:r>
+            <w:proofErr w:type="spellEnd"/>
+            <w:r>
+              <w:rPr>
+                <w:rFonts w:ascii="Courier New" w:eastAsia="MS Mincho" w:hAnsi="Courier New" w:cs="Courier New"/>
+                <w:sz w:val="16"/>
+                <w:szCs w:val="16"/>
+                <w:lang w:eastAsia="ja-JP"/>
+              </w:rPr>
+              <w:t>(</w:t>
+            </w:r>
+            <w:proofErr w:type="spellStart"/>
+            <w:r>
+              <w:rPr>
+                <w:rFonts w:ascii="Courier New" w:eastAsia="MS Mincho" w:hAnsi="Courier New" w:cs="Courier New"/>
+                <w:sz w:val="16"/>
+                <w:szCs w:val="16"/>
+                <w:lang w:eastAsia="ja-JP"/>
+              </w:rPr>
+              <w:t>kickey</w:t>
+            </w:r>
+            <w:proofErr w:type="spellEnd"/>
+            <w:r>
+              <w:rPr>
+                <w:rFonts w:ascii="Courier New" w:eastAsia="MS Mincho" w:hAnsi="Courier New" w:cs="Courier New"/>
+                <w:sz w:val="16"/>
+                <w:szCs w:val="16"/>
+                <w:lang w:eastAsia="ja-JP"/>
+              </w:rPr>
+              <w:t xml:space="preserve">), </w:t>
+            </w:r>
+            <w:proofErr w:type="spellStart"/>
+            <w:r>
+              <w:rPr>
+                <w:rFonts w:ascii="Courier New" w:eastAsia="MS Mincho" w:hAnsi="Courier New" w:cs="Courier New"/>
+                <w:sz w:val="16"/>
+                <w:szCs w:val="16"/>
+                <w:lang w:eastAsia="ja-JP"/>
+              </w:rPr>
+              <w:t>rawtohex</w:t>
+            </w:r>
+            <w:proofErr w:type="spellEnd"/>
+            <w:r>
+              <w:rPr>
+                <w:rFonts w:ascii="Courier New" w:eastAsia="MS Mincho" w:hAnsi="Courier New" w:cs="Courier New"/>
+                <w:sz w:val="16"/>
+                <w:szCs w:val="16"/>
+                <w:lang w:eastAsia="ja-JP"/>
+              </w:rPr>
+              <w:t>(</w:t>
+            </w:r>
+            <w:proofErr w:type="spellStart"/>
+            <w:r>
+              <w:rPr>
+                <w:rFonts w:ascii="Courier New" w:eastAsia="MS Mincho" w:hAnsi="Courier New" w:cs="Courier New"/>
+                <w:sz w:val="16"/>
+                <w:szCs w:val="16"/>
+                <w:lang w:eastAsia="ja-JP"/>
+              </w:rPr>
+              <w:t>kidkey</w:t>
+            </w:r>
+            <w:proofErr w:type="spellEnd"/>
+            <w:r>
+              <w:rPr>
+                <w:rFonts w:ascii="Courier New" w:eastAsia="MS Mincho" w:hAnsi="Courier New" w:cs="Courier New"/>
+                <w:sz w:val="16"/>
+                <w:szCs w:val="16"/>
+                <w:lang w:eastAsia="ja-JP"/>
+              </w:rPr>
+              <w:t xml:space="preserve">), </w:t>
+            </w:r>
+            <w:proofErr w:type="spellStart"/>
+            <w:r>
+              <w:rPr>
+                <w:rFonts w:ascii="Courier New" w:eastAsia="MS Mincho" w:hAnsi="Courier New" w:cs="Courier New"/>
+                <w:sz w:val="16"/>
+                <w:szCs w:val="16"/>
+                <w:lang w:eastAsia="ja-JP"/>
+              </w:rPr>
+              <w:t>rawtohex</w:t>
+            </w:r>
+            <w:proofErr w:type="spellEnd"/>
+            <w:r>
+              <w:rPr>
+                <w:rFonts w:ascii="Courier New" w:eastAsia="MS Mincho" w:hAnsi="Courier New" w:cs="Courier New"/>
+                <w:sz w:val="16"/>
+                <w:szCs w:val="16"/>
+                <w:lang w:eastAsia="ja-JP"/>
+              </w:rPr>
+              <w:t>(</w:t>
+            </w:r>
+            <w:proofErr w:type="spellStart"/>
+            <w:r>
+              <w:rPr>
+                <w:rFonts w:ascii="Courier New" w:eastAsia="MS Mincho" w:hAnsi="Courier New" w:cs="Courier New"/>
+                <w:sz w:val="16"/>
+                <w:szCs w:val="16"/>
+                <w:lang w:eastAsia="ja-JP"/>
+              </w:rPr>
+              <w:t>kikkey</w:t>
+            </w:r>
+            <w:proofErr w:type="spellEnd"/>
+            <w:r>
+              <w:rPr>
+                <w:rFonts w:ascii="Courier New" w:eastAsia="MS Mincho" w:hAnsi="Courier New" w:cs="Courier New"/>
+                <w:sz w:val="16"/>
+                <w:szCs w:val="16"/>
+                <w:lang w:eastAsia="ja-JP"/>
+              </w:rPr>
+              <w:t xml:space="preserve">), </w:t>
+            </w:r>
+            <w:proofErr w:type="spellStart"/>
+            <w:r>
+              <w:rPr>
+                <w:rFonts w:ascii="Courier New" w:eastAsia="MS Mincho" w:hAnsi="Courier New" w:cs="Courier New"/>
+                <w:sz w:val="16"/>
+                <w:szCs w:val="16"/>
+                <w:lang w:eastAsia="ja-JP"/>
+              </w:rPr>
+              <w:t>rawtohex</w:t>
+            </w:r>
+            <w:proofErr w:type="spellEnd"/>
+            <w:r>
+              <w:rPr>
+                <w:rFonts w:ascii="Courier New" w:eastAsia="MS Mincho" w:hAnsi="Courier New" w:cs="Courier New"/>
+                <w:sz w:val="16"/>
+                <w:szCs w:val="16"/>
+                <w:lang w:eastAsia="ja-JP"/>
+              </w:rPr>
+              <w:t>(</w:t>
+            </w:r>
+            <w:proofErr w:type="spellStart"/>
+            <w:r>
+              <w:rPr>
+                <w:rFonts w:ascii="Courier New" w:eastAsia="MS Mincho" w:hAnsi="Courier New" w:cs="Courier New"/>
+                <w:sz w:val="16"/>
+                <w:szCs w:val="16"/>
+                <w:lang w:eastAsia="ja-JP"/>
+              </w:rPr>
+              <w:t>chv</w:t>
+            </w:r>
+            <w:proofErr w:type="spellEnd"/>
+            <w:r>
+              <w:rPr>
+                <w:rFonts w:ascii="Courier New" w:eastAsia="MS Mincho" w:hAnsi="Courier New" w:cs="Courier New"/>
+                <w:sz w:val="16"/>
+                <w:szCs w:val="16"/>
+                <w:lang w:eastAsia="ja-JP"/>
+              </w:rPr>
+              <w:t xml:space="preserve">), </w:t>
+            </w:r>
+            <w:proofErr w:type="spellStart"/>
+            <w:r>
+              <w:rPr>
+                <w:rFonts w:ascii="Courier New" w:eastAsia="MS Mincho" w:hAnsi="Courier New" w:cs="Courier New"/>
+                <w:sz w:val="16"/>
+                <w:szCs w:val="16"/>
+                <w:lang w:eastAsia="ja-JP"/>
+              </w:rPr>
+              <w:t>rawtohex</w:t>
+            </w:r>
+            <w:proofErr w:type="spellEnd"/>
+            <w:r>
+              <w:rPr>
+                <w:rFonts w:ascii="Courier New" w:eastAsia="MS Mincho" w:hAnsi="Courier New" w:cs="Courier New"/>
+                <w:sz w:val="16"/>
+                <w:szCs w:val="16"/>
+                <w:lang w:eastAsia="ja-JP"/>
+              </w:rPr>
+              <w:t xml:space="preserve">(dap)FROM </w:t>
+            </w:r>
+            <w:proofErr w:type="spellStart"/>
+            <w:r>
+              <w:rPr>
+                <w:rFonts w:ascii="Courier New" w:eastAsia="MS Mincho" w:hAnsi="Courier New" w:cs="Courier New"/>
+                <w:sz w:val="16"/>
+                <w:szCs w:val="16"/>
+                <w:lang w:eastAsia="ja-JP"/>
+              </w:rPr>
+              <w:t>otacardkey</w:t>
+            </w:r>
+            <w:proofErr w:type="spellEnd"/>
+            <w:r>
+              <w:rPr>
+                <w:rFonts w:ascii="Courier New" w:eastAsia="MS Mincho" w:hAnsi="Courier New" w:cs="Courier New"/>
+                <w:sz w:val="16"/>
+                <w:szCs w:val="16"/>
+                <w:lang w:eastAsia="ja-JP"/>
+              </w:rPr>
+              <w:t xml:space="preserve"> a where </w:t>
+            </w:r>
+            <w:proofErr w:type="spellStart"/>
+            <w:r>
+              <w:rPr>
+                <w:rFonts w:ascii="Courier New" w:eastAsia="MS Mincho" w:hAnsi="Courier New" w:cs="Courier New"/>
+                <w:sz w:val="16"/>
+                <w:szCs w:val="16"/>
+                <w:lang w:eastAsia="ja-JP"/>
+              </w:rPr>
+              <w:t>imsi</w:t>
+            </w:r>
+            <w:proofErr w:type="spellEnd"/>
+            <w:r>
+              <w:rPr>
+                <w:rFonts w:ascii="Courier New" w:eastAsia="MS Mincho" w:hAnsi="Courier New" w:cs="Courier New"/>
+                <w:sz w:val="16"/>
+                <w:szCs w:val="16"/>
+                <w:lang w:eastAsia="ja-JP"/>
+              </w:rPr>
+              <w:t>='340041795924770' ORDER BY keyset;</w:t>
             </w:r>
           </w:p>
         </w:tc>
@@ -11818,20 +12342,40 @@
                 <w:szCs w:val="18"/>
               </w:rPr>
             </w:pPr>
+            <w:proofErr w:type="spellStart"/>
             <w:r>
               <w:rPr>
                 <w:b/>
                 <w:sz w:val="18"/>
                 <w:szCs w:val="18"/>
               </w:rPr>
-              <w:t>Risultati attesi</w:t>
-            </w:r>
+              <w:t>Risultati</w:t>
+            </w:r>
+            <w:proofErr w:type="spellEnd"/>
             <w:r>
               <w:rPr>
                 <w:b/>
                 <w:sz w:val="18"/>
                 <w:szCs w:val="18"/>
               </w:rPr>
+              <w:t xml:space="preserve"> </w:t>
+            </w:r>
+            <w:proofErr w:type="spellStart"/>
+            <w:r>
+              <w:rPr>
+                <w:b/>
+                <w:sz w:val="18"/>
+                <w:szCs w:val="18"/>
+              </w:rPr>
+              <w:t>attesi</w:t>
+            </w:r>
+            <w:proofErr w:type="spellEnd"/>
+            <w:r>
+              <w:rPr>
+                <w:b/>
+                <w:sz w:val="18"/>
+                <w:szCs w:val="18"/>
+              </w:rPr>
               <w:t>:</w:t>
             </w:r>
           </w:p>
@@ -11857,7 +12401,23 @@
                 <w:sz w:val="18"/>
                 <w:szCs w:val="18"/>
               </w:rPr>
-              <w:t>Keys visible in the DB (OtaCardKey) but not visible in the GUI (Card details)</w:t>
+              <w:t>Keys visible in the DB (</w:t>
+            </w:r>
+            <w:proofErr w:type="spellStart"/>
+            <w:r>
+              <w:rPr>
+                <w:sz w:val="18"/>
+                <w:szCs w:val="18"/>
+              </w:rPr>
+              <w:t>OtaCardKey</w:t>
+            </w:r>
+            <w:proofErr w:type="spellEnd"/>
+            <w:r>
+              <w:rPr>
+                <w:sz w:val="18"/>
+                <w:szCs w:val="18"/>
+              </w:rPr>
+              <w:t>) but not visible in the GUI (Card details)</w:t>
             </w:r>
           </w:p>
         </w:tc>
@@ -11975,7 +12535,14 @@
         <w:rPr>
           <w:lang w:val="it-IT"/>
         </w:rPr>
-        <w:t xml:space="preserve"> 1.7) (ad esempio Gan</w:t>
+        <w:t xml:space="preserve"> 1.7) (ad esempio </w:t>
+      </w:r>
+      <w:proofErr w:type="spellStart"/>
+      <w:r>
+        <w:rPr>
+          <w:lang w:val="it-IT"/>
+        </w:rPr>
+        <w:t>Gan</w:t>
       </w:r>
       <w:r>
         <w:rPr>
@@ -11987,7 +12554,14 @@
         <w:rPr>
           <w:lang w:val="it-IT"/>
         </w:rPr>
-        <w:t>t consuntivo).</w:t>
+        <w:t>t</w:t>
+      </w:r>
+      <w:proofErr w:type="spellEnd"/>
+      <w:r>
+        <w:rPr>
+          <w:lang w:val="it-IT"/>
+        </w:rPr>
+        <w:t xml:space="preserve"> consuntivo).</w:t>
       </w:r>
     </w:p>
     <w:p>
@@ -12156,15 +12730,15 @@
           <w:lang w:val="it-IT"/>
         </w:rPr>
       </w:pPr>
-      <w:bookmarkStart w:id="44" w:name="_Toc461179232"/>
-      <w:bookmarkStart w:id="45" w:name="_Toc241236757"/>
+      <w:bookmarkStart w:id="44" w:name="_Toc241236757"/>
+      <w:bookmarkStart w:id="45" w:name="_Toc461179232"/>
       <w:r>
         <w:rPr>
           <w:lang w:val="it-IT"/>
         </w:rPr>
         <w:t>Glossario</w:t>
       </w:r>
-      <w:bookmarkEnd w:id="45"/>
+      <w:bookmarkEnd w:id="44"/>
     </w:p>
     <w:p>
       <w:pPr>
@@ -12284,6 +12858,7 @@
             <w:pPr>
               <w:jc w:val="both"/>
             </w:pPr>
+            <w:proofErr w:type="spellStart"/>
             <w:r>
               <w:rPr>
                 <w:b/>
@@ -12291,6 +12866,7 @@
               </w:rPr>
               <w:t>Asynchronous</w:t>
             </w:r>
+            <w:proofErr w:type="spellEnd"/>
             <w:r>
               <w:rPr>
                 <w:b/>
@@ -12336,13 +12912,31 @@
                 <w:bCs/>
               </w:rPr>
             </w:pPr>
+            <w:proofErr w:type="spellStart"/>
             <w:r>
               <w:rPr>
                 <w:b/>
                 <w:bCs/>
               </w:rPr>
-              <w:t>Cascading Style Sheets</w:t>
-            </w:r>
+              <w:t>Cascading</w:t>
+            </w:r>
+            <w:proofErr w:type="spellEnd"/>
+            <w:r>
+              <w:rPr>
+                <w:b/>
+                <w:bCs/>
+              </w:rPr>
+              <w:t xml:space="preserve"> Style </w:t>
+            </w:r>
+            <w:proofErr w:type="spellStart"/>
+            <w:r>
+              <w:rPr>
+                <w:b/>
+                <w:bCs/>
+              </w:rPr>
+              <w:t>Sheets</w:t>
+            </w:r>
+            <w:proofErr w:type="spellEnd"/>
             <w:r>
               <w:t>: linguaggio che per</w:t>
             </w:r>
@@ -12393,7 +12987,7 @@
         <w:t>Bibliografia</w:t>
       </w:r>
       <w:bookmarkStart w:id="47" w:name="_Toc461179234"/>
-      <w:bookmarkEnd w:id="44"/>
+      <w:bookmarkEnd w:id="45"/>
       <w:bookmarkEnd w:id="46"/>
     </w:p>
     <w:p>
@@ -12428,6 +13022,7 @@
         </w:rPr>
         <w:t xml:space="preserve">, </w:t>
       </w:r>
+      <w:proofErr w:type="spellStart"/>
       <w:r>
         <w:rPr>
           <w:i/>
@@ -12436,6 +13031,7 @@
         </w:rPr>
         <w:t>Cubix</w:t>
       </w:r>
+      <w:proofErr w:type="spellEnd"/>
       <w:r>
         <w:rPr>
           <w:lang w:val="en-US"/>
@@ -12456,6 +13052,11 @@
       </w:r>
     </w:p>
     <w:p>
+      <w:pPr>
+        <w:rPr>
+          <w:lang w:val="en-US"/>
+        </w:rPr>
+      </w:pPr>
       <w:hyperlink r:id="rId14" w:history="1">
         <w:r>
           <w:rPr>
@@ -12486,44 +13087,30 @@
         <w:t xml:space="preserve">, </w:t>
       </w:r>
       <w:r>
-        <w:t>24</w:t>
-      </w:r>
-      <w:r>
-        <w:t>-09-2026.</w:t>
+        <w:rPr>
+          <w:lang w:val="en-US"/>
+        </w:rPr>
+        <w:t>24-09-2026.</w:t>
       </w:r>
     </w:p>
     <w:p>
       <w:pPr>
         <w:rPr>
-          <w:lang w:val="de-CH"/>
+          <w:lang w:val="en-US"/>
         </w:rPr>
       </w:pPr>
       <w:hyperlink r:id="rId15" w:history="1">
         <w:r>
           <w:rPr>
             <w:rStyle w:val="Collegamentoipertestuale"/>
-            <w:lang w:val="de-CH"/>
+            <w:lang w:val="en-US"/>
           </w:rPr>
-          <w:t>https://drawio-a</w:t>
-        </w:r>
-        <w:r>
-          <w:rPr>
-            <w:rStyle w:val="Collegamentoipertestuale"/>
-            <w:lang w:val="de-CH"/>
-          </w:rPr>
-          <w:t>p</w:t>
-        </w:r>
-        <w:r>
-          <w:rPr>
-            <w:rStyle w:val="Collegamentoipertestuale"/>
-            <w:lang w:val="de-CH"/>
-          </w:rPr>
-          <w:t>p.com</w:t>
+          <w:t>https://drawio-app.com</w:t>
         </w:r>
       </w:hyperlink>
       <w:r>
         <w:rPr>
-          <w:lang w:val="de-CH"/>
+          <w:lang w:val="en-US"/>
         </w:rPr>
         <w:t xml:space="preserve">, </w:t>
       </w:r>
@@ -12531,13 +13118,13 @@
         <w:rPr>
           <w:i/>
           <w:iCs/>
-          <w:lang w:val="de-CH"/>
+          <w:lang w:val="en-US"/>
         </w:rPr>
         <w:t>UML Diagrams -</w:t>
       </w:r>
       <w:r>
         <w:rPr>
-          <w:lang w:val="de-CH"/>
+          <w:lang w:val="en-US"/>
         </w:rPr>
         <w:t xml:space="preserve"> </w:t>
       </w:r>
@@ -12545,13 +13132,13 @@
         <w:rPr>
           <w:i/>
           <w:iCs/>
-          <w:lang w:val="de-CH"/>
+          <w:lang w:val="en-US"/>
         </w:rPr>
         <w:t>Draw.io</w:t>
       </w:r>
       <w:r>
         <w:rPr>
-          <w:lang w:val="de-CH"/>
+          <w:lang w:val="en-US"/>
         </w:rPr>
         <w:t>, 10-08-2026.</w:t>
       </w:r>
@@ -12559,21 +13146,21 @@
     <w:p>
       <w:pPr>
         <w:rPr>
-          <w:lang w:val="de-CH"/>
+          <w:lang w:val="en-US"/>
         </w:rPr>
       </w:pPr>
       <w:hyperlink r:id="rId16" w:history="1">
         <w:r>
           <w:rPr>
             <w:rStyle w:val="Collegamentoipertestuale"/>
-            <w:lang w:val="de-CH"/>
+            <w:lang w:val="en-US"/>
           </w:rPr>
           <w:t>https://www.figma.com/</w:t>
         </w:r>
       </w:hyperlink>
       <w:r>
         <w:rPr>
-          <w:lang w:val="de-CH"/>
+          <w:lang w:val="en-US"/>
         </w:rPr>
         <w:t xml:space="preserve">, </w:t>
       </w:r>
@@ -12581,13 +13168,13 @@
         <w:rPr>
           <w:i/>
           <w:iCs/>
-          <w:lang w:val="de-CH"/>
+          <w:lang w:val="en-US"/>
         </w:rPr>
         <w:t>Figma</w:t>
       </w:r>
       <w:r>
         <w:rPr>
-          <w:lang w:val="de-CH"/>
+          <w:lang w:val="en-US"/>
         </w:rPr>
         <w:t>, 25-09-2026.</w:t>
       </w:r>
@@ -12629,6 +13216,94 @@
       </w:r>
     </w:p>
     <w:p>
+      <w:hyperlink r:id="rId18" w:history="1">
+        <w:r>
+          <w:rPr>
+            <w:rStyle w:val="Collegamentoipertestuale"/>
+          </w:rPr>
+          <w:t>https://</w:t>
+        </w:r>
+        <w:r>
+          <w:rPr>
+            <w:rStyle w:val="Collegamentoipertestuale"/>
+          </w:rPr>
+          <w:t>c</w:t>
+        </w:r>
+        <w:r>
+          <w:rPr>
+            <w:rStyle w:val="Collegamentoipertestuale"/>
+          </w:rPr>
+          <w:t>laude.com/</w:t>
+        </w:r>
+      </w:hyperlink>
+      <w:r>
+        <w:t xml:space="preserve">, </w:t>
+      </w:r>
+      <w:r>
+        <w:rPr>
+          <w:i/>
+          <w:iCs/>
+        </w:rPr>
+        <w:t>Claude AI</w:t>
+      </w:r>
+      <w:r>
+        <w:t xml:space="preserve">, </w:t>
+      </w:r>
+      <w:r>
+        <w:t>2026.</w:t>
+      </w:r>
+    </w:p>
+    <w:p>
+      <w:pPr>
+        <w:rPr>
+          <w:lang w:val="de-CH"/>
+        </w:rPr>
+      </w:pPr>
+      <w:hyperlink r:id="rId19" w:history="1">
+        <w:r>
+          <w:rPr>
+            <w:rStyle w:val="Collegamentoipertestuale"/>
+            <w:lang w:val="de-CH"/>
+          </w:rPr>
+          <w:t>https://gemini.goog</w:t>
+        </w:r>
+        <w:r>
+          <w:rPr>
+            <w:rStyle w:val="Collegamentoipertestuale"/>
+            <w:lang w:val="de-CH"/>
+          </w:rPr>
+          <w:t>l</w:t>
+        </w:r>
+        <w:r>
+          <w:rPr>
+            <w:rStyle w:val="Collegamentoipertestuale"/>
+            <w:lang w:val="de-CH"/>
+          </w:rPr>
+          <w:t>e/</w:t>
+        </w:r>
+      </w:hyperlink>
+      <w:r>
+        <w:rPr>
+          <w:lang w:val="de-CH"/>
+        </w:rPr>
+        <w:t xml:space="preserve">, </w:t>
+      </w:r>
+      <w:r>
+        <w:rPr>
+          <w:i/>
+          <w:iCs/>
+          <w:lang w:val="de-CH"/>
+        </w:rPr>
+        <w:t>Gemini</w:t>
+      </w:r>
+      <w:r>
+        <w:rPr>
+          <w:lang w:val="de-CH"/>
+        </w:rPr>
+        <w:t>, 2026.</w:t>
+      </w:r>
+    </w:p>
+    <w:p>
       <w:pPr>
         <w:rPr>
           <w:lang w:val="en-US"/>
@@ -12783,7 +13458,14 @@
         <w:rPr>
           <w:lang w:val="it-IT"/>
         </w:rPr>
-        <w:t>Mandato e/o Qd</w:t>
+        <w:t xml:space="preserve">Mandato e/o </w:t>
+      </w:r>
+      <w:proofErr w:type="spellStart"/>
+      <w:r>
+        <w:rPr>
+          <w:lang w:val="it-IT"/>
+        </w:rPr>
+        <w:t>Qd</w:t>
       </w:r>
       <w:r>
         <w:rPr>
@@ -12791,6 +13473,7 @@
         </w:rPr>
         <w:t>C</w:t>
       </w:r>
+      <w:proofErr w:type="spellEnd"/>
     </w:p>
     <w:p>
       <w:pPr>
@@ -12824,10 +13507,10 @@
       </w:pPr>
     </w:p>
     <w:sectPr>
-      <w:headerReference w:type="default" r:id="rId18"/>
-      <w:footerReference w:type="default" r:id="rId19"/>
-      <w:headerReference w:type="first" r:id="rId20"/>
-      <w:footerReference w:type="first" r:id="rId21"/>
+      <w:headerReference w:type="default" r:id="rId20"/>
+      <w:footerReference w:type="default" r:id="rId21"/>
+      <w:headerReference w:type="first" r:id="rId22"/>
+      <w:footerReference w:type="first" r:id="rId23"/>
       <w:pgSz w:w="11906" w:h="16838"/>
       <w:pgMar w:top="1985" w:right="1134" w:bottom="1418" w:left="1134" w:header="567" w:footer="567" w:gutter="0"/>
       <w:pgNumType w:start="1"/>
@@ -12895,10 +13578,16 @@
       <w:t xml:space="preserve">Versione: </w:t>
     </w:r>
     <w:r>
-      <w:t>25</w:t>
+      <w:t>09</w:t>
     </w:r>
     <w:r>
-      <w:t>.09.2026</w:t>
+      <w:t>.</w:t>
+    </w:r>
+    <w:r>
+      <w:t>10</w:t>
+    </w:r>
+    <w:r>
+      <w:t>.2026</w:t>
     </w:r>
     <w:r>
       <w:t xml:space="preserve"> </w:t>
@@ -12951,11 +13640,19 @@
               <w:lang w:val="it-IT"/>
             </w:rPr>
           </w:pPr>
+          <w:proofErr w:type="spellStart"/>
           <w:r>
             <w:rPr>
               <w:lang w:val="it-IT"/>
             </w:rPr>
-            <w:t>CoreDel RGD</w:t>
+            <w:t>CoreDel</w:t>
+          </w:r>
+          <w:proofErr w:type="spellEnd"/>
+          <w:r>
+            <w:rPr>
+              <w:lang w:val="it-IT"/>
+            </w:rPr>
+            <w:t xml:space="preserve"> RGD</w:t>
           </w:r>
         </w:p>
       </w:tc>
@@ -13524,6 +14221,7 @@
               <w:szCs w:val="24"/>
             </w:rPr>
           </w:pPr>
+          <w:proofErr w:type="spellStart"/>
           <w:r>
             <w:rPr>
               <w:rFonts w:cs="Arial"/>
@@ -13531,7 +14229,17 @@
               <w:sz w:val="24"/>
               <w:szCs w:val="24"/>
             </w:rPr>
-            <w:t>CoreDel RGD</w:t>
+            <w:t>CoreDel</w:t>
+          </w:r>
+          <w:proofErr w:type="spellEnd"/>
+          <w:r>
+            <w:rPr>
+              <w:rFonts w:cs="Arial"/>
+              <w:b/>
+              <w:sz w:val="24"/>
+              <w:szCs w:val="24"/>
+            </w:rPr>
+            <w:t xml:space="preserve"> RGD</w:t>
           </w:r>
         </w:p>
       </w:tc>
@@ -16664,6 +17372,7 @@
   <w:style w:type="character" w:default="1" w:styleId="Carpredefinitoparagrafo">
     <w:name w:val="Default Paragraph Font"/>
     <w:uiPriority w:val="1"/>
+    <w:semiHidden/>
     <w:unhideWhenUsed/>
   </w:style>
   <w:style w:type="table" w:default="1" w:styleId="Tabellanormale">

--- a/Documentazione (word e pdf)/CoreDel RGD.docx
+++ b/Documentazione (word e pdf)/CoreDel RGD.docx
@@ -147,7 +147,7 @@
         <w:rPr>
           <w:noProof/>
         </w:rPr>
-        <w:instrText xml:space="preserve"> PAGEREF _Toc241236730 \h </w:instrText>
+        <w:instrText xml:space="preserve"> PAGEREF _Toc243056762 \h </w:instrText>
       </w:r>
       <w:r>
         <w:rPr>
@@ -230,7 +230,7 @@
         <w:rPr>
           <w:noProof/>
         </w:rPr>
-        <w:instrText xml:space="preserve"> PAGEREF _Toc241236731 \h </w:instrText>
+        <w:instrText xml:space="preserve"> PAGEREF _Toc243056763 \h </w:instrText>
       </w:r>
       <w:r>
         <w:rPr>
@@ -313,7 +313,7 @@
         <w:rPr>
           <w:noProof/>
         </w:rPr>
-        <w:instrText xml:space="preserve"> PAGEREF _Toc241236732 \h </w:instrText>
+        <w:instrText xml:space="preserve"> PAGEREF _Toc243056764 \h </w:instrText>
       </w:r>
       <w:r>
         <w:rPr>
@@ -396,7 +396,7 @@
         <w:rPr>
           <w:noProof/>
         </w:rPr>
-        <w:instrText xml:space="preserve"> PAGEREF _Toc241236733 \h </w:instrText>
+        <w:instrText xml:space="preserve"> PAGEREF _Toc243056765 \h </w:instrText>
       </w:r>
       <w:r>
         <w:rPr>
@@ -481,7 +481,7 @@
         <w:rPr>
           <w:noProof/>
         </w:rPr>
-        <w:instrText xml:space="preserve"> PAGEREF _Toc241236734 \h </w:instrText>
+        <w:instrText xml:space="preserve"> PAGEREF _Toc243056766 \h </w:instrText>
       </w:r>
       <w:r>
         <w:rPr>
@@ -564,7 +564,7 @@
         <w:rPr>
           <w:noProof/>
         </w:rPr>
-        <w:instrText xml:space="preserve"> PAGEREF _Toc241236735 \h </w:instrText>
+        <w:instrText xml:space="preserve"> PAGEREF _Toc243056767 \h </w:instrText>
       </w:r>
       <w:r>
         <w:rPr>
@@ -647,7 +647,7 @@
         <w:rPr>
           <w:noProof/>
         </w:rPr>
-        <w:instrText xml:space="preserve"> PAGEREF _Toc241236736 \h </w:instrText>
+        <w:instrText xml:space="preserve"> PAGEREF _Toc243056768 \h </w:instrText>
       </w:r>
       <w:r>
         <w:rPr>
@@ -730,7 +730,7 @@
         <w:rPr>
           <w:noProof/>
         </w:rPr>
-        <w:instrText xml:space="preserve"> PAGEREF _Toc241236737 \h </w:instrText>
+        <w:instrText xml:space="preserve"> PAGEREF _Toc243056769 \h </w:instrText>
       </w:r>
       <w:r>
         <w:rPr>
@@ -813,7 +813,7 @@
         <w:rPr>
           <w:noProof/>
         </w:rPr>
-        <w:instrText xml:space="preserve"> PAGEREF _Toc241236738 \h </w:instrText>
+        <w:instrText xml:space="preserve"> PAGEREF _Toc243056770 \h </w:instrText>
       </w:r>
       <w:r>
         <w:rPr>
@@ -896,7 +896,7 @@
         <w:rPr>
           <w:noProof/>
         </w:rPr>
-        <w:instrText xml:space="preserve"> PAGEREF _Toc241236739 \h </w:instrText>
+        <w:instrText xml:space="preserve"> PAGEREF _Toc243056771 \h </w:instrText>
       </w:r>
       <w:r>
         <w:rPr>
@@ -913,7 +913,7 @@
         <w:rPr>
           <w:noProof/>
         </w:rPr>
-        <w:t>8</w:t>
+        <w:t>9</w:t>
       </w:r>
       <w:r>
         <w:rPr>
@@ -979,7 +979,7 @@
         <w:rPr>
           <w:noProof/>
         </w:rPr>
-        <w:instrText xml:space="preserve"> PAGEREF _Toc241236740 \h </w:instrText>
+        <w:instrText xml:space="preserve"> PAGEREF _Toc243056772 \h </w:instrText>
       </w:r>
       <w:r>
         <w:rPr>
@@ -1062,7 +1062,7 @@
         <w:rPr>
           <w:noProof/>
         </w:rPr>
-        <w:instrText xml:space="preserve"> PAGEREF _Toc241236741 \h </w:instrText>
+        <w:instrText xml:space="preserve"> PAGEREF _Toc243056773 \h </w:instrText>
       </w:r>
       <w:r>
         <w:rPr>
@@ -1145,7 +1145,7 @@
         <w:rPr>
           <w:noProof/>
         </w:rPr>
-        <w:instrText xml:space="preserve"> PAGEREF _Toc241236742 \h </w:instrText>
+        <w:instrText xml:space="preserve"> PAGEREF _Toc243056774 \h </w:instrText>
       </w:r>
       <w:r>
         <w:rPr>
@@ -1228,7 +1228,7 @@
         <w:rPr>
           <w:noProof/>
         </w:rPr>
-        <w:instrText xml:space="preserve"> PAGEREF _Toc241236743 \h </w:instrText>
+        <w:instrText xml:space="preserve"> PAGEREF _Toc243056775 \h </w:instrText>
       </w:r>
       <w:r>
         <w:rPr>
@@ -1245,7 +1245,7 @@
         <w:rPr>
           <w:noProof/>
         </w:rPr>
-        <w:t>9</w:t>
+        <w:t>10</w:t>
       </w:r>
       <w:r>
         <w:rPr>
@@ -1311,7 +1311,7 @@
         <w:rPr>
           <w:noProof/>
         </w:rPr>
-        <w:instrText xml:space="preserve"> PAGEREF _Toc241236744 \h </w:instrText>
+        <w:instrText xml:space="preserve"> PAGEREF _Toc243056776 \h </w:instrText>
       </w:r>
       <w:r>
         <w:rPr>
@@ -1328,7 +1328,7 @@
         <w:rPr>
           <w:noProof/>
         </w:rPr>
-        <w:t>9</w:t>
+        <w:t>10</w:t>
       </w:r>
       <w:r>
         <w:rPr>
@@ -1394,7 +1394,7 @@
         <w:rPr>
           <w:noProof/>
         </w:rPr>
-        <w:instrText xml:space="preserve"> PAGEREF _Toc241236745 \h </w:instrText>
+        <w:instrText xml:space="preserve"> PAGEREF _Toc243056777 \h </w:instrText>
       </w:r>
       <w:r>
         <w:rPr>
@@ -1477,7 +1477,7 @@
         <w:rPr>
           <w:noProof/>
         </w:rPr>
-        <w:instrText xml:space="preserve"> PAGEREF _Toc241236746 \h </w:instrText>
+        <w:instrText xml:space="preserve"> PAGEREF _Toc243056778 \h </w:instrText>
       </w:r>
       <w:r>
         <w:rPr>
@@ -1494,7 +1494,7 @@
         <w:rPr>
           <w:noProof/>
         </w:rPr>
-        <w:t>10</w:t>
+        <w:t>11</w:t>
       </w:r>
       <w:r>
         <w:rPr>
@@ -1560,7 +1560,7 @@
         <w:rPr>
           <w:noProof/>
         </w:rPr>
-        <w:instrText xml:space="preserve"> PAGEREF _Toc241236747 \h </w:instrText>
+        <w:instrText xml:space="preserve"> PAGEREF _Toc243056779 \h </w:instrText>
       </w:r>
       <w:r>
         <w:rPr>
@@ -1577,7 +1577,7 @@
         <w:rPr>
           <w:noProof/>
         </w:rPr>
-        <w:t>10</w:t>
+        <w:t>12</w:t>
       </w:r>
       <w:r>
         <w:rPr>
@@ -1643,7 +1643,7 @@
         <w:rPr>
           <w:noProof/>
         </w:rPr>
-        <w:instrText xml:space="preserve"> PAGEREF _Toc241236748 \h </w:instrText>
+        <w:instrText xml:space="preserve"> PAGEREF _Toc243056780 \h </w:instrText>
       </w:r>
       <w:r>
         <w:rPr>
@@ -1660,7 +1660,7 @@
         <w:rPr>
           <w:noProof/>
         </w:rPr>
-        <w:t>12</w:t>
+        <w:t>13</w:t>
       </w:r>
       <w:r>
         <w:rPr>
@@ -1728,7 +1728,7 @@
         <w:rPr>
           <w:noProof/>
         </w:rPr>
-        <w:instrText xml:space="preserve"> PAGEREF _Toc241236749 \h </w:instrText>
+        <w:instrText xml:space="preserve"> PAGEREF _Toc243056781 \h </w:instrText>
       </w:r>
       <w:r>
         <w:rPr>
@@ -1745,7 +1745,7 @@
         <w:rPr>
           <w:noProof/>
         </w:rPr>
-        <w:t>12</w:t>
+        <w:t>13</w:t>
       </w:r>
       <w:r>
         <w:rPr>
@@ -1811,7 +1811,7 @@
         <w:rPr>
           <w:noProof/>
         </w:rPr>
-        <w:instrText xml:space="preserve"> PAGEREF _Toc241236750 \h </w:instrText>
+        <w:instrText xml:space="preserve"> PAGEREF _Toc243056782 \h </w:instrText>
       </w:r>
       <w:r>
         <w:rPr>
@@ -1828,7 +1828,7 @@
         <w:rPr>
           <w:noProof/>
         </w:rPr>
-        <w:t>12</w:t>
+        <w:t>13</w:t>
       </w:r>
       <w:r>
         <w:rPr>
@@ -1894,7 +1894,7 @@
         <w:rPr>
           <w:noProof/>
         </w:rPr>
-        <w:instrText xml:space="preserve"> PAGEREF _Toc241236751 \h </w:instrText>
+        <w:instrText xml:space="preserve"> PAGEREF _Toc243056783 \h </w:instrText>
       </w:r>
       <w:r>
         <w:rPr>
@@ -1911,7 +1911,7 @@
         <w:rPr>
           <w:noProof/>
         </w:rPr>
-        <w:t>13</w:t>
+        <w:t>14</w:t>
       </w:r>
       <w:r>
         <w:rPr>
@@ -1977,7 +1977,7 @@
         <w:rPr>
           <w:noProof/>
         </w:rPr>
-        <w:instrText xml:space="preserve"> PAGEREF _Toc241236752 \h </w:instrText>
+        <w:instrText xml:space="preserve"> PAGEREF _Toc243056784 \h </w:instrText>
       </w:r>
       <w:r>
         <w:rPr>
@@ -1994,7 +1994,7 @@
         <w:rPr>
           <w:noProof/>
         </w:rPr>
-        <w:t>13</w:t>
+        <w:t>14</w:t>
       </w:r>
       <w:r>
         <w:rPr>
@@ -2062,7 +2062,7 @@
         <w:rPr>
           <w:noProof/>
         </w:rPr>
-        <w:instrText xml:space="preserve"> PAGEREF _Toc241236753 \h </w:instrText>
+        <w:instrText xml:space="preserve"> PAGEREF _Toc243056785 \h </w:instrText>
       </w:r>
       <w:r>
         <w:rPr>
@@ -2079,7 +2079,7 @@
         <w:rPr>
           <w:noProof/>
         </w:rPr>
-        <w:t>13</w:t>
+        <w:t>14</w:t>
       </w:r>
       <w:r>
         <w:rPr>
@@ -2147,7 +2147,7 @@
         <w:rPr>
           <w:noProof/>
         </w:rPr>
-        <w:instrText xml:space="preserve"> PAGEREF _Toc241236754 \h </w:instrText>
+        <w:instrText xml:space="preserve"> PAGEREF _Toc243056786 \h </w:instrText>
       </w:r>
       <w:r>
         <w:rPr>
@@ -2164,7 +2164,7 @@
         <w:rPr>
           <w:noProof/>
         </w:rPr>
-        <w:t>13</w:t>
+        <w:t>14</w:t>
       </w:r>
       <w:r>
         <w:rPr>
@@ -2230,7 +2230,7 @@
         <w:rPr>
           <w:noProof/>
         </w:rPr>
-        <w:instrText xml:space="preserve"> PAGEREF _Toc241236755 \h </w:instrText>
+        <w:instrText xml:space="preserve"> PAGEREF _Toc243056787 \h </w:instrText>
       </w:r>
       <w:r>
         <w:rPr>
@@ -2247,7 +2247,7 @@
         <w:rPr>
           <w:noProof/>
         </w:rPr>
-        <w:t>13</w:t>
+        <w:t>14</w:t>
       </w:r>
       <w:r>
         <w:rPr>
@@ -2313,7 +2313,7 @@
         <w:rPr>
           <w:noProof/>
         </w:rPr>
-        <w:instrText xml:space="preserve"> PAGEREF _Toc241236756 \h </w:instrText>
+        <w:instrText xml:space="preserve"> PAGEREF _Toc243056788 \h </w:instrText>
       </w:r>
       <w:r>
         <w:rPr>
@@ -2330,7 +2330,7 @@
         <w:rPr>
           <w:noProof/>
         </w:rPr>
-        <w:t>13</w:t>
+        <w:t>14</w:t>
       </w:r>
       <w:r>
         <w:rPr>
@@ -2398,7 +2398,7 @@
         <w:rPr>
           <w:noProof/>
         </w:rPr>
-        <w:instrText xml:space="preserve"> PAGEREF _Toc241236757 \h </w:instrText>
+        <w:instrText xml:space="preserve"> PAGEREF _Toc243056789 \h </w:instrText>
       </w:r>
       <w:r>
         <w:rPr>
@@ -2415,7 +2415,7 @@
         <w:rPr>
           <w:noProof/>
         </w:rPr>
-        <w:t>13</w:t>
+        <w:t>14</w:t>
       </w:r>
       <w:r>
         <w:rPr>
@@ -2483,7 +2483,7 @@
         <w:rPr>
           <w:noProof/>
         </w:rPr>
-        <w:instrText xml:space="preserve"> PAGEREF _Toc241236758 \h </w:instrText>
+        <w:instrText xml:space="preserve"> PAGEREF _Toc243056790 \h </w:instrText>
       </w:r>
       <w:r>
         <w:rPr>
@@ -2500,7 +2500,7 @@
         <w:rPr>
           <w:noProof/>
         </w:rPr>
-        <w:t>14</w:t>
+        <w:t>15</w:t>
       </w:r>
       <w:r>
         <w:rPr>
@@ -2566,7 +2566,7 @@
         <w:rPr>
           <w:noProof/>
         </w:rPr>
-        <w:instrText xml:space="preserve"> PAGEREF _Toc241236759 \h </w:instrText>
+        <w:instrText xml:space="preserve"> PAGEREF _Toc243056791 \h </w:instrText>
       </w:r>
       <w:r>
         <w:rPr>
@@ -2583,7 +2583,7 @@
         <w:rPr>
           <w:noProof/>
         </w:rPr>
-        <w:t>14</w:t>
+        <w:t>15</w:t>
       </w:r>
       <w:r>
         <w:rPr>
@@ -2651,7 +2651,7 @@
         <w:rPr>
           <w:noProof/>
         </w:rPr>
-        <w:instrText xml:space="preserve"> PAGEREF _Toc241236760 \h </w:instrText>
+        <w:instrText xml:space="preserve"> PAGEREF _Toc243056792 \h </w:instrText>
       </w:r>
       <w:r>
         <w:rPr>
@@ -2668,7 +2668,7 @@
         <w:rPr>
           <w:noProof/>
         </w:rPr>
-        <w:t>14</w:t>
+        <w:t>15</w:t>
       </w:r>
       <w:r>
         <w:rPr>
@@ -2710,7 +2710,7 @@
         </w:rPr>
         <w:br w:type="page"/>
       </w:r>
-      <w:bookmarkStart w:id="0" w:name="_Toc241236730"/>
+      <w:bookmarkStart w:id="0" w:name="_Toc243056762"/>
       <w:r>
         <w:rPr>
           <w:lang w:val="it-IT"/>
@@ -2724,7 +2724,7 @@
       <w:pPr>
         <w:pStyle w:val="Titolo2"/>
       </w:pPr>
-      <w:bookmarkStart w:id="1" w:name="_Toc241236731"/>
+      <w:bookmarkStart w:id="1" w:name="_Toc243056763"/>
       <w:r>
         <w:t>Informazioni sul progetto</w:t>
       </w:r>
@@ -2842,7 +2842,7 @@
       <w:pPr>
         <w:pStyle w:val="Titolo2"/>
       </w:pPr>
-      <w:bookmarkStart w:id="2" w:name="_Toc241236732"/>
+      <w:bookmarkStart w:id="2" w:name="_Toc243056764"/>
       <w:r>
         <w:t>Abstract</w:t>
       </w:r>
@@ -3097,7 +3097,7 @@
       <w:pPr>
         <w:pStyle w:val="Titolo2"/>
       </w:pPr>
-      <w:bookmarkStart w:id="3" w:name="_Toc241236733"/>
+      <w:bookmarkStart w:id="3" w:name="_Toc243056765"/>
       <w:r>
         <w:t>Scopo</w:t>
       </w:r>
@@ -3151,7 +3151,7 @@
       <w:r>
         <w:br w:type="page"/>
       </w:r>
-      <w:bookmarkStart w:id="4" w:name="_Toc241236734"/>
+      <w:bookmarkStart w:id="4" w:name="_Toc243056766"/>
       <w:r>
         <w:rPr>
           <w:lang w:val="it-IT"/>
@@ -3165,7 +3165,7 @@
       <w:pPr>
         <w:pStyle w:val="Titolo2"/>
       </w:pPr>
-      <w:bookmarkStart w:id="5" w:name="_Toc241236735"/>
+      <w:bookmarkStart w:id="5" w:name="_Toc243056767"/>
       <w:r>
         <w:t>Analisi e s</w:t>
       </w:r>
@@ -3185,7 +3185,7 @@
         <w:pStyle w:val="Titolo3"/>
         <w:spacing w:before="0"/>
       </w:pPr>
-      <w:bookmarkStart w:id="6" w:name="_Toc241236736"/>
+      <w:bookmarkStart w:id="6" w:name="_Toc243056768"/>
       <w:r>
         <w:t>Requisiti funzionali</w:t>
       </w:r>
@@ -7424,7 +7424,7 @@
       <w:pPr>
         <w:pStyle w:val="Titolo3"/>
       </w:pPr>
-      <w:bookmarkStart w:id="8" w:name="_Toc241236737"/>
+      <w:bookmarkStart w:id="8" w:name="_Toc243056769"/>
       <w:r>
         <w:t>Requisiti Non Funzionali</w:t>
       </w:r>
@@ -10070,7 +10070,7 @@
         <w:pStyle w:val="Titolo2"/>
         <w:ind w:left="578" w:hanging="578"/>
       </w:pPr>
-      <w:bookmarkStart w:id="9" w:name="_Toc241236738"/>
+      <w:bookmarkStart w:id="9" w:name="_Toc243056770"/>
       <w:r>
         <w:t>Use case</w:t>
       </w:r>
@@ -10307,7 +10307,7 @@
       <w:pPr>
         <w:pStyle w:val="Titolo2"/>
       </w:pPr>
-      <w:bookmarkStart w:id="10" w:name="_Toc241236739"/>
+      <w:bookmarkStart w:id="10" w:name="_Toc243056771"/>
       <w:r>
         <w:lastRenderedPageBreak/>
         <w:t>Pianificazione</w:t>
@@ -10571,7 +10571,7 @@
       <w:pPr>
         <w:pStyle w:val="Titolo2"/>
       </w:pPr>
-      <w:bookmarkStart w:id="11" w:name="_Toc241236740"/>
+      <w:bookmarkStart w:id="11" w:name="_Toc243056772"/>
       <w:r>
         <w:t>Analisi dei mezzi</w:t>
       </w:r>
@@ -10619,7 +10619,7 @@
         <w:pStyle w:val="Titolo3"/>
       </w:pPr>
       <w:bookmarkStart w:id="12" w:name="_Toc413411419"/>
-      <w:bookmarkStart w:id="13" w:name="_Toc241236741"/>
+      <w:bookmarkStart w:id="13" w:name="_Toc243056773"/>
       <w:r>
         <w:t>Software</w:t>
       </w:r>
@@ -10747,7 +10747,7 @@
         <w:pStyle w:val="Titolo3"/>
       </w:pPr>
       <w:bookmarkStart w:id="14" w:name="_Toc413411420"/>
-      <w:bookmarkStart w:id="15" w:name="_Toc241236742"/>
+      <w:bookmarkStart w:id="15" w:name="_Toc243056774"/>
       <w:r>
         <w:t>Hardware</w:t>
       </w:r>
@@ -10784,7 +10784,7 @@
         <w:pStyle w:val="Titolo1"/>
       </w:pPr>
       <w:bookmarkStart w:id="16" w:name="_Toc429059808"/>
-      <w:bookmarkStart w:id="17" w:name="_Toc241236743"/>
+      <w:bookmarkStart w:id="17" w:name="_Toc243056775"/>
       <w:r>
         <w:lastRenderedPageBreak/>
         <w:t>Progettazione</w:t>
@@ -10844,7 +10844,7 @@
         <w:pStyle w:val="Titolo2"/>
       </w:pPr>
       <w:bookmarkStart w:id="18" w:name="_Toc429059809"/>
-      <w:bookmarkStart w:id="19" w:name="_Toc241236744"/>
+      <w:bookmarkStart w:id="19" w:name="_Toc243056776"/>
       <w:r>
         <w:t>Design dell’architettura del sistema</w:t>
       </w:r>
@@ -10995,7 +10995,71 @@
         <w:pStyle w:val="Titolo2"/>
       </w:pPr>
       <w:bookmarkStart w:id="20" w:name="_Toc429059810"/>
-      <w:bookmarkStart w:id="21" w:name="_Toc241236745"/>
+      <w:bookmarkStart w:id="21" w:name="_Toc243056777"/>
+      <w:r>
+        <w:rPr>
+          <w:noProof/>
+        </w:rPr>
+        <w:drawing>
+          <wp:anchor distT="0" distB="0" distL="114300" distR="114300" simplePos="0" relativeHeight="251661312" behindDoc="1" locked="0" layoutInCell="1" allowOverlap="1" wp14:anchorId="5290B9B0" wp14:editId="0CA14851">
+            <wp:simplePos x="0" y="0"/>
+            <wp:positionH relativeFrom="margin">
+              <wp:align>right</wp:align>
+            </wp:positionH>
+            <wp:positionV relativeFrom="page">
+              <wp:posOffset>4086280</wp:posOffset>
+            </wp:positionV>
+            <wp:extent cx="2170430" cy="1027430"/>
+            <wp:effectExtent l="0" t="0" r="0" b="1270"/>
+            <wp:wrapSquare wrapText="bothSides"/>
+            <wp:docPr id="8" name="Immagine 8"/>
+            <wp:cNvGraphicFramePr>
+              <a:graphicFrameLocks xmlns:a="http://schemas.openxmlformats.org/drawingml/2006/main" noChangeAspect="1"/>
+            </wp:cNvGraphicFramePr>
+            <a:graphic xmlns:a="http://schemas.openxmlformats.org/drawingml/2006/main">
+              <a:graphicData uri="http://schemas.openxmlformats.org/drawingml/2006/picture">
+                <pic:pic xmlns:pic="http://schemas.openxmlformats.org/drawingml/2006/picture">
+                  <pic:nvPicPr>
+                    <pic:cNvPr id="0" name="Picture 2"/>
+                    <pic:cNvPicPr>
+                      <a:picLocks noChangeAspect="1" noChangeArrowheads="1"/>
+                    </pic:cNvPicPr>
+                  </pic:nvPicPr>
+                  <pic:blipFill>
+                    <a:blip r:embed="rId11" cstate="print">
+                      <a:extLst>
+                        <a:ext uri="{28A0092B-C50C-407E-A947-70E740481C1C}">
+                          <a14:useLocalDpi xmlns:a14="http://schemas.microsoft.com/office/drawing/2010/main" val="0"/>
+                        </a:ext>
+                      </a:extLst>
+                    </a:blip>
+                    <a:srcRect/>
+                    <a:stretch>
+                      <a:fillRect/>
+                    </a:stretch>
+                  </pic:blipFill>
+                  <pic:spPr bwMode="auto">
+                    <a:xfrm>
+                      <a:off x="0" y="0"/>
+                      <a:ext cx="2170430" cy="1027430"/>
+                    </a:xfrm>
+                    <a:prstGeom prst="rect">
+                      <a:avLst/>
+                    </a:prstGeom>
+                    <a:noFill/>
+                  </pic:spPr>
+                </pic:pic>
+              </a:graphicData>
+            </a:graphic>
+            <wp14:sizeRelH relativeFrom="margin">
+              <wp14:pctWidth>0</wp14:pctWidth>
+            </wp14:sizeRelH>
+            <wp14:sizeRelV relativeFrom="margin">
+              <wp14:pctHeight>0</wp14:pctHeight>
+            </wp14:sizeRelV>
+          </wp:anchor>
+        </w:drawing>
+      </w:r>
       <w:r>
         <w:t>Design dei dati</w:t>
       </w:r>
@@ -11015,13 +11079,27 @@
         <w:rPr>
           <w:lang w:val="it-IT"/>
         </w:rPr>
-        <w:t xml:space="preserve">Descrizione delle strutture di dati utilizzate dal programma in base agli attributi e le </w:t>
-      </w:r>
-      <w:r>
-        <w:rPr>
-          <w:lang w:val="it-IT"/>
-        </w:rPr>
-        <w:t>relazioni degli oggetti in uso.</w:t>
+        <w:t xml:space="preserve">Ho revisionato diversi tipi di database in base agli utilizzi </w:t>
+      </w:r>
+      <w:r>
+        <w:rPr>
+          <w:lang w:val="it-IT"/>
+        </w:rPr>
+        <w:t xml:space="preserve">funzionali e necessari per quanto riguarda </w:t>
+      </w:r>
+      <w:proofErr w:type="spellStart"/>
+      <w:r>
+        <w:rPr>
+          <w:lang w:val="it-IT"/>
+        </w:rPr>
+        <w:t>unity</w:t>
+      </w:r>
+      <w:proofErr w:type="spellEnd"/>
+      <w:r>
+        <w:rPr>
+          <w:lang w:val="it-IT"/>
+        </w:rPr>
+        <w:t>.</w:t>
       </w:r>
     </w:p>
     <w:p>
@@ -11030,11 +11108,21 @@
           <w:lang w:val="it-IT"/>
         </w:rPr>
       </w:pPr>
-      <w:r>
-        <w:rPr>
-          <w:lang w:val="it-IT"/>
-        </w:rPr>
-        <w:t>Schema E-R, schema logico e descrizione.</w:t>
+      <w:proofErr w:type="spellStart"/>
+      <w:r>
+        <w:rPr>
+          <w:b/>
+          <w:bCs/>
+          <w:lang w:val="it-IT"/>
+        </w:rPr>
+        <w:t>SQLite</w:t>
+      </w:r>
+      <w:proofErr w:type="spellEnd"/>
+      <w:r>
+        <w:rPr>
+          <w:lang w:val="it-IT"/>
+        </w:rPr>
+        <w:t xml:space="preserve"> è sembrata essere la scelta migliore perché è molto veloce, sa gestire grandi flussi di dati ed è molto resistente ai crash (persistente).</w:t>
       </w:r>
     </w:p>
     <w:p>
@@ -11045,17 +11133,192 @@
       </w:pPr>
       <w:r>
         <w:rPr>
-          <w:lang w:val="it-IT"/>
-        </w:rPr>
-        <w:t>Se il diagramma E-R viene modificato, sulla doc dovrà apparire l’ultima versione, mentre le vecchie saranno sui diari.</w:t>
+          <w:noProof/>
+          <w:lang w:val="it-IT"/>
+        </w:rPr>
+        <w:drawing>
+          <wp:anchor distT="0" distB="0" distL="114300" distR="114300" simplePos="0" relativeHeight="251662336" behindDoc="1" locked="0" layoutInCell="1" allowOverlap="1" wp14:anchorId="1F0051C0" wp14:editId="74336070">
+            <wp:simplePos x="0" y="0"/>
+            <wp:positionH relativeFrom="margin">
+              <wp:posOffset>-20375</wp:posOffset>
+            </wp:positionH>
+            <wp:positionV relativeFrom="page">
+              <wp:posOffset>5152445</wp:posOffset>
+            </wp:positionV>
+            <wp:extent cx="3005455" cy="1076325"/>
+            <wp:effectExtent l="0" t="0" r="4445" b="9525"/>
+            <wp:wrapSquare wrapText="bothSides"/>
+            <wp:docPr id="9" name="Immagine 9"/>
+            <wp:cNvGraphicFramePr>
+              <a:graphicFrameLocks xmlns:a="http://schemas.openxmlformats.org/drawingml/2006/main" noChangeAspect="1"/>
+            </wp:cNvGraphicFramePr>
+            <a:graphic xmlns:a="http://schemas.openxmlformats.org/drawingml/2006/main">
+              <a:graphicData uri="http://schemas.openxmlformats.org/drawingml/2006/picture">
+                <pic:pic xmlns:pic="http://schemas.openxmlformats.org/drawingml/2006/picture">
+                  <pic:nvPicPr>
+                    <pic:cNvPr id="0" name="Picture 3"/>
+                    <pic:cNvPicPr>
+                      <a:picLocks noChangeAspect="1" noChangeArrowheads="1"/>
+                    </pic:cNvPicPr>
+                  </pic:nvPicPr>
+                  <pic:blipFill rotWithShape="1">
+                    <a:blip r:embed="rId12">
+                      <a:extLst>
+                        <a:ext uri="{28A0092B-C50C-407E-A947-70E740481C1C}">
+                          <a14:useLocalDpi xmlns:a14="http://schemas.microsoft.com/office/drawing/2010/main" val="0"/>
+                        </a:ext>
+                      </a:extLst>
+                    </a:blip>
+                    <a:srcRect t="10098" b="11867"/>
+                    <a:stretch/>
+                  </pic:blipFill>
+                  <pic:spPr bwMode="auto">
+                    <a:xfrm>
+                      <a:off x="0" y="0"/>
+                      <a:ext cx="3005455" cy="1076325"/>
+                    </a:xfrm>
+                    <a:prstGeom prst="rect">
+                      <a:avLst/>
+                    </a:prstGeom>
+                    <a:noFill/>
+                    <a:ln>
+                      <a:noFill/>
+                    </a:ln>
+                    <a:extLst>
+                      <a:ext uri="{53640926-AAD7-44D8-BBD7-CCE9431645EC}">
+                        <a14:shadowObscured xmlns:a14="http://schemas.microsoft.com/office/drawing/2010/main"/>
+                      </a:ext>
+                    </a:extLst>
+                  </pic:spPr>
+                </pic:pic>
+              </a:graphicData>
+            </a:graphic>
+            <wp14:sizeRelH relativeFrom="margin">
+              <wp14:pctWidth>0</wp14:pctWidth>
+            </wp14:sizeRelH>
+            <wp14:sizeRelV relativeFrom="margin">
+              <wp14:pctHeight>0</wp14:pctHeight>
+            </wp14:sizeRelV>
+          </wp:anchor>
+        </w:drawing>
       </w:r>
     </w:p>
     <w:p>
       <w:pPr>
+        <w:rPr>
+          <w:lang w:val="it-IT"/>
+        </w:rPr>
+      </w:pPr>
+      <w:r>
+        <w:rPr>
+          <w:lang w:val="it-IT"/>
+        </w:rPr>
+        <w:t xml:space="preserve">Tuttavia, se dovrò implementare anche una modalità competitiva è necessario utilizzare un altro tipo di database perché </w:t>
+      </w:r>
+      <w:proofErr w:type="spellStart"/>
+      <w:r>
+        <w:rPr>
+          <w:lang w:val="it-IT"/>
+        </w:rPr>
+        <w:t>SQLite</w:t>
+      </w:r>
+      <w:proofErr w:type="spellEnd"/>
+      <w:r>
+        <w:rPr>
+          <w:lang w:val="it-IT"/>
+        </w:rPr>
+        <w:t xml:space="preserve"> funziona perfettamente in locale, ma non su server o su cloud.</w:t>
+      </w:r>
+    </w:p>
+    <w:p>
+      <w:pPr>
+        <w:rPr>
+          <w:lang w:val="it-IT"/>
+        </w:rPr>
+      </w:pPr>
+      <w:r>
+        <w:rPr>
+          <w:lang w:val="it-IT"/>
+        </w:rPr>
+        <w:t>Di conseguenza, ho optato per un’opzione ibrida per quando si utilizzeranno funzioni come il multiplayer:</w:t>
+      </w:r>
+      <w:r>
+        <w:rPr>
+          <w:lang w:val="it-IT"/>
+        </w:rPr>
+        <w:br/>
+      </w:r>
+      <w:proofErr w:type="spellStart"/>
+      <w:r>
+        <w:rPr>
+          <w:b/>
+          <w:bCs/>
+          <w:lang w:val="it-IT"/>
+        </w:rPr>
+        <w:t>PostgreSQL</w:t>
+      </w:r>
+      <w:proofErr w:type="spellEnd"/>
+      <w:r>
+        <w:rPr>
+          <w:lang w:val="it-IT"/>
+        </w:rPr>
+        <w:t xml:space="preserve"> è la scelta più idonea per poter lavorare server-side unificato al </w:t>
+      </w:r>
+      <w:proofErr w:type="spellStart"/>
+      <w:r>
+        <w:rPr>
+          <w:lang w:val="it-IT"/>
+        </w:rPr>
+        <w:t>db</w:t>
+      </w:r>
+      <w:proofErr w:type="spellEnd"/>
+      <w:r>
+        <w:rPr>
+          <w:lang w:val="it-IT"/>
+        </w:rPr>
+        <w:t xml:space="preserve"> locale.</w:t>
+      </w:r>
+    </w:p>
+    <w:p>
+      <w:pPr>
+        <w:rPr>
+          <w:lang w:val="it-IT"/>
+        </w:rPr>
+      </w:pPr>
+      <w:r>
+        <w:rPr>
+          <w:lang w:val="it-IT"/>
+        </w:rPr>
+        <w:br/>
+      </w:r>
+      <w:r>
+        <w:rPr>
+          <w:lang w:val="it-IT"/>
+        </w:rPr>
+        <w:br/>
+        <w:t xml:space="preserve">*strutture dati, schema e-r per </w:t>
+      </w:r>
+      <w:proofErr w:type="spellStart"/>
+      <w:r>
+        <w:rPr>
+          <w:lang w:val="it-IT"/>
+        </w:rPr>
+        <w:t>db</w:t>
+      </w:r>
+      <w:proofErr w:type="spellEnd"/>
+      <w:r>
+        <w:rPr>
+          <w:lang w:val="it-IT"/>
+        </w:rPr>
+        <w:t>*</w:t>
+      </w:r>
+    </w:p>
+    <w:p>
+      <w:pPr>
         <w:pStyle w:val="Titolo2"/>
       </w:pPr>
       <w:bookmarkStart w:id="22" w:name="_Toc429059811"/>
-      <w:bookmarkStart w:id="23" w:name="_Toc241236746"/>
+      <w:bookmarkStart w:id="23" w:name="_Toc243056778"/>
       <w:r>
         <w:lastRenderedPageBreak/>
         <w:t>Design delle interfacce</w:t>
@@ -11071,37 +11334,21 @@
       </w:pPr>
       <w:r>
         <w:rPr>
-          <w:lang w:val="it-IT"/>
-        </w:rPr>
-        <w:t>Durante la fase di analisi dei requisiti e di possibili funzionamenti è stata realizzata un</w:t>
-      </w:r>
-      <w:r>
-        <w:rPr>
-          <w:lang w:val="it-IT"/>
-        </w:rPr>
-        <w:t>’</w:t>
-      </w:r>
-      <w:r>
-        <w:rPr>
-          <w:lang w:val="it-IT"/>
-        </w:rPr>
-        <w:t>idea riguardante la struttura grafica dell’applicativo:</w:t>
-      </w:r>
-      <w:r>
-        <w:rPr>
-          <w:lang w:val="it-IT"/>
-        </w:rPr>
-        <w:br/>
-      </w:r>
-      <w:r>
-        <w:rPr>
           <w:noProof/>
           <w:lang w:val="it-IT"/>
         </w:rPr>
         <w:drawing>
-          <wp:inline distT="0" distB="0" distL="0" distR="0" wp14:anchorId="217596E4" wp14:editId="162F8382">
+          <wp:anchor distT="0" distB="0" distL="114300" distR="114300" simplePos="0" relativeHeight="251663360" behindDoc="0" locked="0" layoutInCell="1" allowOverlap="1" wp14:anchorId="217596E4" wp14:editId="7976113D">
+            <wp:simplePos x="0" y="0"/>
+            <wp:positionH relativeFrom="margin">
+              <wp:posOffset>3479</wp:posOffset>
+            </wp:positionH>
+            <wp:positionV relativeFrom="paragraph">
+              <wp:posOffset>436852</wp:posOffset>
+            </wp:positionV>
             <wp:extent cx="6106795" cy="4730750"/>
             <wp:effectExtent l="0" t="0" r="8255" b="0"/>
+            <wp:wrapTopAndBottom/>
             <wp:docPr id="5" name="Immagine 5"/>
             <wp:cNvGraphicFramePr>
               <a:graphicFrameLocks xmlns:a="http://schemas.openxmlformats.org/drawingml/2006/main" noChangeAspect="1"/>
@@ -11116,7 +11363,7 @@
                     </pic:cNvPicPr>
                   </pic:nvPicPr>
                   <pic:blipFill>
-                    <a:blip r:embed="rId11">
+                    <a:blip r:embed="rId13">
                       <a:extLst>
                         <a:ext uri="{28A0092B-C50C-407E-A947-70E740481C1C}">
                           <a14:useLocalDpi xmlns:a14="http://schemas.microsoft.com/office/drawing/2010/main" val="0"/>
@@ -11144,8 +11391,32 @@
                 </pic:pic>
               </a:graphicData>
             </a:graphic>
-          </wp:inline>
+          </wp:anchor>
         </w:drawing>
+      </w:r>
+      <w:r>
+        <w:rPr>
+          <w:lang w:val="it-IT"/>
+        </w:rPr>
+        <w:t>Durante la fase di analisi dei requisiti e di possibili funzionamenti è stata realizzata un</w:t>
+      </w:r>
+      <w:r>
+        <w:rPr>
+          <w:lang w:val="it-IT"/>
+        </w:rPr>
+        <w:t>’</w:t>
+      </w:r>
+      <w:r>
+        <w:rPr>
+          <w:lang w:val="it-IT"/>
+        </w:rPr>
+        <w:t>idea riguardante la struttura grafica dell’applicativo:</w:t>
+      </w:r>
+      <w:r>
+        <w:rPr>
+          <w:lang w:val="it-IT"/>
+        </w:rPr>
+        <w:br/>
       </w:r>
     </w:p>
     <w:p>
@@ -11153,7 +11424,7 @@
         <w:pStyle w:val="Titolo2"/>
       </w:pPr>
       <w:bookmarkStart w:id="24" w:name="_Toc429059812"/>
-      <w:bookmarkStart w:id="25" w:name="_Toc241236747"/>
+      <w:bookmarkStart w:id="25" w:name="_Toc243056779"/>
       <w:r>
         <w:lastRenderedPageBreak/>
         <w:t>Design procedurale</w:t>
@@ -11198,7 +11469,7 @@
                     </pic:cNvPicPr>
                   </pic:nvPicPr>
                   <pic:blipFill>
-                    <a:blip r:embed="rId12">
+                    <a:blip r:embed="rId14">
                       <a:extLst>
                         <a:ext uri="{28A0092B-C50C-407E-A947-70E740481C1C}">
                           <a14:useLocalDpi xmlns:a14="http://schemas.microsoft.com/office/drawing/2010/main" val="0"/>
@@ -11310,7 +11581,7 @@
         </w:pBdr>
       </w:pPr>
       <w:bookmarkStart w:id="26" w:name="_Toc461179222"/>
-      <w:bookmarkStart w:id="27" w:name="_Toc241236748"/>
+      <w:bookmarkStart w:id="27" w:name="_Toc243056780"/>
       <w:r>
         <w:lastRenderedPageBreak/>
         <w:t>Implementazione</w:t>
@@ -11372,7 +11643,13 @@
         <w:t>Per eventuali dettagli si possono inserire riferimenti ai diari.</w:t>
       </w:r>
     </w:p>
+    <w:p/>
     <w:p>
+      <w:r>
+        <w:t>*basati sui diari*</w:t>
+      </w:r>
+    </w:p>
+    <w:p>
       <w:pPr>
         <w:pStyle w:val="Titolo1"/>
         <w:rPr>
@@ -11380,7 +11657,7 @@
         </w:rPr>
       </w:pPr>
       <w:bookmarkStart w:id="28" w:name="_Toc461179223"/>
-      <w:bookmarkStart w:id="29" w:name="_Toc241236749"/>
+      <w:bookmarkStart w:id="29" w:name="_Toc243056781"/>
       <w:r>
         <w:rPr>
           <w:lang w:val="it-IT"/>
@@ -11395,7 +11672,7 @@
         <w:pStyle w:val="Titolo2"/>
       </w:pPr>
       <w:bookmarkStart w:id="30" w:name="_Toc461179224"/>
-      <w:bookmarkStart w:id="31" w:name="_Toc241236750"/>
+      <w:bookmarkStart w:id="31" w:name="_Toc243056782"/>
       <w:r>
         <w:t>Protocollo di test</w:t>
       </w:r>
@@ -12446,7 +12723,7 @@
       <w:pPr>
         <w:pStyle w:val="Titolo2"/>
       </w:pPr>
-      <w:bookmarkStart w:id="33" w:name="_Toc241236751"/>
+      <w:bookmarkStart w:id="33" w:name="_Toc243056783"/>
       <w:r>
         <w:lastRenderedPageBreak/>
         <w:t>Risultati test</w:t>
@@ -12472,7 +12749,7 @@
         <w:pStyle w:val="Titolo2"/>
       </w:pPr>
       <w:bookmarkStart w:id="34" w:name="_Toc461179226"/>
-      <w:bookmarkStart w:id="35" w:name="_Toc241236752"/>
+      <w:bookmarkStart w:id="35" w:name="_Toc243056784"/>
       <w:r>
         <w:t>Mancanze</w:t>
       </w:r>
@@ -12503,7 +12780,7 @@
         </w:rPr>
       </w:pPr>
       <w:bookmarkStart w:id="36" w:name="_Toc461179227"/>
-      <w:bookmarkStart w:id="37" w:name="_Toc241236753"/>
+      <w:bookmarkStart w:id="37" w:name="_Toc243056785"/>
       <w:r>
         <w:rPr>
           <w:lang w:val="it-IT"/>
@@ -12572,7 +12849,7 @@
         </w:rPr>
       </w:pPr>
       <w:bookmarkStart w:id="38" w:name="_Toc461179228"/>
-      <w:bookmarkStart w:id="39" w:name="_Toc241236754"/>
+      <w:bookmarkStart w:id="39" w:name="_Toc243056786"/>
       <w:r>
         <w:rPr>
           <w:lang w:val="it-IT"/>
@@ -12672,7 +12949,7 @@
         <w:pStyle w:val="Titolo2"/>
       </w:pPr>
       <w:bookmarkStart w:id="40" w:name="_Toc461179229"/>
-      <w:bookmarkStart w:id="41" w:name="_Toc241236755"/>
+      <w:bookmarkStart w:id="41" w:name="_Toc243056787"/>
       <w:r>
         <w:t>Sviluppi futuri</w:t>
       </w:r>
@@ -12697,7 +12974,7 @@
         <w:pStyle w:val="Titolo2"/>
       </w:pPr>
       <w:bookmarkStart w:id="42" w:name="_Toc461179230"/>
-      <w:bookmarkStart w:id="43" w:name="_Toc241236756"/>
+      <w:bookmarkStart w:id="43" w:name="_Toc243056788"/>
       <w:r>
         <w:t>Considerazioni personali</w:t>
       </w:r>
@@ -12730,15 +13007,15 @@
           <w:lang w:val="it-IT"/>
         </w:rPr>
       </w:pPr>
-      <w:bookmarkStart w:id="44" w:name="_Toc241236757"/>
-      <w:bookmarkStart w:id="45" w:name="_Toc461179232"/>
+      <w:bookmarkStart w:id="44" w:name="_Toc461179232"/>
+      <w:bookmarkStart w:id="45" w:name="_Toc243056789"/>
       <w:r>
         <w:rPr>
           <w:lang w:val="it-IT"/>
         </w:rPr>
         <w:t>Glossario</w:t>
       </w:r>
-      <w:bookmarkEnd w:id="44"/>
+      <w:bookmarkEnd w:id="45"/>
     </w:p>
     <w:p>
       <w:pPr>
@@ -12978,7 +13255,7 @@
           <w:lang w:val="it-IT"/>
         </w:rPr>
       </w:pPr>
-      <w:bookmarkStart w:id="46" w:name="_Toc241236758"/>
+      <w:bookmarkStart w:id="46" w:name="_Toc243056790"/>
       <w:r>
         <w:rPr>
           <w:lang w:val="it-IT"/>
@@ -12987,14 +13264,14 @@
         <w:t>Bibliografia</w:t>
       </w:r>
       <w:bookmarkStart w:id="47" w:name="_Toc461179234"/>
-      <w:bookmarkEnd w:id="45"/>
+      <w:bookmarkEnd w:id="44"/>
       <w:bookmarkEnd w:id="46"/>
     </w:p>
     <w:p>
       <w:pPr>
         <w:pStyle w:val="Titolo2"/>
       </w:pPr>
-      <w:bookmarkStart w:id="48" w:name="_Toc241236759"/>
+      <w:bookmarkStart w:id="48" w:name="_Toc243056791"/>
       <w:r>
         <w:t>Sitografia</w:t>
       </w:r>
@@ -13007,7 +13284,7 @@
           <w:lang w:val="en-US"/>
         </w:rPr>
       </w:pPr>
-      <w:hyperlink r:id="rId13" w:history="1">
+      <w:hyperlink r:id="rId15" w:history="1">
         <w:r>
           <w:rPr>
             <w:rStyle w:val="Collegamentoipertestuale"/>
@@ -13057,7 +13334,7 @@
           <w:lang w:val="en-US"/>
         </w:rPr>
       </w:pPr>
-      <w:hyperlink r:id="rId14" w:history="1">
+      <w:hyperlink r:id="rId16" w:history="1">
         <w:r>
           <w:rPr>
             <w:rStyle w:val="Collegamentoipertestuale"/>
@@ -13099,7 +13376,7 @@
           <w:lang w:val="en-US"/>
         </w:rPr>
       </w:pPr>
-      <w:hyperlink r:id="rId15" w:history="1">
+      <w:hyperlink r:id="rId17" w:history="1">
         <w:r>
           <w:rPr>
             <w:rStyle w:val="Collegamentoipertestuale"/>
@@ -13149,7 +13426,7 @@
           <w:lang w:val="en-US"/>
         </w:rPr>
       </w:pPr>
-      <w:hyperlink r:id="rId16" w:history="1">
+      <w:hyperlink r:id="rId18" w:history="1">
         <w:r>
           <w:rPr>
             <w:rStyle w:val="Collegamentoipertestuale"/>
@@ -13180,12 +13457,117 @@
       </w:r>
     </w:p>
     <w:p>
+      <w:hyperlink r:id="rId19" w:history="1">
+        <w:r>
+          <w:rPr>
+            <w:rStyle w:val="Collegamentoipertestuale"/>
+          </w:rPr>
+          <w:t>https://claude.com/</w:t>
+        </w:r>
+      </w:hyperlink>
+      <w:r>
+        <w:t xml:space="preserve">, </w:t>
+      </w:r>
+      <w:r>
+        <w:rPr>
+          <w:i/>
+          <w:iCs/>
+        </w:rPr>
+        <w:t>Claude AI</w:t>
+      </w:r>
+      <w:r>
+        <w:t xml:space="preserve">, </w:t>
+      </w:r>
+      <w:r>
+        <w:t>2026.</w:t>
+      </w:r>
+    </w:p>
+    <w:p>
       <w:pPr>
         <w:rPr>
           <w:lang w:val="de-CH"/>
         </w:rPr>
       </w:pPr>
-      <w:hyperlink r:id="rId17" w:history="1">
+      <w:hyperlink r:id="rId20" w:history="1">
+        <w:r>
+          <w:rPr>
+            <w:rStyle w:val="Collegamentoipertestuale"/>
+            <w:lang w:val="de-CH"/>
+          </w:rPr>
+          <w:t>https://gemini.google/</w:t>
+        </w:r>
+      </w:hyperlink>
+      <w:r>
+        <w:rPr>
+          <w:lang w:val="de-CH"/>
+        </w:rPr>
+        <w:t xml:space="preserve">, </w:t>
+      </w:r>
+      <w:r>
+        <w:rPr>
+          <w:i/>
+          <w:iCs/>
+          <w:lang w:val="de-CH"/>
+        </w:rPr>
+        <w:t>Gemini</w:t>
+      </w:r>
+      <w:r>
+        <w:rPr>
+          <w:lang w:val="de-CH"/>
+        </w:rPr>
+        <w:t>, 2026.</w:t>
+      </w:r>
+    </w:p>
+    <w:p>
+      <w:pPr>
+        <w:rPr>
+          <w:lang w:val="en-US"/>
+        </w:rPr>
+      </w:pPr>
+    </w:p>
+    <w:p>
+      <w:pPr>
+        <w:pStyle w:val="Titolo1"/>
+        <w:rPr>
+          <w:lang w:val="it-IT"/>
+        </w:rPr>
+      </w:pPr>
+      <w:bookmarkStart w:id="49" w:name="_Toc461179235"/>
+      <w:bookmarkStart w:id="50" w:name="_Toc243056792"/>
+      <w:r>
+        <w:rPr>
+          <w:lang w:val="it-IT"/>
+        </w:rPr>
+        <w:t>Allegati</w:t>
+      </w:r>
+      <w:bookmarkEnd w:id="49"/>
+      <w:bookmarkEnd w:id="50"/>
+    </w:p>
+    <w:p>
+      <w:pPr>
+        <w:jc w:val="center"/>
+      </w:pPr>
+      <w:r>
+        <w:rPr>
+          <w:lang w:val="it-IT"/>
+        </w:rPr>
+        <w:t>Tutte le parti riguardanti il progetto come manuali, diari, quaderno dei compiti, applicativo e altro sono presenti sulla repository apposita:</w:t>
+      </w:r>
+      <w:r>
+        <w:rPr>
+          <w:lang w:val="it-IT"/>
+        </w:rPr>
+        <w:br/>
+      </w:r>
+    </w:p>
+    <w:p>
+      <w:pPr>
+        <w:jc w:val="center"/>
+        <w:rPr>
+          <w:lang w:val="de-CH"/>
+        </w:rPr>
+      </w:pPr>
+      <w:hyperlink r:id="rId21" w:history="1">
         <w:r>
           <w:rPr>
             <w:rStyle w:val="Collegamentoipertestuale"/>
@@ -13216,301 +13598,18 @@
       </w:r>
     </w:p>
     <w:p>
-      <w:hyperlink r:id="rId18" w:history="1">
-        <w:r>
-          <w:rPr>
-            <w:rStyle w:val="Collegamentoipertestuale"/>
-          </w:rPr>
-          <w:t>https://</w:t>
-        </w:r>
-        <w:r>
-          <w:rPr>
-            <w:rStyle w:val="Collegamentoipertestuale"/>
-          </w:rPr>
-          <w:t>c</w:t>
-        </w:r>
-        <w:r>
-          <w:rPr>
-            <w:rStyle w:val="Collegamentoipertestuale"/>
-          </w:rPr>
-          <w:t>laude.com/</w:t>
-        </w:r>
-      </w:hyperlink>
-      <w:r>
-        <w:t xml:space="preserve">, </w:t>
-      </w:r>
-      <w:r>
-        <w:rPr>
-          <w:i/>
-          <w:iCs/>
-        </w:rPr>
-        <w:t>Claude AI</w:t>
-      </w:r>
-      <w:r>
-        <w:t xml:space="preserve">, </w:t>
-      </w:r>
-      <w:r>
-        <w:t>2026.</w:t>
-      </w:r>
-    </w:p>
-    <w:p>
-      <w:pPr>
+      <w:pPr>
+        <w:jc w:val="both"/>
         <w:rPr>
           <w:lang w:val="de-CH"/>
         </w:rPr>
-      </w:pPr>
-      <w:hyperlink r:id="rId19" w:history="1">
-        <w:r>
-          <w:rPr>
-            <w:rStyle w:val="Collegamentoipertestuale"/>
-            <w:lang w:val="de-CH"/>
-          </w:rPr>
-          <w:t>https://gemini.goog</w:t>
-        </w:r>
-        <w:r>
-          <w:rPr>
-            <w:rStyle w:val="Collegamentoipertestuale"/>
-            <w:lang w:val="de-CH"/>
-          </w:rPr>
-          <w:t>l</w:t>
-        </w:r>
-        <w:r>
-          <w:rPr>
-            <w:rStyle w:val="Collegamentoipertestuale"/>
-            <w:lang w:val="de-CH"/>
-          </w:rPr>
-          <w:t>e/</w:t>
-        </w:r>
-      </w:hyperlink>
-      <w:r>
-        <w:rPr>
-          <w:lang w:val="de-CH"/>
-        </w:rPr>
-        <w:t xml:space="preserve">, </w:t>
-      </w:r>
-      <w:r>
-        <w:rPr>
-          <w:i/>
-          <w:iCs/>
-          <w:lang w:val="de-CH"/>
-        </w:rPr>
-        <w:t>Gemini</w:t>
-      </w:r>
-      <w:r>
-        <w:rPr>
-          <w:lang w:val="de-CH"/>
-        </w:rPr>
-        <w:t>, 2026.</w:t>
-      </w:r>
-    </w:p>
-    <w:p>
-      <w:pPr>
-        <w:rPr>
-          <w:lang w:val="en-US"/>
-        </w:rPr>
-      </w:pPr>
-    </w:p>
-    <w:p>
-      <w:pPr>
-        <w:pStyle w:val="Titolo1"/>
-        <w:rPr>
-          <w:lang w:val="it-IT"/>
-        </w:rPr>
-      </w:pPr>
-      <w:bookmarkStart w:id="49" w:name="_Toc461179235"/>
-      <w:bookmarkStart w:id="50" w:name="_Toc241236760"/>
-      <w:r>
-        <w:rPr>
-          <w:lang w:val="it-IT"/>
-        </w:rPr>
-        <w:t>Allegati</w:t>
-      </w:r>
-      <w:bookmarkEnd w:id="49"/>
-      <w:bookmarkEnd w:id="50"/>
-    </w:p>
-    <w:p>
-      <w:pPr>
-        <w:rPr>
-          <w:lang w:val="it-IT"/>
-        </w:rPr>
-      </w:pPr>
-      <w:r>
-        <w:rPr>
-          <w:lang w:val="it-IT"/>
-        </w:rPr>
-        <w:t>Elenco degli allegati, esempio:</w:t>
-      </w:r>
-    </w:p>
-    <w:p>
-      <w:pPr>
-        <w:numPr>
-          <w:ilvl w:val="0"/>
-          <w:numId w:val="5"/>
-        </w:numPr>
-      </w:pPr>
-      <w:r>
-        <w:rPr>
-          <w:lang w:val="it-IT"/>
-        </w:rPr>
-        <w:t xml:space="preserve">Diari di lavoro </w:t>
-      </w:r>
-    </w:p>
-    <w:p>
-      <w:pPr>
-        <w:numPr>
-          <w:ilvl w:val="0"/>
-          <w:numId w:val="5"/>
-        </w:numPr>
-        <w:rPr>
-          <w:lang w:val="it-IT"/>
-        </w:rPr>
-      </w:pPr>
-      <w:r>
-        <w:rPr>
-          <w:lang w:val="it-IT"/>
-        </w:rPr>
-        <w:t>Codici sorgente</w:t>
-      </w:r>
-      <w:r>
-        <w:rPr>
-          <w:lang w:val="it-IT"/>
-        </w:rPr>
-        <w:t>/documentazione macchine virtuali</w:t>
-      </w:r>
-    </w:p>
-    <w:p>
-      <w:pPr>
-        <w:numPr>
-          <w:ilvl w:val="0"/>
-          <w:numId w:val="5"/>
-        </w:numPr>
-        <w:rPr>
-          <w:lang w:val="it-IT"/>
-        </w:rPr>
-      </w:pPr>
-      <w:r>
-        <w:rPr>
-          <w:lang w:val="it-IT"/>
-        </w:rPr>
-        <w:t>Istruzioni di installazione</w:t>
-      </w:r>
-      <w:r>
-        <w:rPr>
-          <w:lang w:val="it-IT"/>
-        </w:rPr>
-        <w:t xml:space="preserve"> del prodotto (con credenziali di accesso) e/o di eventuali prodotti terzi</w:t>
-      </w:r>
-    </w:p>
-    <w:p>
-      <w:pPr>
-        <w:numPr>
-          <w:ilvl w:val="0"/>
-          <w:numId w:val="5"/>
-        </w:numPr>
-        <w:rPr>
-          <w:lang w:val="it-IT"/>
-        </w:rPr>
-      </w:pPr>
-      <w:r>
-        <w:rPr>
-          <w:lang w:val="it-IT"/>
-        </w:rPr>
-        <w:t>Documentazione di prodotti di terzi</w:t>
-      </w:r>
-    </w:p>
-    <w:p>
-      <w:pPr>
-        <w:numPr>
-          <w:ilvl w:val="0"/>
-          <w:numId w:val="5"/>
-        </w:numPr>
-        <w:rPr>
-          <w:lang w:val="it-IT"/>
-        </w:rPr>
-      </w:pPr>
-      <w:r>
-        <w:rPr>
-          <w:lang w:val="it-IT"/>
-        </w:rPr>
-        <w:t>Eventuali guide utente /</w:t>
-      </w:r>
-      <w:r>
-        <w:rPr>
-          <w:lang w:val="it-IT"/>
-        </w:rPr>
-        <w:t xml:space="preserve"> </w:t>
-      </w:r>
-      <w:r>
-        <w:rPr>
-          <w:lang w:val="it-IT"/>
-        </w:rPr>
-        <w:t>Manuali di utilizzo</w:t>
-      </w:r>
-    </w:p>
-    <w:p>
-      <w:pPr>
-        <w:numPr>
-          <w:ilvl w:val="0"/>
-          <w:numId w:val="5"/>
-        </w:numPr>
-      </w:pPr>
-      <w:r>
-        <w:rPr>
-          <w:lang w:val="it-IT"/>
-        </w:rPr>
-        <w:t xml:space="preserve">Mandato e/o </w:t>
-      </w:r>
-      <w:proofErr w:type="spellStart"/>
-      <w:r>
-        <w:rPr>
-          <w:lang w:val="it-IT"/>
-        </w:rPr>
-        <w:t>Qd</w:t>
-      </w:r>
-      <w:r>
-        <w:rPr>
-          <w:lang w:val="it-IT"/>
-        </w:rPr>
-        <w:t>C</w:t>
-      </w:r>
-      <w:proofErr w:type="spellEnd"/>
-    </w:p>
-    <w:p>
-      <w:pPr>
-        <w:numPr>
-          <w:ilvl w:val="0"/>
-          <w:numId w:val="5"/>
-        </w:numPr>
-      </w:pPr>
-      <w:r>
-        <w:t>Prodotto</w:t>
-      </w:r>
-    </w:p>
-    <w:p>
-      <w:pPr>
-        <w:numPr>
-          <w:ilvl w:val="0"/>
-          <w:numId w:val="5"/>
-        </w:numPr>
-      </w:pPr>
-      <w:r>
-        <w:rPr>
-          <w:lang w:val="it-IT"/>
-        </w:rPr>
-        <w:t>…</w:t>
-      </w:r>
-    </w:p>
-    <w:p/>
-    <w:p>
-      <w:pPr>
-        <w:jc w:val="both"/>
       </w:pPr>
     </w:p>
     <w:sectPr>
-      <w:headerReference w:type="default" r:id="rId20"/>
-      <w:footerReference w:type="default" r:id="rId21"/>
-      <w:headerReference w:type="first" r:id="rId22"/>
-      <w:footerReference w:type="first" r:id="rId23"/>
+      <w:headerReference w:type="default" r:id="rId22"/>
+      <w:footerReference w:type="default" r:id="rId23"/>
+      <w:headerReference w:type="first" r:id="rId24"/>
+      <w:footerReference w:type="first" r:id="rId25"/>
       <w:pgSz w:w="11906" w:h="16838"/>
       <w:pgMar w:top="1985" w:right="1134" w:bottom="1418" w:left="1134" w:header="567" w:footer="567" w:gutter="0"/>
       <w:pgNumType w:start="1"/>
@@ -13578,7 +13677,7 @@
       <w:t xml:space="preserve">Versione: </w:t>
     </w:r>
     <w:r>
-      <w:t>09</w:t>
+      <w:t>16</w:t>
     </w:r>
     <w:r>
       <w:t>.</w:t>

--- a/Documentazione (word e pdf)/CoreDel RGD.docx
+++ b/Documentazione (word e pdf)/CoreDel RGD.docx
@@ -147,7 +147,7 @@
         <w:rPr>
           <w:noProof/>
         </w:rPr>
-        <w:instrText xml:space="preserve"> PAGEREF _Toc243056762 \h </w:instrText>
+        <w:instrText xml:space="preserve"> PAGEREF _Toc243661647 \h </w:instrText>
       </w:r>
       <w:r>
         <w:rPr>
@@ -230,7 +230,7 @@
         <w:rPr>
           <w:noProof/>
         </w:rPr>
-        <w:instrText xml:space="preserve"> PAGEREF _Toc243056763 \h </w:instrText>
+        <w:instrText xml:space="preserve"> PAGEREF _Toc243661648 \h </w:instrText>
       </w:r>
       <w:r>
         <w:rPr>
@@ -313,7 +313,7 @@
         <w:rPr>
           <w:noProof/>
         </w:rPr>
-        <w:instrText xml:space="preserve"> PAGEREF _Toc243056764 \h </w:instrText>
+        <w:instrText xml:space="preserve"> PAGEREF _Toc243661649 \h </w:instrText>
       </w:r>
       <w:r>
         <w:rPr>
@@ -396,7 +396,7 @@
         <w:rPr>
           <w:noProof/>
         </w:rPr>
-        <w:instrText xml:space="preserve"> PAGEREF _Toc243056765 \h </w:instrText>
+        <w:instrText xml:space="preserve"> PAGEREF _Toc243661650 \h </w:instrText>
       </w:r>
       <w:r>
         <w:rPr>
@@ -481,7 +481,7 @@
         <w:rPr>
           <w:noProof/>
         </w:rPr>
-        <w:instrText xml:space="preserve"> PAGEREF _Toc243056766 \h </w:instrText>
+        <w:instrText xml:space="preserve"> PAGEREF _Toc243661651 \h </w:instrText>
       </w:r>
       <w:r>
         <w:rPr>
@@ -564,7 +564,7 @@
         <w:rPr>
           <w:noProof/>
         </w:rPr>
-        <w:instrText xml:space="preserve"> PAGEREF _Toc243056767 \h </w:instrText>
+        <w:instrText xml:space="preserve"> PAGEREF _Toc243661652 \h </w:instrText>
       </w:r>
       <w:r>
         <w:rPr>
@@ -647,7 +647,7 @@
         <w:rPr>
           <w:noProof/>
         </w:rPr>
-        <w:instrText xml:space="preserve"> PAGEREF _Toc243056768 \h </w:instrText>
+        <w:instrText xml:space="preserve"> PAGEREF _Toc243661653 \h </w:instrText>
       </w:r>
       <w:r>
         <w:rPr>
@@ -730,7 +730,7 @@
         <w:rPr>
           <w:noProof/>
         </w:rPr>
-        <w:instrText xml:space="preserve"> PAGEREF _Toc243056769 \h </w:instrText>
+        <w:instrText xml:space="preserve"> PAGEREF _Toc243661654 \h </w:instrText>
       </w:r>
       <w:r>
         <w:rPr>
@@ -813,7 +813,7 @@
         <w:rPr>
           <w:noProof/>
         </w:rPr>
-        <w:instrText xml:space="preserve"> PAGEREF _Toc243056770 \h </w:instrText>
+        <w:instrText xml:space="preserve"> PAGEREF _Toc243661655 \h </w:instrText>
       </w:r>
       <w:r>
         <w:rPr>
@@ -896,7 +896,7 @@
         <w:rPr>
           <w:noProof/>
         </w:rPr>
-        <w:instrText xml:space="preserve"> PAGEREF _Toc243056771 \h </w:instrText>
+        <w:instrText xml:space="preserve"> PAGEREF _Toc243661656 \h </w:instrText>
       </w:r>
       <w:r>
         <w:rPr>
@@ -979,7 +979,7 @@
         <w:rPr>
           <w:noProof/>
         </w:rPr>
-        <w:instrText xml:space="preserve"> PAGEREF _Toc243056772 \h </w:instrText>
+        <w:instrText xml:space="preserve"> PAGEREF _Toc243661657 \h </w:instrText>
       </w:r>
       <w:r>
         <w:rPr>
@@ -1062,7 +1062,7 @@
         <w:rPr>
           <w:noProof/>
         </w:rPr>
-        <w:instrText xml:space="preserve"> PAGEREF _Toc243056773 \h </w:instrText>
+        <w:instrText xml:space="preserve"> PAGEREF _Toc243661658 \h </w:instrText>
       </w:r>
       <w:r>
         <w:rPr>
@@ -1145,7 +1145,7 @@
         <w:rPr>
           <w:noProof/>
         </w:rPr>
-        <w:instrText xml:space="preserve"> PAGEREF _Toc243056774 \h </w:instrText>
+        <w:instrText xml:space="preserve"> PAGEREF _Toc243661659 \h </w:instrText>
       </w:r>
       <w:r>
         <w:rPr>
@@ -1228,7 +1228,7 @@
         <w:rPr>
           <w:noProof/>
         </w:rPr>
-        <w:instrText xml:space="preserve"> PAGEREF _Toc243056775 \h </w:instrText>
+        <w:instrText xml:space="preserve"> PAGEREF _Toc243661660 \h </w:instrText>
       </w:r>
       <w:r>
         <w:rPr>
@@ -1311,7 +1311,7 @@
         <w:rPr>
           <w:noProof/>
         </w:rPr>
-        <w:instrText xml:space="preserve"> PAGEREF _Toc243056776 \h </w:instrText>
+        <w:instrText xml:space="preserve"> PAGEREF _Toc243661661 \h </w:instrText>
       </w:r>
       <w:r>
         <w:rPr>
@@ -1394,7 +1394,7 @@
         <w:rPr>
           <w:noProof/>
         </w:rPr>
-        <w:instrText xml:space="preserve"> PAGEREF _Toc243056777 \h </w:instrText>
+        <w:instrText xml:space="preserve"> PAGEREF _Toc243661662 \h </w:instrText>
       </w:r>
       <w:r>
         <w:rPr>
@@ -1477,7 +1477,7 @@
         <w:rPr>
           <w:noProof/>
         </w:rPr>
-        <w:instrText xml:space="preserve"> PAGEREF _Toc243056778 \h </w:instrText>
+        <w:instrText xml:space="preserve"> PAGEREF _Toc243661663 \h </w:instrText>
       </w:r>
       <w:r>
         <w:rPr>
@@ -1560,7 +1560,7 @@
         <w:rPr>
           <w:noProof/>
         </w:rPr>
-        <w:instrText xml:space="preserve"> PAGEREF _Toc243056779 \h </w:instrText>
+        <w:instrText xml:space="preserve"> PAGEREF _Toc243661664 \h </w:instrText>
       </w:r>
       <w:r>
         <w:rPr>
@@ -1643,7 +1643,7 @@
         <w:rPr>
           <w:noProof/>
         </w:rPr>
-        <w:instrText xml:space="preserve"> PAGEREF _Toc243056780 \h </w:instrText>
+        <w:instrText xml:space="preserve"> PAGEREF _Toc243661665 \h </w:instrText>
       </w:r>
       <w:r>
         <w:rPr>
@@ -1728,7 +1728,7 @@
         <w:rPr>
           <w:noProof/>
         </w:rPr>
-        <w:instrText xml:space="preserve"> PAGEREF _Toc243056781 \h </w:instrText>
+        <w:instrText xml:space="preserve"> PAGEREF _Toc243661666 \h </w:instrText>
       </w:r>
       <w:r>
         <w:rPr>
@@ -1811,7 +1811,7 @@
         <w:rPr>
           <w:noProof/>
         </w:rPr>
-        <w:instrText xml:space="preserve"> PAGEREF _Toc243056782 \h </w:instrText>
+        <w:instrText xml:space="preserve"> PAGEREF _Toc243661667 \h </w:instrText>
       </w:r>
       <w:r>
         <w:rPr>
@@ -1894,7 +1894,7 @@
         <w:rPr>
           <w:noProof/>
         </w:rPr>
-        <w:instrText xml:space="preserve"> PAGEREF _Toc243056783 \h </w:instrText>
+        <w:instrText xml:space="preserve"> PAGEREF _Toc243661668 \h </w:instrText>
       </w:r>
       <w:r>
         <w:rPr>
@@ -1977,7 +1977,7 @@
         <w:rPr>
           <w:noProof/>
         </w:rPr>
-        <w:instrText xml:space="preserve"> PAGEREF _Toc243056784 \h </w:instrText>
+        <w:instrText xml:space="preserve"> PAGEREF _Toc243661669 \h </w:instrText>
       </w:r>
       <w:r>
         <w:rPr>
@@ -2062,7 +2062,7 @@
         <w:rPr>
           <w:noProof/>
         </w:rPr>
-        <w:instrText xml:space="preserve"> PAGEREF _Toc243056785 \h </w:instrText>
+        <w:instrText xml:space="preserve"> PAGEREF _Toc243661670 \h </w:instrText>
       </w:r>
       <w:r>
         <w:rPr>
@@ -2147,7 +2147,7 @@
         <w:rPr>
           <w:noProof/>
         </w:rPr>
-        <w:instrText xml:space="preserve"> PAGEREF _Toc243056786 \h </w:instrText>
+        <w:instrText xml:space="preserve"> PAGEREF _Toc243661671 \h </w:instrText>
       </w:r>
       <w:r>
         <w:rPr>
@@ -2230,7 +2230,7 @@
         <w:rPr>
           <w:noProof/>
         </w:rPr>
-        <w:instrText xml:space="preserve"> PAGEREF _Toc243056787 \h </w:instrText>
+        <w:instrText xml:space="preserve"> PAGEREF _Toc243661672 \h </w:instrText>
       </w:r>
       <w:r>
         <w:rPr>
@@ -2313,7 +2313,7 @@
         <w:rPr>
           <w:noProof/>
         </w:rPr>
-        <w:instrText xml:space="preserve"> PAGEREF _Toc243056788 \h </w:instrText>
+        <w:instrText xml:space="preserve"> PAGEREF _Toc243661673 \h </w:instrText>
       </w:r>
       <w:r>
         <w:rPr>
@@ -2398,7 +2398,7 @@
         <w:rPr>
           <w:noProof/>
         </w:rPr>
-        <w:instrText xml:space="preserve"> PAGEREF _Toc243056789 \h </w:instrText>
+        <w:instrText xml:space="preserve"> PAGEREF _Toc243661674 \h </w:instrText>
       </w:r>
       <w:r>
         <w:rPr>
@@ -2483,7 +2483,7 @@
         <w:rPr>
           <w:noProof/>
         </w:rPr>
-        <w:instrText xml:space="preserve"> PAGEREF _Toc243056790 \h </w:instrText>
+        <w:instrText xml:space="preserve"> PAGEREF _Toc243661675 \h </w:instrText>
       </w:r>
       <w:r>
         <w:rPr>
@@ -2566,7 +2566,7 @@
         <w:rPr>
           <w:noProof/>
         </w:rPr>
-        <w:instrText xml:space="preserve"> PAGEREF _Toc243056791 \h </w:instrText>
+        <w:instrText xml:space="preserve"> PAGEREF _Toc243661676 \h </w:instrText>
       </w:r>
       <w:r>
         <w:rPr>
@@ -2651,7 +2651,7 @@
         <w:rPr>
           <w:noProof/>
         </w:rPr>
-        <w:instrText xml:space="preserve"> PAGEREF _Toc243056792 \h </w:instrText>
+        <w:instrText xml:space="preserve"> PAGEREF _Toc243661677 \h </w:instrText>
       </w:r>
       <w:r>
         <w:rPr>
@@ -2710,7 +2710,7 @@
         </w:rPr>
         <w:br w:type="page"/>
       </w:r>
-      <w:bookmarkStart w:id="0" w:name="_Toc243056762"/>
+      <w:bookmarkStart w:id="0" w:name="_Toc243661647"/>
       <w:r>
         <w:rPr>
           <w:lang w:val="it-IT"/>
@@ -2724,7 +2724,7 @@
       <w:pPr>
         <w:pStyle w:val="Titolo2"/>
       </w:pPr>
-      <w:bookmarkStart w:id="1" w:name="_Toc243056763"/>
+      <w:bookmarkStart w:id="1" w:name="_Toc243661648"/>
       <w:r>
         <w:t>Informazioni sul progetto</w:t>
       </w:r>
@@ -2842,7 +2842,7 @@
       <w:pPr>
         <w:pStyle w:val="Titolo2"/>
       </w:pPr>
-      <w:bookmarkStart w:id="2" w:name="_Toc243056764"/>
+      <w:bookmarkStart w:id="2" w:name="_Toc243661649"/>
       <w:r>
         <w:t>Abstract</w:t>
       </w:r>
@@ -3097,7 +3097,7 @@
       <w:pPr>
         <w:pStyle w:val="Titolo2"/>
       </w:pPr>
-      <w:bookmarkStart w:id="3" w:name="_Toc243056765"/>
+      <w:bookmarkStart w:id="3" w:name="_Toc243661650"/>
       <w:r>
         <w:t>Scopo</w:t>
       </w:r>
@@ -3151,7 +3151,7 @@
       <w:r>
         <w:br w:type="page"/>
       </w:r>
-      <w:bookmarkStart w:id="4" w:name="_Toc243056766"/>
+      <w:bookmarkStart w:id="4" w:name="_Toc243661651"/>
       <w:r>
         <w:rPr>
           <w:lang w:val="it-IT"/>
@@ -3165,7 +3165,7 @@
       <w:pPr>
         <w:pStyle w:val="Titolo2"/>
       </w:pPr>
-      <w:bookmarkStart w:id="5" w:name="_Toc243056767"/>
+      <w:bookmarkStart w:id="5" w:name="_Toc243661652"/>
       <w:r>
         <w:t>Analisi e s</w:t>
       </w:r>
@@ -3185,7 +3185,7 @@
         <w:pStyle w:val="Titolo3"/>
         <w:spacing w:before="0"/>
       </w:pPr>
-      <w:bookmarkStart w:id="6" w:name="_Toc243056768"/>
+      <w:bookmarkStart w:id="6" w:name="_Toc243661653"/>
       <w:r>
         <w:t>Requisiti funzionali</w:t>
       </w:r>
@@ -7424,7 +7424,7 @@
       <w:pPr>
         <w:pStyle w:val="Titolo3"/>
       </w:pPr>
-      <w:bookmarkStart w:id="8" w:name="_Toc243056769"/>
+      <w:bookmarkStart w:id="8" w:name="_Toc243661654"/>
       <w:r>
         <w:t>Requisiti Non Funzionali</w:t>
       </w:r>
@@ -10070,7 +10070,7 @@
         <w:pStyle w:val="Titolo2"/>
         <w:ind w:left="578" w:hanging="578"/>
       </w:pPr>
-      <w:bookmarkStart w:id="9" w:name="_Toc243056770"/>
+      <w:bookmarkStart w:id="9" w:name="_Toc243661655"/>
       <w:r>
         <w:t>Use case</w:t>
       </w:r>
@@ -10307,7 +10307,7 @@
       <w:pPr>
         <w:pStyle w:val="Titolo2"/>
       </w:pPr>
-      <w:bookmarkStart w:id="10" w:name="_Toc243056771"/>
+      <w:bookmarkStart w:id="10" w:name="_Toc243661656"/>
       <w:r>
         <w:lastRenderedPageBreak/>
         <w:t>Pianificazione</w:t>
@@ -10571,7 +10571,7 @@
       <w:pPr>
         <w:pStyle w:val="Titolo2"/>
       </w:pPr>
-      <w:bookmarkStart w:id="11" w:name="_Toc243056772"/>
+      <w:bookmarkStart w:id="11" w:name="_Toc243661657"/>
       <w:r>
         <w:t>Analisi dei mezzi</w:t>
       </w:r>
@@ -10619,7 +10619,7 @@
         <w:pStyle w:val="Titolo3"/>
       </w:pPr>
       <w:bookmarkStart w:id="12" w:name="_Toc413411419"/>
-      <w:bookmarkStart w:id="13" w:name="_Toc243056773"/>
+      <w:bookmarkStart w:id="13" w:name="_Toc243661658"/>
       <w:r>
         <w:t>Software</w:t>
       </w:r>
@@ -10747,7 +10747,7 @@
         <w:pStyle w:val="Titolo3"/>
       </w:pPr>
       <w:bookmarkStart w:id="14" w:name="_Toc413411420"/>
-      <w:bookmarkStart w:id="15" w:name="_Toc243056774"/>
+      <w:bookmarkStart w:id="15" w:name="_Toc243661659"/>
       <w:r>
         <w:t>Hardware</w:t>
       </w:r>
@@ -10784,7 +10784,7 @@
         <w:pStyle w:val="Titolo1"/>
       </w:pPr>
       <w:bookmarkStart w:id="16" w:name="_Toc429059808"/>
-      <w:bookmarkStart w:id="17" w:name="_Toc243056775"/>
+      <w:bookmarkStart w:id="17" w:name="_Toc243661660"/>
       <w:r>
         <w:lastRenderedPageBreak/>
         <w:t>Progettazione</w:t>
@@ -10844,7 +10844,7 @@
         <w:pStyle w:val="Titolo2"/>
       </w:pPr>
       <w:bookmarkStart w:id="18" w:name="_Toc429059809"/>
-      <w:bookmarkStart w:id="19" w:name="_Toc243056776"/>
+      <w:bookmarkStart w:id="19" w:name="_Toc243661661"/>
       <w:r>
         <w:t>Design dell’architettura del sistema</w:t>
       </w:r>
@@ -10995,7 +10995,7 @@
         <w:pStyle w:val="Titolo2"/>
       </w:pPr>
       <w:bookmarkStart w:id="20" w:name="_Toc429059810"/>
-      <w:bookmarkStart w:id="21" w:name="_Toc243056777"/>
+      <w:bookmarkStart w:id="21" w:name="_Toc243661662"/>
       <w:r>
         <w:rPr>
           <w:noProof/>
@@ -11295,6 +11295,101 @@
         <w:rPr>
           <w:lang w:val="it-IT"/>
         </w:rPr>
+        <w:t xml:space="preserve">Per impostare </w:t>
+      </w:r>
+      <w:proofErr w:type="spellStart"/>
+      <w:r>
+        <w:rPr>
+          <w:lang w:val="it-IT"/>
+        </w:rPr>
+        <w:t>SQLite</w:t>
+      </w:r>
+      <w:proofErr w:type="spellEnd"/>
+      <w:r>
+        <w:rPr>
+          <w:lang w:val="it-IT"/>
+        </w:rPr>
+        <w:t xml:space="preserve"> nel mio progetto ho </w:t>
+      </w:r>
+      <w:r>
+        <w:rPr>
+          <w:lang w:val="it-IT"/>
+        </w:rPr>
+        <w:t xml:space="preserve">dovuto scaricare NuGet4Unity che è un gestore di pacchetti utilizzato in .NET, ma in questo caso è apposito per il mio progetto in </w:t>
+      </w:r>
+      <w:proofErr w:type="spellStart"/>
+      <w:r>
+        <w:rPr>
+          <w:lang w:val="it-IT"/>
+        </w:rPr>
+        <w:t>Unity</w:t>
+      </w:r>
+      <w:proofErr w:type="spellEnd"/>
+      <w:r>
+        <w:rPr>
+          <w:lang w:val="it-IT"/>
+        </w:rPr>
+        <w:t>.</w:t>
+      </w:r>
+      <w:r>
+        <w:rPr>
+          <w:lang w:val="it-IT"/>
+        </w:rPr>
+        <w:br/>
+        <w:t xml:space="preserve">Tramite questo ho potuto, tramite i pacchetti </w:t>
+      </w:r>
+      <w:proofErr w:type="spellStart"/>
+      <w:r>
+        <w:rPr>
+          <w:lang w:val="it-IT"/>
+        </w:rPr>
+        <w:t>NuGet</w:t>
+      </w:r>
+      <w:proofErr w:type="spellEnd"/>
+      <w:r>
+        <w:rPr>
+          <w:lang w:val="it-IT"/>
+        </w:rPr>
+        <w:t xml:space="preserve">, scaricare </w:t>
+      </w:r>
+      <w:proofErr w:type="spellStart"/>
+      <w:r>
+        <w:rPr>
+          <w:lang w:val="it-IT"/>
+        </w:rPr>
+        <w:t>SQLite</w:t>
+      </w:r>
+      <w:proofErr w:type="spellEnd"/>
+      <w:r>
+        <w:rPr>
+          <w:lang w:val="it-IT"/>
+        </w:rPr>
+        <w:t xml:space="preserve"> direttamente nel progetto nella cartella Assets/Packages.</w:t>
+      </w:r>
+    </w:p>
+    <w:p>
+      <w:pPr>
+        <w:rPr>
+          <w:lang w:val="it-IT"/>
+        </w:rPr>
+      </w:pPr>
+      <w:r>
+        <w:rPr>
+          <w:lang w:val="it-IT"/>
+        </w:rPr>
+        <w:t>Ora posso creare degli script da utilizzare nel database locale.</w:t>
+      </w:r>
+    </w:p>
+    <w:p>
+      <w:pPr>
+        <w:rPr>
+          <w:lang w:val="it-IT"/>
+        </w:rPr>
+      </w:pPr>
+      <w:r>
+        <w:rPr>
+          <w:lang w:val="it-IT"/>
+        </w:rPr>
         <w:br/>
         <w:t xml:space="preserve">*strutture dati, schema e-r per </w:t>
       </w:r>
@@ -11318,7 +11413,7 @@
         <w:pStyle w:val="Titolo2"/>
       </w:pPr>
       <w:bookmarkStart w:id="22" w:name="_Toc429059811"/>
-      <w:bookmarkStart w:id="23" w:name="_Toc243056778"/>
+      <w:bookmarkStart w:id="23" w:name="_Toc243661663"/>
       <w:r>
         <w:lastRenderedPageBreak/>
         <w:t>Design delle interfacce</w:t>
@@ -11424,7 +11519,7 @@
         <w:pStyle w:val="Titolo2"/>
       </w:pPr>
       <w:bookmarkStart w:id="24" w:name="_Toc429059812"/>
-      <w:bookmarkStart w:id="25" w:name="_Toc243056779"/>
+      <w:bookmarkStart w:id="25" w:name="_Toc243661664"/>
       <w:r>
         <w:lastRenderedPageBreak/>
         <w:t>Design procedurale</w:t>
@@ -11581,7 +11676,7 @@
         </w:pBdr>
       </w:pPr>
       <w:bookmarkStart w:id="26" w:name="_Toc461179222"/>
-      <w:bookmarkStart w:id="27" w:name="_Toc243056780"/>
+      <w:bookmarkStart w:id="27" w:name="_Toc243661665"/>
       <w:r>
         <w:lastRenderedPageBreak/>
         <w:t>Implementazione</w:t>
@@ -11657,7 +11752,7 @@
         </w:rPr>
       </w:pPr>
       <w:bookmarkStart w:id="28" w:name="_Toc461179223"/>
-      <w:bookmarkStart w:id="29" w:name="_Toc243056781"/>
+      <w:bookmarkStart w:id="29" w:name="_Toc243661666"/>
       <w:r>
         <w:rPr>
           <w:lang w:val="it-IT"/>
@@ -11672,7 +11767,7 @@
         <w:pStyle w:val="Titolo2"/>
       </w:pPr>
       <w:bookmarkStart w:id="30" w:name="_Toc461179224"/>
-      <w:bookmarkStart w:id="31" w:name="_Toc243056782"/>
+      <w:bookmarkStart w:id="31" w:name="_Toc243661667"/>
       <w:r>
         <w:t>Protocollo di test</w:t>
       </w:r>
@@ -12723,7 +12818,7 @@
       <w:pPr>
         <w:pStyle w:val="Titolo2"/>
       </w:pPr>
-      <w:bookmarkStart w:id="33" w:name="_Toc243056783"/>
+      <w:bookmarkStart w:id="33" w:name="_Toc243661668"/>
       <w:r>
         <w:lastRenderedPageBreak/>
         <w:t>Risultati test</w:t>
@@ -12749,7 +12844,7 @@
         <w:pStyle w:val="Titolo2"/>
       </w:pPr>
       <w:bookmarkStart w:id="34" w:name="_Toc461179226"/>
-      <w:bookmarkStart w:id="35" w:name="_Toc243056784"/>
+      <w:bookmarkStart w:id="35" w:name="_Toc243661669"/>
       <w:r>
         <w:t>Mancanze</w:t>
       </w:r>
@@ -12780,7 +12875,7 @@
         </w:rPr>
       </w:pPr>
       <w:bookmarkStart w:id="36" w:name="_Toc461179227"/>
-      <w:bookmarkStart w:id="37" w:name="_Toc243056785"/>
+      <w:bookmarkStart w:id="37" w:name="_Toc243661670"/>
       <w:r>
         <w:rPr>
           <w:lang w:val="it-IT"/>
@@ -12849,7 +12944,7 @@
         </w:rPr>
       </w:pPr>
       <w:bookmarkStart w:id="38" w:name="_Toc461179228"/>
-      <w:bookmarkStart w:id="39" w:name="_Toc243056786"/>
+      <w:bookmarkStart w:id="39" w:name="_Toc243661671"/>
       <w:r>
         <w:rPr>
           <w:lang w:val="it-IT"/>
@@ -12949,7 +13044,7 @@
         <w:pStyle w:val="Titolo2"/>
       </w:pPr>
       <w:bookmarkStart w:id="40" w:name="_Toc461179229"/>
-      <w:bookmarkStart w:id="41" w:name="_Toc243056787"/>
+      <w:bookmarkStart w:id="41" w:name="_Toc243661672"/>
       <w:r>
         <w:t>Sviluppi futuri</w:t>
       </w:r>
@@ -12974,7 +13069,7 @@
         <w:pStyle w:val="Titolo2"/>
       </w:pPr>
       <w:bookmarkStart w:id="42" w:name="_Toc461179230"/>
-      <w:bookmarkStart w:id="43" w:name="_Toc243056788"/>
+      <w:bookmarkStart w:id="43" w:name="_Toc243661673"/>
       <w:r>
         <w:t>Considerazioni personali</w:t>
       </w:r>
@@ -13008,7 +13103,7 @@
         </w:rPr>
       </w:pPr>
       <w:bookmarkStart w:id="44" w:name="_Toc461179232"/>
-      <w:bookmarkStart w:id="45" w:name="_Toc243056789"/>
+      <w:bookmarkStart w:id="45" w:name="_Toc243661674"/>
       <w:r>
         <w:rPr>
           <w:lang w:val="it-IT"/>
@@ -13255,7 +13350,7 @@
           <w:lang w:val="it-IT"/>
         </w:rPr>
       </w:pPr>
-      <w:bookmarkStart w:id="46" w:name="_Toc243056790"/>
+      <w:bookmarkStart w:id="46" w:name="_Toc243661675"/>
       <w:r>
         <w:rPr>
           <w:lang w:val="it-IT"/>
@@ -13271,7 +13366,7 @@
       <w:pPr>
         <w:pStyle w:val="Titolo2"/>
       </w:pPr>
-      <w:bookmarkStart w:id="48" w:name="_Toc243056791"/>
+      <w:bookmarkStart w:id="48" w:name="_Toc243661676"/>
       <w:r>
         <w:t>Sitografia</w:t>
       </w:r>
@@ -13533,7 +13628,7 @@
         </w:rPr>
       </w:pPr>
       <w:bookmarkStart w:id="49" w:name="_Toc461179235"/>
-      <w:bookmarkStart w:id="50" w:name="_Toc243056792"/>
+      <w:bookmarkStart w:id="50" w:name="_Toc243661677"/>
       <w:r>
         <w:rPr>
           <w:lang w:val="it-IT"/>
